--- a/to_be_submitted_docs/测试说明书.docx
+++ b/to_be_submitted_docs/测试说明书.docx
@@ -206,7 +206,7 @@
                 <w:color w:val="111827"/>
                 <w:sz w:val="19"/>
               </w:rPr>
-              <w:t>V2.0（精简实测版）</w:t>
+              <w:t>V2.1（精简实测版）</w:t>
             </w:r>
           </w:p>
         </w:tc>
@@ -316,7 +316,7 @@
                 <w:color w:val="111827"/>
                 <w:sz w:val="21"/>
               </w:rPr>
-              <w:t>正文只保留验收所需的范围、环境、7 个官方要求映射用例、真实结果与限制；附录提供完整专项测试代码和由 JUnit XML 生成的通过截图。</w:t>
+              <w:t>正文集中说明测试范围、执行环境、8 个官方要求映射用例、讲解视频专项用例、真实结果与适用边界；附录提供对应测试代码及两组 8/8 通过截图。</w:t>
             </w:r>
           </w:p>
         </w:tc>
@@ -345,7 +345,7 @@
         <w:rPr>
           <w:rFonts w:ascii="Calibri" w:hAnsi="Calibri" w:eastAsia="Microsoft YaHei"/>
         </w:rPr>
-        <w:t>本次测试验证 ForgeNote 是否具备赛题要求的核心学习闭环，并确认已有回归测试未因专项用例加入而退化。测试结论按实际执行范围分别报告，不再用“所有模块 100% 通过”概括未执行的项目。</w:t>
+        <w:t>本次测试验证 ForgeNote 的核心学习闭环、讲解视频生成管线以及相关回归行为。各项结论均与实际执行命令、用例数量、耗时和证据截图对应。</w:t>
       </w:r>
     </w:p>
     <w:p>
@@ -368,7 +368,22 @@
         <w:rPr>
           <w:rFonts w:ascii="Calibri" w:hAnsi="Calibri" w:eastAsia="Microsoft YaHei"/>
         </w:rPr>
-        <w:t>A3 专项离线验收：画像、多智能体、学习资产、路径、防幻觉、画像更新与流式进度。</w:t>
+        <w:t>A3 专项离线验收：画像、多智能体、学习资产、路径、防幻觉、画像更新、流式进度与视频时间轴。</w:t>
+      </w:r>
+    </w:p>
+    <w:p>
+      <w:pPr>
+        <w:spacing w:after="80" w:line="300" w:lineRule="auto"/>
+        <w:numPr>
+          <w:ilvl w:val="0"/>
+          <w:numId w:val="12"/>
+        </w:numPr>
+      </w:pPr>
+      <w:r>
+        <w:rPr>
+          <w:rFonts w:ascii="Calibri" w:hAnsi="Calibri" w:eastAsia="Microsoft YaHei"/>
+        </w:rPr>
+        <w:t>讲解视频专项：脚本视觉提示、真实 TTS 时间点、关键帧图片、FFmpeg 清单与真实 MP4 合成。</w:t>
       </w:r>
     </w:p>
     <w:p>
@@ -877,7 +892,7 @@
                 <w:color w:val="111827"/>
                 <w:sz w:val="18"/>
               </w:rPr>
-              <w:t>pytest/Vitest 控制台输出与 pytest JUnit XML</w:t>
+              <w:t>pytest/Vitest 实际控制台输出；高清结果截图</w:t>
             </w:r>
           </w:p>
         </w:tc>
@@ -907,6 +922,19 @@
           <w:sz w:val="17"/>
         </w:rPr>
         <w:t>uv run pytest -q tests/test_submission_acceptance.py</w:t>
+      </w:r>
+    </w:p>
+    <w:p>
+      <w:pPr>
+        <w:pStyle w:val="CodeBlock"/>
+        <w:shd w:fill="F7F9FC"/>
+      </w:pPr>
+      <w:r>
+        <w:rPr>
+          <w:rFonts w:ascii="Consolas" w:hAnsi="Consolas" w:eastAsia="Microsoft YaHei"/>
+          <w:sz w:val="17"/>
+        </w:rPr>
+        <w:t>uv run pytest -q tests/test_explainer_video.py</w:t>
       </w:r>
     </w:p>
     <w:p>
@@ -1821,6 +1849,112 @@
           </w:p>
         </w:tc>
       </w:tr>
+      <w:tr>
+        <w:tc>
+          <w:tcPr>
+            <w:tcW w:type="dxa" w:w="1000"/>
+            <w:shd w:fill="FAFCFE"/>
+            <w:tcMar>
+              <w:top w:w="80" w:type="dxa"/>
+              <w:bottom w:w="80" w:type="dxa"/>
+              <w:start w:w="120" w:type="dxa"/>
+              <w:end w:w="120" w:type="dxa"/>
+            </w:tcMar>
+            <w:vAlign w:val="center"/>
+          </w:tcPr>
+          <w:p>
+            <w:pPr>
+              <w:spacing w:after="0" w:line="276" w:lineRule="auto"/>
+            </w:pPr>
+            <w:r>
+              <w:rPr>
+                <w:rFonts w:ascii="Calibri" w:hAnsi="Calibri" w:eastAsia="Microsoft YaHei"/>
+                <w:color w:val="111827"/>
+                <w:sz w:val="17"/>
+              </w:rPr>
+              <w:t>A3-08</w:t>
+            </w:r>
+          </w:p>
+        </w:tc>
+        <w:tc>
+          <w:tcPr>
+            <w:tcW w:type="dxa" w:w="2200"/>
+            <w:shd w:fill="FAFCFE"/>
+            <w:tcMar>
+              <w:top w:w="80" w:type="dxa"/>
+              <w:bottom w:w="80" w:type="dxa"/>
+              <w:start w:w="120" w:type="dxa"/>
+              <w:end w:w="120" w:type="dxa"/>
+            </w:tcMar>
+            <w:vAlign w:val="center"/>
+          </w:tcPr>
+          <w:p>
+            <w:pPr>
+              <w:spacing w:after="0" w:line="276" w:lineRule="auto"/>
+            </w:pPr>
+            <w:r>
+              <w:rPr>
+                <w:rFonts w:ascii="Calibri" w:hAnsi="Calibri" w:eastAsia="Microsoft YaHei"/>
+                <w:color w:val="111827"/>
+                <w:sz w:val="17"/>
+              </w:rPr>
+              <w:t>讲解视频时间轴</w:t>
+            </w:r>
+          </w:p>
+        </w:tc>
+        <w:tc>
+          <w:tcPr>
+            <w:tcW w:type="dxa" w:w="4860"/>
+            <w:shd w:fill="FAFCFE"/>
+            <w:tcMar>
+              <w:top w:w="80" w:type="dxa"/>
+              <w:bottom w:w="80" w:type="dxa"/>
+              <w:start w:w="120" w:type="dxa"/>
+              <w:end w:w="120" w:type="dxa"/>
+            </w:tcMar>
+            <w:vAlign w:val="center"/>
+          </w:tcPr>
+          <w:p>
+            <w:pPr>
+              <w:spacing w:after="0" w:line="276" w:lineRule="auto"/>
+            </w:pPr>
+            <w:r>
+              <w:rPr>
+                <w:rFonts w:ascii="Calibri" w:hAnsi="Calibri" w:eastAsia="Microsoft YaHei"/>
+                <w:color w:val="111827"/>
+                <w:sz w:val="17"/>
+              </w:rPr>
+              <w:t>关键帧 time_index 来自真实台词 start_time</w:t>
+            </w:r>
+          </w:p>
+        </w:tc>
+        <w:tc>
+          <w:tcPr>
+            <w:tcW w:type="dxa" w:w="1300"/>
+            <w:shd w:fill="FAFCFE"/>
+            <w:tcMar>
+              <w:top w:w="80" w:type="dxa"/>
+              <w:bottom w:w="80" w:type="dxa"/>
+              <w:start w:w="120" w:type="dxa"/>
+              <w:end w:w="120" w:type="dxa"/>
+            </w:tcMar>
+            <w:vAlign w:val="center"/>
+          </w:tcPr>
+          <w:p>
+            <w:pPr>
+              <w:spacing w:after="0" w:line="276" w:lineRule="auto"/>
+            </w:pPr>
+            <w:r>
+              <w:rPr>
+                <w:rFonts w:ascii="Calibri" w:hAnsi="Calibri" w:eastAsia="Microsoft YaHei"/>
+                <w:color w:val="111827"/>
+                <w:sz w:val="17"/>
+              </w:rPr>
+              <w:t>PASS</w:t>
+            </w:r>
+          </w:p>
+        </w:tc>
+      </w:tr>
     </w:tbl>
     <w:p>
       <w:pPr>
@@ -1877,7 +2011,7 @@
                 <w:color w:val="111827"/>
                 <w:sz w:val="21"/>
               </w:rPr>
-              <w:t>专项用例直接调用生产代码，不 mock 核心编排结果；仅避开数据库和外部供应商，因此适合作为答辩现场的快速复现测试。</w:t>
+              <w:t>专项用例直接调用生产编排与媒体合成代码。离线用例不依赖数据库和付费模型；其中一项使用真实音频、真实产品截图和 FFmpeg生成可播放 MP4，用于验证本地合成链路。</w:t>
             </w:r>
           </w:p>
         </w:tc>
@@ -2082,7 +2216,7 @@
                 <w:color w:val="111827"/>
                 <w:sz w:val="17"/>
               </w:rPr>
-              <w:t>7 passed</w:t>
+              <w:t>8 passed</w:t>
             </w:r>
           </w:p>
         </w:tc>
@@ -2107,7 +2241,7 @@
                 <w:color w:val="111827"/>
                 <w:sz w:val="17"/>
               </w:rPr>
-              <w:t>4.02 s</w:t>
+              <w:t>10.18 s</w:t>
             </w:r>
           </w:p>
         </w:tc>
@@ -2160,7 +2294,7 @@
                 <w:color w:val="111827"/>
                 <w:sz w:val="17"/>
               </w:rPr>
-              <w:t>学习编排回归</w:t>
+              <w:t>讲解视频专项</w:t>
             </w:r>
           </w:p>
         </w:tc>
@@ -2186,7 +2320,7 @@
                 <w:color w:val="111827"/>
                 <w:sz w:val="17"/>
               </w:rPr>
-              <w:t>30 passed</w:t>
+              <w:t>8 passed</w:t>
             </w:r>
           </w:p>
         </w:tc>
@@ -2212,7 +2346,215 @@
                 <w:color w:val="111827"/>
                 <w:sz w:val="17"/>
               </w:rPr>
-              <w:t>57.71 s</w:t>
+              <w:t>6.41 s</w:t>
+            </w:r>
+          </w:p>
+        </w:tc>
+        <w:tc>
+          <w:tcPr>
+            <w:tcW w:type="dxa" w:w="2860"/>
+            <w:shd w:fill="FAFCFE"/>
+            <w:tcMar>
+              <w:top w:w="80" w:type="dxa"/>
+              <w:bottom w:w="80" w:type="dxa"/>
+              <w:start w:w="120" w:type="dxa"/>
+              <w:end w:w="120" w:type="dxa"/>
+            </w:tcMar>
+            <w:vAlign w:val="center"/>
+          </w:tcPr>
+          <w:p>
+            <w:pPr>
+              <w:spacing w:after="0" w:line="276" w:lineRule="auto"/>
+            </w:pPr>
+            <w:r>
+              <w:rPr>
+                <w:rFonts w:ascii="Calibri" w:hAnsi="Calibri" w:eastAsia="Microsoft YaHei"/>
+                <w:color w:val="111827"/>
+                <w:sz w:val="17"/>
+              </w:rPr>
+              <w:t>含 1 个真实 FFmpeg 集成用例</w:t>
+            </w:r>
+          </w:p>
+        </w:tc>
+      </w:tr>
+      <w:tr>
+        <w:tc>
+          <w:tcPr>
+            <w:tcW w:type="dxa" w:w="2200"/>
+            <w:tcMar>
+              <w:top w:w="80" w:type="dxa"/>
+              <w:bottom w:w="80" w:type="dxa"/>
+              <w:start w:w="120" w:type="dxa"/>
+              <w:end w:w="120" w:type="dxa"/>
+            </w:tcMar>
+            <w:vAlign w:val="center"/>
+          </w:tcPr>
+          <w:p>
+            <w:pPr>
+              <w:spacing w:after="0" w:line="276" w:lineRule="auto"/>
+            </w:pPr>
+            <w:r>
+              <w:rPr>
+                <w:rFonts w:ascii="Calibri" w:hAnsi="Calibri" w:eastAsia="Microsoft YaHei"/>
+                <w:color w:val="111827"/>
+                <w:sz w:val="17"/>
+              </w:rPr>
+              <w:t>学习编排回归</w:t>
+            </w:r>
+          </w:p>
+        </w:tc>
+        <w:tc>
+          <w:tcPr>
+            <w:tcW w:type="dxa" w:w="2600"/>
+            <w:tcMar>
+              <w:top w:w="80" w:type="dxa"/>
+              <w:bottom w:w="80" w:type="dxa"/>
+              <w:start w:w="120" w:type="dxa"/>
+              <w:end w:w="120" w:type="dxa"/>
+            </w:tcMar>
+            <w:vAlign w:val="center"/>
+          </w:tcPr>
+          <w:p>
+            <w:pPr>
+              <w:spacing w:after="0" w:line="276" w:lineRule="auto"/>
+            </w:pPr>
+            <w:r>
+              <w:rPr>
+                <w:rFonts w:ascii="Calibri" w:hAnsi="Calibri" w:eastAsia="Microsoft YaHei"/>
+                <w:color w:val="111827"/>
+                <w:sz w:val="17"/>
+              </w:rPr>
+              <w:t>31 passed</w:t>
+            </w:r>
+          </w:p>
+        </w:tc>
+        <w:tc>
+          <w:tcPr>
+            <w:tcW w:type="dxa" w:w="1700"/>
+            <w:tcMar>
+              <w:top w:w="80" w:type="dxa"/>
+              <w:bottom w:w="80" w:type="dxa"/>
+              <w:start w:w="120" w:type="dxa"/>
+              <w:end w:w="120" w:type="dxa"/>
+            </w:tcMar>
+            <w:vAlign w:val="center"/>
+          </w:tcPr>
+          <w:p>
+            <w:pPr>
+              <w:spacing w:after="0" w:line="276" w:lineRule="auto"/>
+            </w:pPr>
+            <w:r>
+              <w:rPr>
+                <w:rFonts w:ascii="Calibri" w:hAnsi="Calibri" w:eastAsia="Microsoft YaHei"/>
+                <w:color w:val="111827"/>
+                <w:sz w:val="17"/>
+              </w:rPr>
+              <w:t>57.34 s</w:t>
+            </w:r>
+          </w:p>
+        </w:tc>
+        <w:tc>
+          <w:tcPr>
+            <w:tcW w:type="dxa" w:w="2860"/>
+            <w:tcMar>
+              <w:top w:w="80" w:type="dxa"/>
+              <w:bottom w:w="80" w:type="dxa"/>
+              <w:start w:w="120" w:type="dxa"/>
+              <w:end w:w="120" w:type="dxa"/>
+            </w:tcMar>
+            <w:vAlign w:val="center"/>
+          </w:tcPr>
+          <w:p>
+            <w:pPr>
+              <w:spacing w:after="0" w:line="276" w:lineRule="auto"/>
+            </w:pPr>
+            <w:r>
+              <w:rPr>
+                <w:rFonts w:ascii="Calibri" w:hAnsi="Calibri" w:eastAsia="Microsoft YaHei"/>
+                <w:color w:val="111827"/>
+                <w:sz w:val="17"/>
+              </w:rPr>
+              <w:t>2 条依赖弃用 warning</w:t>
+            </w:r>
+          </w:p>
+        </w:tc>
+      </w:tr>
+      <w:tr>
+        <w:tc>
+          <w:tcPr>
+            <w:tcW w:type="dxa" w:w="2200"/>
+            <w:shd w:fill="FAFCFE"/>
+            <w:tcMar>
+              <w:top w:w="80" w:type="dxa"/>
+              <w:bottom w:w="80" w:type="dxa"/>
+              <w:start w:w="120" w:type="dxa"/>
+              <w:end w:w="120" w:type="dxa"/>
+            </w:tcMar>
+            <w:vAlign w:val="center"/>
+          </w:tcPr>
+          <w:p>
+            <w:pPr>
+              <w:spacing w:after="0" w:line="276" w:lineRule="auto"/>
+            </w:pPr>
+            <w:r>
+              <w:rPr>
+                <w:rFonts w:ascii="Calibri" w:hAnsi="Calibri" w:eastAsia="Microsoft YaHei"/>
+                <w:color w:val="111827"/>
+                <w:sz w:val="17"/>
+              </w:rPr>
+              <w:t>后端全量回归</w:t>
+            </w:r>
+          </w:p>
+        </w:tc>
+        <w:tc>
+          <w:tcPr>
+            <w:tcW w:type="dxa" w:w="2600"/>
+            <w:shd w:fill="FAFCFE"/>
+            <w:tcMar>
+              <w:top w:w="80" w:type="dxa"/>
+              <w:bottom w:w="80" w:type="dxa"/>
+              <w:start w:w="120" w:type="dxa"/>
+              <w:end w:w="120" w:type="dxa"/>
+            </w:tcMar>
+            <w:vAlign w:val="center"/>
+          </w:tcPr>
+          <w:p>
+            <w:pPr>
+              <w:spacing w:after="0" w:line="276" w:lineRule="auto"/>
+            </w:pPr>
+            <w:r>
+              <w:rPr>
+                <w:rFonts w:ascii="Calibri" w:hAnsi="Calibri" w:eastAsia="Microsoft YaHei"/>
+                <w:color w:val="111827"/>
+                <w:sz w:val="17"/>
+              </w:rPr>
+              <w:t>282 passed</w:t>
+            </w:r>
+          </w:p>
+        </w:tc>
+        <w:tc>
+          <w:tcPr>
+            <w:tcW w:type="dxa" w:w="1700"/>
+            <w:shd w:fill="FAFCFE"/>
+            <w:tcMar>
+              <w:top w:w="80" w:type="dxa"/>
+              <w:bottom w:w="80" w:type="dxa"/>
+              <w:start w:w="120" w:type="dxa"/>
+              <w:end w:w="120" w:type="dxa"/>
+            </w:tcMar>
+            <w:vAlign w:val="center"/>
+          </w:tcPr>
+          <w:p>
+            <w:pPr>
+              <w:spacing w:after="0" w:line="276" w:lineRule="auto"/>
+            </w:pPr>
+            <w:r>
+              <w:rPr>
+                <w:rFonts w:ascii="Calibri" w:hAnsi="Calibri" w:eastAsia="Microsoft YaHei"/>
+                <w:color w:val="111827"/>
+                <w:sz w:val="17"/>
+              </w:rPr>
+              <w:t>140.83 s</w:t>
             </w:r>
           </w:p>
         </w:tc>
@@ -2265,109 +2607,6 @@
                 <w:color w:val="111827"/>
                 <w:sz w:val="17"/>
               </w:rPr>
-              <w:t>后端全量回归</w:t>
-            </w:r>
-          </w:p>
-        </w:tc>
-        <w:tc>
-          <w:tcPr>
-            <w:tcW w:type="dxa" w:w="2600"/>
-            <w:tcMar>
-              <w:top w:w="80" w:type="dxa"/>
-              <w:bottom w:w="80" w:type="dxa"/>
-              <w:start w:w="120" w:type="dxa"/>
-              <w:end w:w="120" w:type="dxa"/>
-            </w:tcMar>
-            <w:vAlign w:val="center"/>
-          </w:tcPr>
-          <w:p>
-            <w:pPr>
-              <w:spacing w:after="0" w:line="276" w:lineRule="auto"/>
-            </w:pPr>
-            <w:r>
-              <w:rPr>
-                <w:rFonts w:ascii="Calibri" w:hAnsi="Calibri" w:eastAsia="Microsoft YaHei"/>
-                <w:color w:val="111827"/>
-                <w:sz w:val="17"/>
-              </w:rPr>
-              <w:t>273 passed</w:t>
-            </w:r>
-          </w:p>
-        </w:tc>
-        <w:tc>
-          <w:tcPr>
-            <w:tcW w:type="dxa" w:w="1700"/>
-            <w:tcMar>
-              <w:top w:w="80" w:type="dxa"/>
-              <w:bottom w:w="80" w:type="dxa"/>
-              <w:start w:w="120" w:type="dxa"/>
-              <w:end w:w="120" w:type="dxa"/>
-            </w:tcMar>
-            <w:vAlign w:val="center"/>
-          </w:tcPr>
-          <w:p>
-            <w:pPr>
-              <w:spacing w:after="0" w:line="276" w:lineRule="auto"/>
-            </w:pPr>
-            <w:r>
-              <w:rPr>
-                <w:rFonts w:ascii="Calibri" w:hAnsi="Calibri" w:eastAsia="Microsoft YaHei"/>
-                <w:color w:val="111827"/>
-                <w:sz w:val="17"/>
-              </w:rPr>
-              <w:t>121.48 s</w:t>
-            </w:r>
-          </w:p>
-        </w:tc>
-        <w:tc>
-          <w:tcPr>
-            <w:tcW w:type="dxa" w:w="2860"/>
-            <w:tcMar>
-              <w:top w:w="80" w:type="dxa"/>
-              <w:bottom w:w="80" w:type="dxa"/>
-              <w:start w:w="120" w:type="dxa"/>
-              <w:end w:w="120" w:type="dxa"/>
-            </w:tcMar>
-            <w:vAlign w:val="center"/>
-          </w:tcPr>
-          <w:p>
-            <w:pPr>
-              <w:spacing w:after="0" w:line="276" w:lineRule="auto"/>
-            </w:pPr>
-            <w:r>
-              <w:rPr>
-                <w:rFonts w:ascii="Calibri" w:hAnsi="Calibri" w:eastAsia="Microsoft YaHei"/>
-                <w:color w:val="111827"/>
-                <w:sz w:val="17"/>
-              </w:rPr>
-              <w:t>2 条依赖弃用 warning</w:t>
-            </w:r>
-          </w:p>
-        </w:tc>
-      </w:tr>
-      <w:tr>
-        <w:tc>
-          <w:tcPr>
-            <w:tcW w:type="dxa" w:w="2200"/>
-            <w:shd w:fill="FAFCFE"/>
-            <w:tcMar>
-              <w:top w:w="80" w:type="dxa"/>
-              <w:bottom w:w="80" w:type="dxa"/>
-              <w:start w:w="120" w:type="dxa"/>
-              <w:end w:w="120" w:type="dxa"/>
-            </w:tcMar>
-            <w:vAlign w:val="center"/>
-          </w:tcPr>
-          <w:p>
-            <w:pPr>
-              <w:spacing w:after="0" w:line="276" w:lineRule="auto"/>
-            </w:pPr>
-            <w:r>
-              <w:rPr>
-                <w:rFonts w:ascii="Calibri" w:hAnsi="Calibri" w:eastAsia="Microsoft YaHei"/>
-                <w:color w:val="111827"/>
-                <w:sz w:val="17"/>
-              </w:rPr>
               <w:t>前端单元/组件</w:t>
             </w:r>
           </w:p>
@@ -2375,7 +2614,6 @@
         <w:tc>
           <w:tcPr>
             <w:tcW w:type="dxa" w:w="2600"/>
-            <w:shd w:fill="FAFCFE"/>
             <w:tcMar>
               <w:top w:w="80" w:type="dxa"/>
               <w:bottom w:w="80" w:type="dxa"/>
@@ -2401,7 +2639,6 @@
         <w:tc>
           <w:tcPr>
             <w:tcW w:type="dxa" w:w="1700"/>
-            <w:shd w:fill="FAFCFE"/>
             <w:tcMar>
               <w:top w:w="80" w:type="dxa"/>
               <w:bottom w:w="80" w:type="dxa"/>
@@ -2420,14 +2657,13 @@
                 <w:color w:val="111827"/>
                 <w:sz w:val="17"/>
               </w:rPr>
-              <w:t>22.73 s</w:t>
+              <w:t>9.60 s</w:t>
             </w:r>
           </w:p>
         </w:tc>
         <w:tc>
           <w:tcPr>
             <w:tcW w:type="dxa" w:w="2860"/>
-            <w:shd w:fill="FAFCFE"/>
             <w:tcMar>
               <w:top w:w="80" w:type="dxa"/>
               <w:bottom w:w="80" w:type="dxa"/>
@@ -2462,7 +2698,7 @@
         <w:rPr>
           <w:rFonts w:ascii="Calibri" w:hAnsi="Calibri" w:eastAsia="Microsoft YaHei"/>
         </w:rPr>
-        <w:t>后端 warning 来自 surreal-commands 的 Pydantic v2 弃用提示，以及 FastAPI TestClient 的 Starlette/httpx 迁移提示；两者未导致测试失败，但应在依赖升级时跟踪。</w:t>
+        <w:t>后端 warning 来自 surreal-commands 的 Pydantic v2 弃用提示，以及 FastAPI TestClient 的 Starlette/httpx 迁移提示；两者未导致测试失败，依赖升级时应继续跟踪。</w:t>
       </w:r>
     </w:p>
     <w:p>
@@ -2523,7 +2759,7 @@
                 <w:color w:val="111827"/>
                 <w:sz w:val="21"/>
               </w:rPr>
-              <w:t>本次可自动化验证的核心学习闭环全部通过；后端全量与前端回归无失败。</w:t>
+              <w:t>核心学习闭环、讲解视频管线以及后端和前端回归均无失败。</w:t>
             </w:r>
           </w:p>
         </w:tc>
@@ -2576,7 +2812,7 @@
         <w:rPr>
           <w:rFonts w:ascii="Calibri" w:hAnsi="Calibri" w:eastAsia="Microsoft YaHei"/>
         </w:rPr>
-        <w:t>多模态质量不能仅用单元测试评估；图片和播客还需人工检查可读性、准确性与音频完整性。</w:t>
+        <w:t>多模态质量还需人工检查图片可读性、内容准确性、音频完整性和视频节奏；自动化测试验证结构与合成契约。</w:t>
       </w:r>
     </w:p>
     <w:p>
@@ -2852,7 +3088,7 @@
           <w:color w:val="111827"/>
           <w:sz w:val="16"/>
         </w:rPr>
-        <w:t xml:space="preserve">015  </w:t>
+        <w:t>015  from forgenote.podcasts.video_creator import build_keyframe_plan</w:t>
       </w:r>
     </w:p>
     <w:p>
@@ -2884,487 +3120,487 @@
           <w:color w:val="111827"/>
           <w:sz w:val="16"/>
         </w:rPr>
-        <w:t>017  EXPECTED_PROFILE_DIMENSIONS = {</w:t>
-      </w:r>
-    </w:p>
-    <w:p>
-      <w:pPr>
-        <w:pStyle w:val="CodeBlock"/>
-        <w:keepNext w:val="0"/>
-        <w:keepLines w:val="0"/>
-        <w:shd w:fill="F7F9FC"/>
-      </w:pPr>
-      <w:r>
-        <w:rPr>
-          <w:rFonts w:ascii="Consolas" w:hAnsi="Consolas" w:eastAsia="Microsoft YaHei"/>
-          <w:color w:val="111827"/>
-          <w:sz w:val="16"/>
-        </w:rPr>
-        <w:t>018      "专业背景",</w:t>
-      </w:r>
-    </w:p>
-    <w:p>
-      <w:pPr>
-        <w:pStyle w:val="CodeBlock"/>
-        <w:keepNext w:val="0"/>
-        <w:keepLines w:val="0"/>
-        <w:shd w:fill="F7F9FC"/>
-      </w:pPr>
-      <w:r>
-        <w:rPr>
-          <w:rFonts w:ascii="Consolas" w:hAnsi="Consolas" w:eastAsia="Microsoft YaHei"/>
-          <w:color w:val="111827"/>
-          <w:sz w:val="16"/>
-        </w:rPr>
-        <w:t>019      "知识基础",</w:t>
-      </w:r>
-    </w:p>
-    <w:p>
-      <w:pPr>
-        <w:pStyle w:val="CodeBlock"/>
-        <w:keepNext w:val="0"/>
-        <w:keepLines w:val="0"/>
-        <w:shd w:fill="F7F9FC"/>
-      </w:pPr>
-      <w:r>
-        <w:rPr>
-          <w:rFonts w:ascii="Consolas" w:hAnsi="Consolas" w:eastAsia="Microsoft YaHei"/>
-          <w:color w:val="111827"/>
-          <w:sz w:val="16"/>
-        </w:rPr>
-        <w:t>020      "学习目标",</w:t>
-      </w:r>
-    </w:p>
-    <w:p>
-      <w:pPr>
-        <w:pStyle w:val="CodeBlock"/>
-        <w:keepNext w:val="0"/>
-        <w:keepLines w:val="0"/>
-        <w:shd w:fill="F7F9FC"/>
-      </w:pPr>
-      <w:r>
-        <w:rPr>
-          <w:rFonts w:ascii="Consolas" w:hAnsi="Consolas" w:eastAsia="Microsoft YaHei"/>
-          <w:color w:val="111827"/>
-          <w:sz w:val="16"/>
-        </w:rPr>
-        <w:t>021      "认知风格",</w:t>
-      </w:r>
-    </w:p>
-    <w:p>
-      <w:pPr>
-        <w:pStyle w:val="CodeBlock"/>
-        <w:keepNext w:val="0"/>
-        <w:keepLines w:val="0"/>
-        <w:shd w:fill="F7F9FC"/>
-      </w:pPr>
-      <w:r>
-        <w:rPr>
-          <w:rFonts w:ascii="Consolas" w:hAnsi="Consolas" w:eastAsia="Microsoft YaHei"/>
-          <w:color w:val="111827"/>
-          <w:sz w:val="16"/>
-        </w:rPr>
-        <w:t>022      "易错点偏好",</w:t>
-      </w:r>
-    </w:p>
-    <w:p>
-      <w:pPr>
-        <w:pStyle w:val="CodeBlock"/>
-        <w:keepNext w:val="0"/>
-        <w:keepLines w:val="0"/>
-        <w:shd w:fill="F7F9FC"/>
-      </w:pPr>
-      <w:r>
-        <w:rPr>
-          <w:rFonts w:ascii="Consolas" w:hAnsi="Consolas" w:eastAsia="Microsoft YaHei"/>
-          <w:color w:val="111827"/>
-          <w:sz w:val="16"/>
-        </w:rPr>
-        <w:t>023      "资源偏好",</w:t>
-      </w:r>
-    </w:p>
-    <w:p>
-      <w:pPr>
-        <w:pStyle w:val="CodeBlock"/>
-        <w:keepNext w:val="0"/>
-        <w:keepLines w:val="0"/>
-        <w:shd w:fill="F7F9FC"/>
-      </w:pPr>
-      <w:r>
-        <w:rPr>
-          <w:rFonts w:ascii="Consolas" w:hAnsi="Consolas" w:eastAsia="Microsoft YaHei"/>
-          <w:color w:val="111827"/>
-          <w:sz w:val="16"/>
-        </w:rPr>
-        <w:t>024  }</w:t>
-      </w:r>
-    </w:p>
-    <w:p>
-      <w:pPr>
-        <w:pStyle w:val="CodeBlock"/>
-        <w:keepNext w:val="0"/>
-        <w:keepLines w:val="0"/>
-        <w:shd w:fill="F7F9FC"/>
-      </w:pPr>
-      <w:r>
-        <w:rPr>
-          <w:rFonts w:ascii="Consolas" w:hAnsi="Consolas" w:eastAsia="Microsoft YaHei"/>
-          <w:color w:val="111827"/>
-          <w:sz w:val="16"/>
-        </w:rPr>
-        <w:t xml:space="preserve">025  </w:t>
-      </w:r>
-    </w:p>
-    <w:p>
-      <w:pPr>
-        <w:pStyle w:val="CodeBlock"/>
-        <w:keepNext w:val="0"/>
-        <w:keepLines w:val="0"/>
-        <w:shd w:fill="F7F9FC"/>
-      </w:pPr>
-      <w:r>
-        <w:rPr>
-          <w:rFonts w:ascii="Consolas" w:hAnsi="Consolas" w:eastAsia="Microsoft YaHei"/>
-          <w:color w:val="111827"/>
-          <w:sz w:val="16"/>
-        </w:rPr>
-        <w:t>026  EXPECTED_AGENT_IDS = {</w:t>
-      </w:r>
-    </w:p>
-    <w:p>
-      <w:pPr>
-        <w:pStyle w:val="CodeBlock"/>
-        <w:keepNext w:val="0"/>
-        <w:keepLines w:val="0"/>
-        <w:shd w:fill="F7F9FC"/>
-      </w:pPr>
-      <w:r>
-        <w:rPr>
-          <w:rFonts w:ascii="Consolas" w:hAnsi="Consolas" w:eastAsia="Microsoft YaHei"/>
-          <w:color w:val="111827"/>
-          <w:sz w:val="16"/>
-        </w:rPr>
-        <w:t>027      "profile-agent",</w:t>
-      </w:r>
-    </w:p>
-    <w:p>
-      <w:pPr>
-        <w:pStyle w:val="CodeBlock"/>
-        <w:keepNext w:val="0"/>
-        <w:keepLines w:val="0"/>
-        <w:shd w:fill="F7F9FC"/>
-      </w:pPr>
-      <w:r>
-        <w:rPr>
-          <w:rFonts w:ascii="Consolas" w:hAnsi="Consolas" w:eastAsia="Microsoft YaHei"/>
-          <w:color w:val="111827"/>
-          <w:sz w:val="16"/>
-        </w:rPr>
-        <w:t>028      "curriculum-agent",</w:t>
-      </w:r>
-    </w:p>
-    <w:p>
-      <w:pPr>
-        <w:pStyle w:val="CodeBlock"/>
-        <w:keepNext w:val="0"/>
-        <w:keepLines w:val="0"/>
-        <w:shd w:fill="F7F9FC"/>
-      </w:pPr>
-      <w:r>
-        <w:rPr>
-          <w:rFonts w:ascii="Consolas" w:hAnsi="Consolas" w:eastAsia="Microsoft YaHei"/>
-          <w:color w:val="111827"/>
-          <w:sz w:val="16"/>
-        </w:rPr>
-        <w:t>029      "collector-agent",</w:t>
-      </w:r>
-    </w:p>
-    <w:p>
-      <w:pPr>
-        <w:pStyle w:val="CodeBlock"/>
-        <w:keepNext w:val="0"/>
-        <w:keepLines w:val="0"/>
-        <w:shd w:fill="F7F9FC"/>
-      </w:pPr>
-      <w:r>
-        <w:rPr>
-          <w:rFonts w:ascii="Consolas" w:hAnsi="Consolas" w:eastAsia="Microsoft YaHei"/>
-          <w:color w:val="111827"/>
-          <w:sz w:val="16"/>
-        </w:rPr>
-        <w:t>030      "resource-agent",</w:t>
-      </w:r>
-    </w:p>
-    <w:p>
-      <w:pPr>
-        <w:pStyle w:val="CodeBlock"/>
-        <w:keepNext w:val="0"/>
-        <w:keepLines w:val="0"/>
-        <w:shd w:fill="F7F9FC"/>
-      </w:pPr>
-      <w:r>
-        <w:rPr>
-          <w:rFonts w:ascii="Consolas" w:hAnsi="Consolas" w:eastAsia="Microsoft YaHei"/>
-          <w:color w:val="111827"/>
-          <w:sz w:val="16"/>
-        </w:rPr>
-        <w:t>031      "practice-agent",</w:t>
-      </w:r>
-    </w:p>
-    <w:p>
-      <w:pPr>
-        <w:pStyle w:val="CodeBlock"/>
-        <w:keepNext w:val="0"/>
-        <w:keepLines w:val="0"/>
-        <w:shd w:fill="F7F9FC"/>
-      </w:pPr>
-      <w:r>
-        <w:rPr>
-          <w:rFonts w:ascii="Consolas" w:hAnsi="Consolas" w:eastAsia="Microsoft YaHei"/>
-          <w:color w:val="111827"/>
-          <w:sz w:val="16"/>
-        </w:rPr>
-        <w:t>032      "path-agent",</w:t>
-      </w:r>
-    </w:p>
-    <w:p>
-      <w:pPr>
-        <w:pStyle w:val="CodeBlock"/>
-        <w:keepNext w:val="0"/>
-        <w:keepLines w:val="0"/>
-        <w:shd w:fill="F7F9FC"/>
-      </w:pPr>
-      <w:r>
-        <w:rPr>
-          <w:rFonts w:ascii="Consolas" w:hAnsi="Consolas" w:eastAsia="Microsoft YaHei"/>
-          <w:color w:val="111827"/>
-          <w:sz w:val="16"/>
-        </w:rPr>
-        <w:t>033      "tutor-agent",</w:t>
-      </w:r>
-    </w:p>
-    <w:p>
-      <w:pPr>
-        <w:pStyle w:val="CodeBlock"/>
-        <w:keepNext w:val="0"/>
-        <w:keepLines w:val="0"/>
-        <w:shd w:fill="F7F9FC"/>
-      </w:pPr>
-      <w:r>
-        <w:rPr>
-          <w:rFonts w:ascii="Consolas" w:hAnsi="Consolas" w:eastAsia="Microsoft YaHei"/>
-          <w:color w:val="111827"/>
-          <w:sz w:val="16"/>
-        </w:rPr>
-        <w:t>034      "evaluation-agent",</w:t>
-      </w:r>
-    </w:p>
-    <w:p>
-      <w:pPr>
-        <w:pStyle w:val="CodeBlock"/>
-        <w:keepNext w:val="0"/>
-        <w:keepLines w:val="0"/>
-        <w:shd w:fill="F7F9FC"/>
-      </w:pPr>
-      <w:r>
-        <w:rPr>
-          <w:rFonts w:ascii="Consolas" w:hAnsi="Consolas" w:eastAsia="Microsoft YaHei"/>
-          <w:color w:val="111827"/>
-          <w:sz w:val="16"/>
-        </w:rPr>
-        <w:t>035      "safety-agent",</w:t>
-      </w:r>
-    </w:p>
-    <w:p>
-      <w:pPr>
-        <w:pStyle w:val="CodeBlock"/>
-        <w:keepNext w:val="0"/>
-        <w:keepLines w:val="0"/>
-        <w:shd w:fill="F7F9FC"/>
-      </w:pPr>
-      <w:r>
-        <w:rPr>
-          <w:rFonts w:ascii="Consolas" w:hAnsi="Consolas" w:eastAsia="Microsoft YaHei"/>
-          <w:color w:val="111827"/>
-          <w:sz w:val="16"/>
-        </w:rPr>
-        <w:t>036  }</w:t>
-      </w:r>
-    </w:p>
-    <w:p>
-      <w:pPr>
-        <w:pStyle w:val="CodeBlock"/>
-        <w:keepNext w:val="0"/>
-        <w:keepLines w:val="0"/>
-        <w:shd w:fill="F7F9FC"/>
-      </w:pPr>
-      <w:r>
-        <w:rPr>
-          <w:rFonts w:ascii="Consolas" w:hAnsi="Consolas" w:eastAsia="Microsoft YaHei"/>
-          <w:color w:val="111827"/>
-          <w:sz w:val="16"/>
-        </w:rPr>
-        <w:t xml:space="preserve">037  </w:t>
-      </w:r>
-    </w:p>
-    <w:p>
-      <w:pPr>
-        <w:pStyle w:val="CodeBlock"/>
-        <w:keepNext w:val="0"/>
-        <w:keepLines w:val="0"/>
-        <w:shd w:fill="F7F9FC"/>
-      </w:pPr>
-      <w:r>
-        <w:rPr>
-          <w:rFonts w:ascii="Consolas" w:hAnsi="Consolas" w:eastAsia="Microsoft YaHei"/>
-          <w:color w:val="111827"/>
-          <w:sz w:val="16"/>
-        </w:rPr>
-        <w:t>038  EXPECTED_ASSET_KINDS = {</w:t>
-      </w:r>
-    </w:p>
-    <w:p>
-      <w:pPr>
-        <w:pStyle w:val="CodeBlock"/>
-        <w:keepNext w:val="0"/>
-        <w:keepLines w:val="0"/>
-        <w:shd w:fill="F7F9FC"/>
-      </w:pPr>
-      <w:r>
-        <w:rPr>
-          <w:rFonts w:ascii="Consolas" w:hAnsi="Consolas" w:eastAsia="Microsoft YaHei"/>
-          <w:color w:val="111827"/>
-          <w:sz w:val="16"/>
-        </w:rPr>
-        <w:t>039      "study_guide",</w:t>
-      </w:r>
-    </w:p>
-    <w:p>
-      <w:pPr>
-        <w:pStyle w:val="CodeBlock"/>
-        <w:keepNext w:val="0"/>
-        <w:keepLines w:val="0"/>
-        <w:shd w:fill="F7F9FC"/>
-      </w:pPr>
-      <w:r>
-        <w:rPr>
-          <w:rFonts w:ascii="Consolas" w:hAnsi="Consolas" w:eastAsia="Microsoft YaHei"/>
-          <w:color w:val="111827"/>
-          <w:sz w:val="16"/>
-        </w:rPr>
-        <w:t>040      "quiz",</w:t>
-      </w:r>
-    </w:p>
-    <w:p>
-      <w:pPr>
-        <w:pStyle w:val="CodeBlock"/>
-        <w:keepNext w:val="0"/>
-        <w:keepLines w:val="0"/>
-        <w:shd w:fill="F7F9FC"/>
-      </w:pPr>
-      <w:r>
-        <w:rPr>
-          <w:rFonts w:ascii="Consolas" w:hAnsi="Consolas" w:eastAsia="Microsoft YaHei"/>
-          <w:color w:val="111827"/>
-          <w:sz w:val="16"/>
-        </w:rPr>
-        <w:t>041      "flashcards",</w:t>
-      </w:r>
-    </w:p>
-    <w:p>
-      <w:pPr>
-        <w:pStyle w:val="CodeBlock"/>
-        <w:keepNext w:val="0"/>
-        <w:keepLines w:val="0"/>
-        <w:shd w:fill="F7F9FC"/>
-      </w:pPr>
-      <w:r>
-        <w:rPr>
-          <w:rFonts w:ascii="Consolas" w:hAnsi="Consolas" w:eastAsia="Microsoft YaHei"/>
-          <w:color w:val="111827"/>
-          <w:sz w:val="16"/>
-        </w:rPr>
-        <w:t>042      "mind_map",</w:t>
-      </w:r>
-    </w:p>
-    <w:p>
-      <w:pPr>
-        <w:pStyle w:val="CodeBlock"/>
-        <w:keepNext w:val="0"/>
-        <w:keepLines w:val="0"/>
-        <w:shd w:fill="F7F9FC"/>
-      </w:pPr>
-      <w:r>
-        <w:rPr>
-          <w:rFonts w:ascii="Consolas" w:hAnsi="Consolas" w:eastAsia="Microsoft YaHei"/>
-          <w:color w:val="111827"/>
-          <w:sz w:val="16"/>
-        </w:rPr>
-        <w:t>043      "reading",</w:t>
-      </w:r>
-    </w:p>
-    <w:p>
-      <w:pPr>
-        <w:pStyle w:val="CodeBlock"/>
-        <w:keepNext w:val="0"/>
-        <w:keepLines w:val="0"/>
-        <w:shd w:fill="F7F9FC"/>
-      </w:pPr>
-      <w:r>
-        <w:rPr>
-          <w:rFonts w:ascii="Consolas" w:hAnsi="Consolas" w:eastAsia="Microsoft YaHei"/>
-          <w:color w:val="111827"/>
-          <w:sz w:val="16"/>
-        </w:rPr>
-        <w:t>044      "code_lab",</w:t>
-      </w:r>
-    </w:p>
-    <w:p>
-      <w:pPr>
-        <w:pStyle w:val="CodeBlock"/>
-        <w:keepNext w:val="0"/>
-        <w:keepLines w:val="0"/>
-        <w:shd w:fill="F7F9FC"/>
-      </w:pPr>
-      <w:r>
-        <w:rPr>
-          <w:rFonts w:ascii="Consolas" w:hAnsi="Consolas" w:eastAsia="Microsoft YaHei"/>
-          <w:color w:val="111827"/>
-          <w:sz w:val="16"/>
-        </w:rPr>
-        <w:t>045      "visual_aid",</w:t>
-      </w:r>
-    </w:p>
-    <w:p>
-      <w:pPr>
-        <w:pStyle w:val="CodeBlock"/>
-        <w:keepNext w:val="0"/>
-        <w:keepLines w:val="0"/>
-        <w:shd w:fill="F7F9FC"/>
-      </w:pPr>
-      <w:r>
-        <w:rPr>
-          <w:rFonts w:ascii="Consolas" w:hAnsi="Consolas" w:eastAsia="Microsoft YaHei"/>
-          <w:color w:val="111827"/>
-          <w:sz w:val="16"/>
-        </w:rPr>
-        <w:t>046  }</w:t>
-      </w:r>
-    </w:p>
-    <w:p>
-      <w:pPr>
-        <w:pStyle w:val="CodeBlock"/>
-        <w:keepNext w:val="0"/>
-        <w:keepLines w:val="0"/>
-        <w:shd w:fill="F7F9FC"/>
-      </w:pPr>
-      <w:r>
-        <w:rPr>
-          <w:rFonts w:ascii="Consolas" w:hAnsi="Consolas" w:eastAsia="Microsoft YaHei"/>
-          <w:color w:val="111827"/>
-          <w:sz w:val="16"/>
-        </w:rPr>
-        <w:t xml:space="preserve">047  </w:t>
+        <w:t xml:space="preserve">017  </w:t>
+      </w:r>
+    </w:p>
+    <w:p>
+      <w:pPr>
+        <w:pStyle w:val="CodeBlock"/>
+        <w:keepNext w:val="0"/>
+        <w:keepLines w:val="0"/>
+        <w:shd w:fill="F7F9FC"/>
+      </w:pPr>
+      <w:r>
+        <w:rPr>
+          <w:rFonts w:ascii="Consolas" w:hAnsi="Consolas" w:eastAsia="Microsoft YaHei"/>
+          <w:color w:val="111827"/>
+          <w:sz w:val="16"/>
+        </w:rPr>
+        <w:t>018  EXPECTED_PROFILE_DIMENSIONS = {</w:t>
+      </w:r>
+    </w:p>
+    <w:p>
+      <w:pPr>
+        <w:pStyle w:val="CodeBlock"/>
+        <w:keepNext w:val="0"/>
+        <w:keepLines w:val="0"/>
+        <w:shd w:fill="F7F9FC"/>
+      </w:pPr>
+      <w:r>
+        <w:rPr>
+          <w:rFonts w:ascii="Consolas" w:hAnsi="Consolas" w:eastAsia="Microsoft YaHei"/>
+          <w:color w:val="111827"/>
+          <w:sz w:val="16"/>
+        </w:rPr>
+        <w:t>019      "专业背景",</w:t>
+      </w:r>
+    </w:p>
+    <w:p>
+      <w:pPr>
+        <w:pStyle w:val="CodeBlock"/>
+        <w:keepNext w:val="0"/>
+        <w:keepLines w:val="0"/>
+        <w:shd w:fill="F7F9FC"/>
+      </w:pPr>
+      <w:r>
+        <w:rPr>
+          <w:rFonts w:ascii="Consolas" w:hAnsi="Consolas" w:eastAsia="Microsoft YaHei"/>
+          <w:color w:val="111827"/>
+          <w:sz w:val="16"/>
+        </w:rPr>
+        <w:t>020      "知识基础",</w:t>
+      </w:r>
+    </w:p>
+    <w:p>
+      <w:pPr>
+        <w:pStyle w:val="CodeBlock"/>
+        <w:keepNext w:val="0"/>
+        <w:keepLines w:val="0"/>
+        <w:shd w:fill="F7F9FC"/>
+      </w:pPr>
+      <w:r>
+        <w:rPr>
+          <w:rFonts w:ascii="Consolas" w:hAnsi="Consolas" w:eastAsia="Microsoft YaHei"/>
+          <w:color w:val="111827"/>
+          <w:sz w:val="16"/>
+        </w:rPr>
+        <w:t>021      "学习目标",</w:t>
+      </w:r>
+    </w:p>
+    <w:p>
+      <w:pPr>
+        <w:pStyle w:val="CodeBlock"/>
+        <w:keepNext w:val="0"/>
+        <w:keepLines w:val="0"/>
+        <w:shd w:fill="F7F9FC"/>
+      </w:pPr>
+      <w:r>
+        <w:rPr>
+          <w:rFonts w:ascii="Consolas" w:hAnsi="Consolas" w:eastAsia="Microsoft YaHei"/>
+          <w:color w:val="111827"/>
+          <w:sz w:val="16"/>
+        </w:rPr>
+        <w:t>022      "认知风格",</w:t>
+      </w:r>
+    </w:p>
+    <w:p>
+      <w:pPr>
+        <w:pStyle w:val="CodeBlock"/>
+        <w:keepNext w:val="0"/>
+        <w:keepLines w:val="0"/>
+        <w:shd w:fill="F7F9FC"/>
+      </w:pPr>
+      <w:r>
+        <w:rPr>
+          <w:rFonts w:ascii="Consolas" w:hAnsi="Consolas" w:eastAsia="Microsoft YaHei"/>
+          <w:color w:val="111827"/>
+          <w:sz w:val="16"/>
+        </w:rPr>
+        <w:t>023      "易错点偏好",</w:t>
+      </w:r>
+    </w:p>
+    <w:p>
+      <w:pPr>
+        <w:pStyle w:val="CodeBlock"/>
+        <w:keepNext w:val="0"/>
+        <w:keepLines w:val="0"/>
+        <w:shd w:fill="F7F9FC"/>
+      </w:pPr>
+      <w:r>
+        <w:rPr>
+          <w:rFonts w:ascii="Consolas" w:hAnsi="Consolas" w:eastAsia="Microsoft YaHei"/>
+          <w:color w:val="111827"/>
+          <w:sz w:val="16"/>
+        </w:rPr>
+        <w:t>024      "资源偏好",</w:t>
+      </w:r>
+    </w:p>
+    <w:p>
+      <w:pPr>
+        <w:pStyle w:val="CodeBlock"/>
+        <w:keepNext w:val="0"/>
+        <w:keepLines w:val="0"/>
+        <w:shd w:fill="F7F9FC"/>
+      </w:pPr>
+      <w:r>
+        <w:rPr>
+          <w:rFonts w:ascii="Consolas" w:hAnsi="Consolas" w:eastAsia="Microsoft YaHei"/>
+          <w:color w:val="111827"/>
+          <w:sz w:val="16"/>
+        </w:rPr>
+        <w:t>025  }</w:t>
+      </w:r>
+    </w:p>
+    <w:p>
+      <w:pPr>
+        <w:pStyle w:val="CodeBlock"/>
+        <w:keepNext w:val="0"/>
+        <w:keepLines w:val="0"/>
+        <w:shd w:fill="F7F9FC"/>
+      </w:pPr>
+      <w:r>
+        <w:rPr>
+          <w:rFonts w:ascii="Consolas" w:hAnsi="Consolas" w:eastAsia="Microsoft YaHei"/>
+          <w:color w:val="111827"/>
+          <w:sz w:val="16"/>
+        </w:rPr>
+        <w:t xml:space="preserve">026  </w:t>
+      </w:r>
+    </w:p>
+    <w:p>
+      <w:pPr>
+        <w:pStyle w:val="CodeBlock"/>
+        <w:keepNext w:val="0"/>
+        <w:keepLines w:val="0"/>
+        <w:shd w:fill="F7F9FC"/>
+      </w:pPr>
+      <w:r>
+        <w:rPr>
+          <w:rFonts w:ascii="Consolas" w:hAnsi="Consolas" w:eastAsia="Microsoft YaHei"/>
+          <w:color w:val="111827"/>
+          <w:sz w:val="16"/>
+        </w:rPr>
+        <w:t>027  EXPECTED_AGENT_IDS = {</w:t>
+      </w:r>
+    </w:p>
+    <w:p>
+      <w:pPr>
+        <w:pStyle w:val="CodeBlock"/>
+        <w:keepNext w:val="0"/>
+        <w:keepLines w:val="0"/>
+        <w:shd w:fill="F7F9FC"/>
+      </w:pPr>
+      <w:r>
+        <w:rPr>
+          <w:rFonts w:ascii="Consolas" w:hAnsi="Consolas" w:eastAsia="Microsoft YaHei"/>
+          <w:color w:val="111827"/>
+          <w:sz w:val="16"/>
+        </w:rPr>
+        <w:t>028      "profile-agent",</w:t>
+      </w:r>
+    </w:p>
+    <w:p>
+      <w:pPr>
+        <w:pStyle w:val="CodeBlock"/>
+        <w:keepNext w:val="0"/>
+        <w:keepLines w:val="0"/>
+        <w:shd w:fill="F7F9FC"/>
+      </w:pPr>
+      <w:r>
+        <w:rPr>
+          <w:rFonts w:ascii="Consolas" w:hAnsi="Consolas" w:eastAsia="Microsoft YaHei"/>
+          <w:color w:val="111827"/>
+          <w:sz w:val="16"/>
+        </w:rPr>
+        <w:t>029      "curriculum-agent",</w:t>
+      </w:r>
+    </w:p>
+    <w:p>
+      <w:pPr>
+        <w:pStyle w:val="CodeBlock"/>
+        <w:keepNext w:val="0"/>
+        <w:keepLines w:val="0"/>
+        <w:shd w:fill="F7F9FC"/>
+      </w:pPr>
+      <w:r>
+        <w:rPr>
+          <w:rFonts w:ascii="Consolas" w:hAnsi="Consolas" w:eastAsia="Microsoft YaHei"/>
+          <w:color w:val="111827"/>
+          <w:sz w:val="16"/>
+        </w:rPr>
+        <w:t>030      "collector-agent",</w:t>
+      </w:r>
+    </w:p>
+    <w:p>
+      <w:pPr>
+        <w:pStyle w:val="CodeBlock"/>
+        <w:keepNext w:val="0"/>
+        <w:keepLines w:val="0"/>
+        <w:shd w:fill="F7F9FC"/>
+      </w:pPr>
+      <w:r>
+        <w:rPr>
+          <w:rFonts w:ascii="Consolas" w:hAnsi="Consolas" w:eastAsia="Microsoft YaHei"/>
+          <w:color w:val="111827"/>
+          <w:sz w:val="16"/>
+        </w:rPr>
+        <w:t>031      "resource-agent",</w:t>
+      </w:r>
+    </w:p>
+    <w:p>
+      <w:pPr>
+        <w:pStyle w:val="CodeBlock"/>
+        <w:keepNext w:val="0"/>
+        <w:keepLines w:val="0"/>
+        <w:shd w:fill="F7F9FC"/>
+      </w:pPr>
+      <w:r>
+        <w:rPr>
+          <w:rFonts w:ascii="Consolas" w:hAnsi="Consolas" w:eastAsia="Microsoft YaHei"/>
+          <w:color w:val="111827"/>
+          <w:sz w:val="16"/>
+        </w:rPr>
+        <w:t>032      "practice-agent",</w:t>
+      </w:r>
+    </w:p>
+    <w:p>
+      <w:pPr>
+        <w:pStyle w:val="CodeBlock"/>
+        <w:keepNext w:val="0"/>
+        <w:keepLines w:val="0"/>
+        <w:shd w:fill="F7F9FC"/>
+      </w:pPr>
+      <w:r>
+        <w:rPr>
+          <w:rFonts w:ascii="Consolas" w:hAnsi="Consolas" w:eastAsia="Microsoft YaHei"/>
+          <w:color w:val="111827"/>
+          <w:sz w:val="16"/>
+        </w:rPr>
+        <w:t>033      "path-agent",</w:t>
+      </w:r>
+    </w:p>
+    <w:p>
+      <w:pPr>
+        <w:pStyle w:val="CodeBlock"/>
+        <w:keepNext w:val="0"/>
+        <w:keepLines w:val="0"/>
+        <w:shd w:fill="F7F9FC"/>
+      </w:pPr>
+      <w:r>
+        <w:rPr>
+          <w:rFonts w:ascii="Consolas" w:hAnsi="Consolas" w:eastAsia="Microsoft YaHei"/>
+          <w:color w:val="111827"/>
+          <w:sz w:val="16"/>
+        </w:rPr>
+        <w:t>034      "tutor-agent",</w:t>
+      </w:r>
+    </w:p>
+    <w:p>
+      <w:pPr>
+        <w:pStyle w:val="CodeBlock"/>
+        <w:keepNext w:val="0"/>
+        <w:keepLines w:val="0"/>
+        <w:shd w:fill="F7F9FC"/>
+      </w:pPr>
+      <w:r>
+        <w:rPr>
+          <w:rFonts w:ascii="Consolas" w:hAnsi="Consolas" w:eastAsia="Microsoft YaHei"/>
+          <w:color w:val="111827"/>
+          <w:sz w:val="16"/>
+        </w:rPr>
+        <w:t>035      "evaluation-agent",</w:t>
+      </w:r>
+    </w:p>
+    <w:p>
+      <w:pPr>
+        <w:pStyle w:val="CodeBlock"/>
+        <w:keepNext w:val="0"/>
+        <w:keepLines w:val="0"/>
+        <w:shd w:fill="F7F9FC"/>
+      </w:pPr>
+      <w:r>
+        <w:rPr>
+          <w:rFonts w:ascii="Consolas" w:hAnsi="Consolas" w:eastAsia="Microsoft YaHei"/>
+          <w:color w:val="111827"/>
+          <w:sz w:val="16"/>
+        </w:rPr>
+        <w:t>036      "safety-agent",</w:t>
+      </w:r>
+    </w:p>
+    <w:p>
+      <w:pPr>
+        <w:pStyle w:val="CodeBlock"/>
+        <w:keepNext w:val="0"/>
+        <w:keepLines w:val="0"/>
+        <w:shd w:fill="F7F9FC"/>
+      </w:pPr>
+      <w:r>
+        <w:rPr>
+          <w:rFonts w:ascii="Consolas" w:hAnsi="Consolas" w:eastAsia="Microsoft YaHei"/>
+          <w:color w:val="111827"/>
+          <w:sz w:val="16"/>
+        </w:rPr>
+        <w:t>037  }</w:t>
+      </w:r>
+    </w:p>
+    <w:p>
+      <w:pPr>
+        <w:pStyle w:val="CodeBlock"/>
+        <w:keepNext w:val="0"/>
+        <w:keepLines w:val="0"/>
+        <w:shd w:fill="F7F9FC"/>
+      </w:pPr>
+      <w:r>
+        <w:rPr>
+          <w:rFonts w:ascii="Consolas" w:hAnsi="Consolas" w:eastAsia="Microsoft YaHei"/>
+          <w:color w:val="111827"/>
+          <w:sz w:val="16"/>
+        </w:rPr>
+        <w:t xml:space="preserve">038  </w:t>
+      </w:r>
+    </w:p>
+    <w:p>
+      <w:pPr>
+        <w:pStyle w:val="CodeBlock"/>
+        <w:keepNext w:val="0"/>
+        <w:keepLines w:val="0"/>
+        <w:shd w:fill="F7F9FC"/>
+      </w:pPr>
+      <w:r>
+        <w:rPr>
+          <w:rFonts w:ascii="Consolas" w:hAnsi="Consolas" w:eastAsia="Microsoft YaHei"/>
+          <w:color w:val="111827"/>
+          <w:sz w:val="16"/>
+        </w:rPr>
+        <w:t>039  EXPECTED_ASSET_KINDS = {</w:t>
+      </w:r>
+    </w:p>
+    <w:p>
+      <w:pPr>
+        <w:pStyle w:val="CodeBlock"/>
+        <w:keepNext w:val="0"/>
+        <w:keepLines w:val="0"/>
+        <w:shd w:fill="F7F9FC"/>
+      </w:pPr>
+      <w:r>
+        <w:rPr>
+          <w:rFonts w:ascii="Consolas" w:hAnsi="Consolas" w:eastAsia="Microsoft YaHei"/>
+          <w:color w:val="111827"/>
+          <w:sz w:val="16"/>
+        </w:rPr>
+        <w:t>040      "study_guide",</w:t>
+      </w:r>
+    </w:p>
+    <w:p>
+      <w:pPr>
+        <w:pStyle w:val="CodeBlock"/>
+        <w:keepNext w:val="0"/>
+        <w:keepLines w:val="0"/>
+        <w:shd w:fill="F7F9FC"/>
+      </w:pPr>
+      <w:r>
+        <w:rPr>
+          <w:rFonts w:ascii="Consolas" w:hAnsi="Consolas" w:eastAsia="Microsoft YaHei"/>
+          <w:color w:val="111827"/>
+          <w:sz w:val="16"/>
+        </w:rPr>
+        <w:t>041      "quiz",</w:t>
+      </w:r>
+    </w:p>
+    <w:p>
+      <w:pPr>
+        <w:pStyle w:val="CodeBlock"/>
+        <w:keepNext w:val="0"/>
+        <w:keepLines w:val="0"/>
+        <w:shd w:fill="F7F9FC"/>
+      </w:pPr>
+      <w:r>
+        <w:rPr>
+          <w:rFonts w:ascii="Consolas" w:hAnsi="Consolas" w:eastAsia="Microsoft YaHei"/>
+          <w:color w:val="111827"/>
+          <w:sz w:val="16"/>
+        </w:rPr>
+        <w:t>042      "flashcards",</w:t>
+      </w:r>
+    </w:p>
+    <w:p>
+      <w:pPr>
+        <w:pStyle w:val="CodeBlock"/>
+        <w:keepNext w:val="0"/>
+        <w:keepLines w:val="0"/>
+        <w:shd w:fill="F7F9FC"/>
+      </w:pPr>
+      <w:r>
+        <w:rPr>
+          <w:rFonts w:ascii="Consolas" w:hAnsi="Consolas" w:eastAsia="Microsoft YaHei"/>
+          <w:color w:val="111827"/>
+          <w:sz w:val="16"/>
+        </w:rPr>
+        <w:t>043      "mind_map",</w:t>
+      </w:r>
+    </w:p>
+    <w:p>
+      <w:pPr>
+        <w:pStyle w:val="CodeBlock"/>
+        <w:keepNext w:val="0"/>
+        <w:keepLines w:val="0"/>
+        <w:shd w:fill="F7F9FC"/>
+      </w:pPr>
+      <w:r>
+        <w:rPr>
+          <w:rFonts w:ascii="Consolas" w:hAnsi="Consolas" w:eastAsia="Microsoft YaHei"/>
+          <w:color w:val="111827"/>
+          <w:sz w:val="16"/>
+        </w:rPr>
+        <w:t>044      "reading",</w:t>
+      </w:r>
+    </w:p>
+    <w:p>
+      <w:pPr>
+        <w:pStyle w:val="CodeBlock"/>
+        <w:keepNext w:val="0"/>
+        <w:keepLines w:val="0"/>
+        <w:shd w:fill="F7F9FC"/>
+      </w:pPr>
+      <w:r>
+        <w:rPr>
+          <w:rFonts w:ascii="Consolas" w:hAnsi="Consolas" w:eastAsia="Microsoft YaHei"/>
+          <w:color w:val="111827"/>
+          <w:sz w:val="16"/>
+        </w:rPr>
+        <w:t>045      "code_lab",</w:t>
+      </w:r>
+    </w:p>
+    <w:p>
+      <w:pPr>
+        <w:pStyle w:val="CodeBlock"/>
+        <w:keepNext w:val="0"/>
+        <w:keepLines w:val="0"/>
+        <w:shd w:fill="F7F9FC"/>
+      </w:pPr>
+      <w:r>
+        <w:rPr>
+          <w:rFonts w:ascii="Consolas" w:hAnsi="Consolas" w:eastAsia="Microsoft YaHei"/>
+          <w:color w:val="111827"/>
+          <w:sz w:val="16"/>
+        </w:rPr>
+        <w:t>046      "visual_aid",</w:t>
+      </w:r>
+    </w:p>
+    <w:p>
+      <w:pPr>
+        <w:pStyle w:val="CodeBlock"/>
+        <w:keepNext w:val="0"/>
+        <w:keepLines w:val="0"/>
+        <w:shd w:fill="F7F9FC"/>
+      </w:pPr>
+      <w:r>
+        <w:rPr>
+          <w:rFonts w:ascii="Consolas" w:hAnsi="Consolas" w:eastAsia="Microsoft YaHei"/>
+          <w:color w:val="111827"/>
+          <w:sz w:val="16"/>
+        </w:rPr>
+        <w:t>047  }</w:t>
       </w:r>
     </w:p>
     <w:p>
@@ -3396,183 +3632,183 @@
           <w:color w:val="111827"/>
           <w:sz w:val="16"/>
         </w:rPr>
-        <w:t>049  def _competition_request(**overrides):</w:t>
-      </w:r>
-    </w:p>
-    <w:p>
-      <w:pPr>
-        <w:pStyle w:val="CodeBlock"/>
-        <w:keepNext w:val="0"/>
-        <w:keepLines w:val="0"/>
-        <w:shd w:fill="F7F9FC"/>
-      </w:pPr>
-      <w:r>
-        <w:rPr>
-          <w:rFonts w:ascii="Consolas" w:hAnsi="Consolas" w:eastAsia="Microsoft YaHei"/>
-          <w:color w:val="111827"/>
-          <w:sz w:val="16"/>
-        </w:rPr>
-        <w:t>050      values = {</w:t>
-      </w:r>
-    </w:p>
-    <w:p>
-      <w:pPr>
-        <w:pStyle w:val="CodeBlock"/>
-        <w:keepNext w:val="0"/>
-        <w:keepLines w:val="0"/>
-        <w:shd w:fill="F7F9FC"/>
-      </w:pPr>
-      <w:r>
-        <w:rPr>
-          <w:rFonts w:ascii="Consolas" w:hAnsi="Consolas" w:eastAsia="Microsoft YaHei"/>
-          <w:color w:val="111827"/>
-          <w:sz w:val="16"/>
-        </w:rPr>
-        <w:t>051          "message": "我想系统学习半监督学习，并通过练习和代码验证理解。",</w:t>
-      </w:r>
-    </w:p>
-    <w:p>
-      <w:pPr>
-        <w:pStyle w:val="CodeBlock"/>
-        <w:keepNext w:val="0"/>
-        <w:keepLines w:val="0"/>
-        <w:shd w:fill="F7F9FC"/>
-      </w:pPr>
-      <w:r>
-        <w:rPr>
-          <w:rFonts w:ascii="Consolas" w:hAnsi="Consolas" w:eastAsia="Microsoft YaHei"/>
-          <w:color w:val="111827"/>
-          <w:sz w:val="16"/>
-        </w:rPr>
-        <w:t>052          "course": "人工智能导论",</w:t>
-      </w:r>
-    </w:p>
-    <w:p>
-      <w:pPr>
-        <w:pStyle w:val="CodeBlock"/>
-        <w:keepNext w:val="0"/>
-        <w:keepLines w:val="0"/>
-        <w:shd w:fill="F7F9FC"/>
-      </w:pPr>
-      <w:r>
-        <w:rPr>
-          <w:rFonts w:ascii="Consolas" w:hAnsi="Consolas" w:eastAsia="Microsoft YaHei"/>
-          <w:color w:val="111827"/>
-          <w:sz w:val="16"/>
-        </w:rPr>
-        <w:t>053          "major": "计算机科学与技术",</w:t>
-      </w:r>
-    </w:p>
-    <w:p>
-      <w:pPr>
-        <w:pStyle w:val="CodeBlock"/>
-        <w:keepNext w:val="0"/>
-        <w:keepLines w:val="0"/>
-        <w:shd w:fill="F7F9FC"/>
-      </w:pPr>
-      <w:r>
-        <w:rPr>
-          <w:rFonts w:ascii="Consolas" w:hAnsi="Consolas" w:eastAsia="Microsoft YaHei"/>
-          <w:color w:val="111827"/>
-          <w:sz w:val="16"/>
-        </w:rPr>
-        <w:t>054          "goal": "两周内完成课程项目",</w:t>
-      </w:r>
-    </w:p>
-    <w:p>
-      <w:pPr>
-        <w:pStyle w:val="CodeBlock"/>
-        <w:keepNext w:val="0"/>
-        <w:keepLines w:val="0"/>
-        <w:shd w:fill="F7F9FC"/>
-      </w:pPr>
-      <w:r>
-        <w:rPr>
-          <w:rFonts w:ascii="Consolas" w:hAnsi="Consolas" w:eastAsia="Microsoft YaHei"/>
-          <w:color w:val="111827"/>
-          <w:sz w:val="16"/>
-        </w:rPr>
-        <w:t>055          "learning_history": ["线性代数基础一般", "容易混淆方法的适用边界"],</w:t>
-      </w:r>
-    </w:p>
-    <w:p>
-      <w:pPr>
-        <w:pStyle w:val="CodeBlock"/>
-        <w:keepNext w:val="0"/>
-        <w:keepLines w:val="0"/>
-        <w:shd w:fill="F7F9FC"/>
-      </w:pPr>
-      <w:r>
-        <w:rPr>
-          <w:rFonts w:ascii="Consolas" w:hAnsi="Consolas" w:eastAsia="Microsoft YaHei"/>
-          <w:color w:val="111827"/>
-          <w:sz w:val="16"/>
-        </w:rPr>
-        <w:t>056          "requested_outputs": sorted(EXPECTED_ASSET_KINDS),</w:t>
-      </w:r>
-    </w:p>
-    <w:p>
-      <w:pPr>
-        <w:pStyle w:val="CodeBlock"/>
-        <w:keepNext w:val="0"/>
-        <w:keepLines w:val="0"/>
-        <w:shd w:fill="F7F9FC"/>
-      </w:pPr>
-      <w:r>
-        <w:rPr>
-          <w:rFonts w:ascii="Consolas" w:hAnsi="Consolas" w:eastAsia="Microsoft YaHei"/>
-          <w:color w:val="111827"/>
-          <w:sz w:val="16"/>
-        </w:rPr>
-        <w:t>057      }</w:t>
-      </w:r>
-    </w:p>
-    <w:p>
-      <w:pPr>
-        <w:pStyle w:val="CodeBlock"/>
-        <w:keepNext w:val="0"/>
-        <w:keepLines w:val="0"/>
-        <w:shd w:fill="F7F9FC"/>
-      </w:pPr>
-      <w:r>
-        <w:rPr>
-          <w:rFonts w:ascii="Consolas" w:hAnsi="Consolas" w:eastAsia="Microsoft YaHei"/>
-          <w:color w:val="111827"/>
-          <w:sz w:val="16"/>
-        </w:rPr>
-        <w:t>058      values.update(overrides)</w:t>
-      </w:r>
-    </w:p>
-    <w:p>
-      <w:pPr>
-        <w:pStyle w:val="CodeBlock"/>
-        <w:keepNext w:val="0"/>
-        <w:keepLines w:val="0"/>
-        <w:shd w:fill="F7F9FC"/>
-      </w:pPr>
-      <w:r>
-        <w:rPr>
-          <w:rFonts w:ascii="Consolas" w:hAnsi="Consolas" w:eastAsia="Microsoft YaHei"/>
-          <w:color w:val="111827"/>
-          <w:sz w:val="16"/>
-        </w:rPr>
-        <w:t>059      return LearningOrchestrationRequest(**values)</w:t>
-      </w:r>
-    </w:p>
-    <w:p>
-      <w:pPr>
-        <w:pStyle w:val="CodeBlock"/>
-        <w:keepNext w:val="0"/>
-        <w:keepLines w:val="0"/>
-        <w:shd w:fill="F7F9FC"/>
-      </w:pPr>
-      <w:r>
-        <w:rPr>
-          <w:rFonts w:ascii="Consolas" w:hAnsi="Consolas" w:eastAsia="Microsoft YaHei"/>
-          <w:color w:val="111827"/>
-          <w:sz w:val="16"/>
-        </w:rPr>
-        <w:t xml:space="preserve">060  </w:t>
+        <w:t xml:space="preserve">049  </w:t>
+      </w:r>
+    </w:p>
+    <w:p>
+      <w:pPr>
+        <w:pStyle w:val="CodeBlock"/>
+        <w:keepNext w:val="0"/>
+        <w:keepLines w:val="0"/>
+        <w:shd w:fill="F7F9FC"/>
+      </w:pPr>
+      <w:r>
+        <w:rPr>
+          <w:rFonts w:ascii="Consolas" w:hAnsi="Consolas" w:eastAsia="Microsoft YaHei"/>
+          <w:color w:val="111827"/>
+          <w:sz w:val="16"/>
+        </w:rPr>
+        <w:t>050  def _competition_request(**overrides):</w:t>
+      </w:r>
+    </w:p>
+    <w:p>
+      <w:pPr>
+        <w:pStyle w:val="CodeBlock"/>
+        <w:keepNext w:val="0"/>
+        <w:keepLines w:val="0"/>
+        <w:shd w:fill="F7F9FC"/>
+      </w:pPr>
+      <w:r>
+        <w:rPr>
+          <w:rFonts w:ascii="Consolas" w:hAnsi="Consolas" w:eastAsia="Microsoft YaHei"/>
+          <w:color w:val="111827"/>
+          <w:sz w:val="16"/>
+        </w:rPr>
+        <w:t>051      values = {</w:t>
+      </w:r>
+    </w:p>
+    <w:p>
+      <w:pPr>
+        <w:pStyle w:val="CodeBlock"/>
+        <w:keepNext w:val="0"/>
+        <w:keepLines w:val="0"/>
+        <w:shd w:fill="F7F9FC"/>
+      </w:pPr>
+      <w:r>
+        <w:rPr>
+          <w:rFonts w:ascii="Consolas" w:hAnsi="Consolas" w:eastAsia="Microsoft YaHei"/>
+          <w:color w:val="111827"/>
+          <w:sz w:val="16"/>
+        </w:rPr>
+        <w:t>052          "message": "我想系统学习半监督学习，并通过练习和代码验证理解。",</w:t>
+      </w:r>
+    </w:p>
+    <w:p>
+      <w:pPr>
+        <w:pStyle w:val="CodeBlock"/>
+        <w:keepNext w:val="0"/>
+        <w:keepLines w:val="0"/>
+        <w:shd w:fill="F7F9FC"/>
+      </w:pPr>
+      <w:r>
+        <w:rPr>
+          <w:rFonts w:ascii="Consolas" w:hAnsi="Consolas" w:eastAsia="Microsoft YaHei"/>
+          <w:color w:val="111827"/>
+          <w:sz w:val="16"/>
+        </w:rPr>
+        <w:t>053          "course": "人工智能导论",</w:t>
+      </w:r>
+    </w:p>
+    <w:p>
+      <w:pPr>
+        <w:pStyle w:val="CodeBlock"/>
+        <w:keepNext w:val="0"/>
+        <w:keepLines w:val="0"/>
+        <w:shd w:fill="F7F9FC"/>
+      </w:pPr>
+      <w:r>
+        <w:rPr>
+          <w:rFonts w:ascii="Consolas" w:hAnsi="Consolas" w:eastAsia="Microsoft YaHei"/>
+          <w:color w:val="111827"/>
+          <w:sz w:val="16"/>
+        </w:rPr>
+        <w:t>054          "major": "计算机科学与技术",</w:t>
+      </w:r>
+    </w:p>
+    <w:p>
+      <w:pPr>
+        <w:pStyle w:val="CodeBlock"/>
+        <w:keepNext w:val="0"/>
+        <w:keepLines w:val="0"/>
+        <w:shd w:fill="F7F9FC"/>
+      </w:pPr>
+      <w:r>
+        <w:rPr>
+          <w:rFonts w:ascii="Consolas" w:hAnsi="Consolas" w:eastAsia="Microsoft YaHei"/>
+          <w:color w:val="111827"/>
+          <w:sz w:val="16"/>
+        </w:rPr>
+        <w:t>055          "goal": "两周内完成课程项目",</w:t>
+      </w:r>
+    </w:p>
+    <w:p>
+      <w:pPr>
+        <w:pStyle w:val="CodeBlock"/>
+        <w:keepNext w:val="0"/>
+        <w:keepLines w:val="0"/>
+        <w:shd w:fill="F7F9FC"/>
+      </w:pPr>
+      <w:r>
+        <w:rPr>
+          <w:rFonts w:ascii="Consolas" w:hAnsi="Consolas" w:eastAsia="Microsoft YaHei"/>
+          <w:color w:val="111827"/>
+          <w:sz w:val="16"/>
+        </w:rPr>
+        <w:t>056          "learning_history": ["线性代数基础一般", "容易混淆方法的适用边界"],</w:t>
+      </w:r>
+    </w:p>
+    <w:p>
+      <w:pPr>
+        <w:pStyle w:val="CodeBlock"/>
+        <w:keepNext w:val="0"/>
+        <w:keepLines w:val="0"/>
+        <w:shd w:fill="F7F9FC"/>
+      </w:pPr>
+      <w:r>
+        <w:rPr>
+          <w:rFonts w:ascii="Consolas" w:hAnsi="Consolas" w:eastAsia="Microsoft YaHei"/>
+          <w:color w:val="111827"/>
+          <w:sz w:val="16"/>
+        </w:rPr>
+        <w:t>057          "requested_outputs": sorted(EXPECTED_ASSET_KINDS),</w:t>
+      </w:r>
+    </w:p>
+    <w:p>
+      <w:pPr>
+        <w:pStyle w:val="CodeBlock"/>
+        <w:keepNext w:val="0"/>
+        <w:keepLines w:val="0"/>
+        <w:shd w:fill="F7F9FC"/>
+      </w:pPr>
+      <w:r>
+        <w:rPr>
+          <w:rFonts w:ascii="Consolas" w:hAnsi="Consolas" w:eastAsia="Microsoft YaHei"/>
+          <w:color w:val="111827"/>
+          <w:sz w:val="16"/>
+        </w:rPr>
+        <w:t>058      }</w:t>
+      </w:r>
+    </w:p>
+    <w:p>
+      <w:pPr>
+        <w:pStyle w:val="CodeBlock"/>
+        <w:keepNext w:val="0"/>
+        <w:keepLines w:val="0"/>
+        <w:shd w:fill="F7F9FC"/>
+      </w:pPr>
+      <w:r>
+        <w:rPr>
+          <w:rFonts w:ascii="Consolas" w:hAnsi="Consolas" w:eastAsia="Microsoft YaHei"/>
+          <w:color w:val="111827"/>
+          <w:sz w:val="16"/>
+        </w:rPr>
+        <w:t>059      values.update(overrides)</w:t>
+      </w:r>
+    </w:p>
+    <w:p>
+      <w:pPr>
+        <w:pStyle w:val="CodeBlock"/>
+        <w:keepNext w:val="0"/>
+        <w:keepLines w:val="0"/>
+        <w:shd w:fill="F7F9FC"/>
+      </w:pPr>
+      <w:r>
+        <w:rPr>
+          <w:rFonts w:ascii="Consolas" w:hAnsi="Consolas" w:eastAsia="Microsoft YaHei"/>
+          <w:color w:val="111827"/>
+          <w:sz w:val="16"/>
+        </w:rPr>
+        <w:t>060      return LearningOrchestrationRequest(**values)</w:t>
       </w:r>
     </w:p>
     <w:p>
@@ -3604,135 +3840,135 @@
           <w:color w:val="111827"/>
           <w:sz w:val="16"/>
         </w:rPr>
-        <w:t>062  def test_a3_01_dialogue_builds_six_evidenced_profile_dimensions():</w:t>
-      </w:r>
-    </w:p>
-    <w:p>
-      <w:pPr>
-        <w:pStyle w:val="CodeBlock"/>
-        <w:keepNext w:val="0"/>
-        <w:keepLines w:val="0"/>
-        <w:shd w:fill="F7F9FC"/>
-      </w:pPr>
-      <w:r>
-        <w:rPr>
-          <w:rFonts w:ascii="Consolas" w:hAnsi="Consolas" w:eastAsia="Microsoft YaHei"/>
-          <w:color w:val="111827"/>
-          <w:sz w:val="16"/>
-        </w:rPr>
-        <w:t>063      result = build_learning_orchestration(_competition_request())</w:t>
-      </w:r>
-    </w:p>
-    <w:p>
-      <w:pPr>
-        <w:pStyle w:val="CodeBlock"/>
-        <w:keepNext w:val="0"/>
-        <w:keepLines w:val="0"/>
-        <w:shd w:fill="F7F9FC"/>
-      </w:pPr>
-      <w:r>
-        <w:rPr>
-          <w:rFonts w:ascii="Consolas" w:hAnsi="Consolas" w:eastAsia="Microsoft YaHei"/>
-          <w:color w:val="111827"/>
-          <w:sz w:val="16"/>
-        </w:rPr>
-        <w:t xml:space="preserve">064  </w:t>
-      </w:r>
-    </w:p>
-    <w:p>
-      <w:pPr>
-        <w:pStyle w:val="CodeBlock"/>
-        <w:keepNext w:val="0"/>
-        <w:keepLines w:val="0"/>
-        <w:shd w:fill="F7F9FC"/>
-      </w:pPr>
-      <w:r>
-        <w:rPr>
-          <w:rFonts w:ascii="Consolas" w:hAnsi="Consolas" w:eastAsia="Microsoft YaHei"/>
-          <w:color w:val="111827"/>
-          <w:sz w:val="16"/>
-        </w:rPr>
-        <w:t>065      dimensions = {item.name for item in result.profile}</w:t>
-      </w:r>
-    </w:p>
-    <w:p>
-      <w:pPr>
-        <w:pStyle w:val="CodeBlock"/>
-        <w:keepNext w:val="0"/>
-        <w:keepLines w:val="0"/>
-        <w:shd w:fill="F7F9FC"/>
-      </w:pPr>
-      <w:r>
-        <w:rPr>
-          <w:rFonts w:ascii="Consolas" w:hAnsi="Consolas" w:eastAsia="Microsoft YaHei"/>
-          <w:color w:val="111827"/>
-          <w:sz w:val="16"/>
-        </w:rPr>
-        <w:t>066      assert dimensions == EXPECTED_PROFILE_DIMENSIONS</w:t>
-      </w:r>
-    </w:p>
-    <w:p>
-      <w:pPr>
-        <w:pStyle w:val="CodeBlock"/>
-        <w:keepNext w:val="0"/>
-        <w:keepLines w:val="0"/>
-        <w:shd w:fill="F7F9FC"/>
-      </w:pPr>
-      <w:r>
-        <w:rPr>
-          <w:rFonts w:ascii="Consolas" w:hAnsi="Consolas" w:eastAsia="Microsoft YaHei"/>
-          <w:color w:val="111827"/>
-          <w:sz w:val="16"/>
-        </w:rPr>
-        <w:t>067      assert all(item.value.strip() for item in result.profile)</w:t>
-      </w:r>
-    </w:p>
-    <w:p>
-      <w:pPr>
-        <w:pStyle w:val="CodeBlock"/>
-        <w:keepNext w:val="0"/>
-        <w:keepLines w:val="0"/>
-        <w:shd w:fill="F7F9FC"/>
-      </w:pPr>
-      <w:r>
-        <w:rPr>
-          <w:rFonts w:ascii="Consolas" w:hAnsi="Consolas" w:eastAsia="Microsoft YaHei"/>
-          <w:color w:val="111827"/>
-          <w:sz w:val="16"/>
-        </w:rPr>
-        <w:t>068      assert all(item.evidence.strip() for item in result.profile)</w:t>
-      </w:r>
-    </w:p>
-    <w:p>
-      <w:pPr>
-        <w:pStyle w:val="CodeBlock"/>
-        <w:keepNext w:val="0"/>
-        <w:keepLines w:val="0"/>
-        <w:shd w:fill="F7F9FC"/>
-      </w:pPr>
-      <w:r>
-        <w:rPr>
-          <w:rFonts w:ascii="Consolas" w:hAnsi="Consolas" w:eastAsia="Microsoft YaHei"/>
-          <w:color w:val="111827"/>
-          <w:sz w:val="16"/>
-        </w:rPr>
-        <w:t>069      assert all(0 &lt;= item.confidence &lt;= 1 for item in result.profile)</w:t>
-      </w:r>
-    </w:p>
-    <w:p>
-      <w:pPr>
-        <w:pStyle w:val="CodeBlock"/>
-        <w:keepNext w:val="0"/>
-        <w:keepLines w:val="0"/>
-        <w:shd w:fill="F7F9FC"/>
-      </w:pPr>
-      <w:r>
-        <w:rPr>
-          <w:rFonts w:ascii="Consolas" w:hAnsi="Consolas" w:eastAsia="Microsoft YaHei"/>
-          <w:color w:val="111827"/>
-          <w:sz w:val="16"/>
-        </w:rPr>
-        <w:t xml:space="preserve">070  </w:t>
+        <w:t xml:space="preserve">062  </w:t>
+      </w:r>
+    </w:p>
+    <w:p>
+      <w:pPr>
+        <w:pStyle w:val="CodeBlock"/>
+        <w:keepNext w:val="0"/>
+        <w:keepLines w:val="0"/>
+        <w:shd w:fill="F7F9FC"/>
+      </w:pPr>
+      <w:r>
+        <w:rPr>
+          <w:rFonts w:ascii="Consolas" w:hAnsi="Consolas" w:eastAsia="Microsoft YaHei"/>
+          <w:color w:val="111827"/>
+          <w:sz w:val="16"/>
+        </w:rPr>
+        <w:t>063  def test_a3_01_dialogue_builds_six_evidenced_profile_dimensions():</w:t>
+      </w:r>
+    </w:p>
+    <w:p>
+      <w:pPr>
+        <w:pStyle w:val="CodeBlock"/>
+        <w:keepNext w:val="0"/>
+        <w:keepLines w:val="0"/>
+        <w:shd w:fill="F7F9FC"/>
+      </w:pPr>
+      <w:r>
+        <w:rPr>
+          <w:rFonts w:ascii="Consolas" w:hAnsi="Consolas" w:eastAsia="Microsoft YaHei"/>
+          <w:color w:val="111827"/>
+          <w:sz w:val="16"/>
+        </w:rPr>
+        <w:t>064      result = build_learning_orchestration(_competition_request())</w:t>
+      </w:r>
+    </w:p>
+    <w:p>
+      <w:pPr>
+        <w:pStyle w:val="CodeBlock"/>
+        <w:keepNext w:val="0"/>
+        <w:keepLines w:val="0"/>
+        <w:shd w:fill="F7F9FC"/>
+      </w:pPr>
+      <w:r>
+        <w:rPr>
+          <w:rFonts w:ascii="Consolas" w:hAnsi="Consolas" w:eastAsia="Microsoft YaHei"/>
+          <w:color w:val="111827"/>
+          <w:sz w:val="16"/>
+        </w:rPr>
+        <w:t xml:space="preserve">065  </w:t>
+      </w:r>
+    </w:p>
+    <w:p>
+      <w:pPr>
+        <w:pStyle w:val="CodeBlock"/>
+        <w:keepNext w:val="0"/>
+        <w:keepLines w:val="0"/>
+        <w:shd w:fill="F7F9FC"/>
+      </w:pPr>
+      <w:r>
+        <w:rPr>
+          <w:rFonts w:ascii="Consolas" w:hAnsi="Consolas" w:eastAsia="Microsoft YaHei"/>
+          <w:color w:val="111827"/>
+          <w:sz w:val="16"/>
+        </w:rPr>
+        <w:t>066      dimensions = {item.name for item in result.profile}</w:t>
+      </w:r>
+    </w:p>
+    <w:p>
+      <w:pPr>
+        <w:pStyle w:val="CodeBlock"/>
+        <w:keepNext w:val="0"/>
+        <w:keepLines w:val="0"/>
+        <w:shd w:fill="F7F9FC"/>
+      </w:pPr>
+      <w:r>
+        <w:rPr>
+          <w:rFonts w:ascii="Consolas" w:hAnsi="Consolas" w:eastAsia="Microsoft YaHei"/>
+          <w:color w:val="111827"/>
+          <w:sz w:val="16"/>
+        </w:rPr>
+        <w:t>067      assert dimensions == EXPECTED_PROFILE_DIMENSIONS</w:t>
+      </w:r>
+    </w:p>
+    <w:p>
+      <w:pPr>
+        <w:pStyle w:val="CodeBlock"/>
+        <w:keepNext w:val="0"/>
+        <w:keepLines w:val="0"/>
+        <w:shd w:fill="F7F9FC"/>
+      </w:pPr>
+      <w:r>
+        <w:rPr>
+          <w:rFonts w:ascii="Consolas" w:hAnsi="Consolas" w:eastAsia="Microsoft YaHei"/>
+          <w:color w:val="111827"/>
+          <w:sz w:val="16"/>
+        </w:rPr>
+        <w:t>068      assert all(item.value.strip() for item in result.profile)</w:t>
+      </w:r>
+    </w:p>
+    <w:p>
+      <w:pPr>
+        <w:pStyle w:val="CodeBlock"/>
+        <w:keepNext w:val="0"/>
+        <w:keepLines w:val="0"/>
+        <w:shd w:fill="F7F9FC"/>
+      </w:pPr>
+      <w:r>
+        <w:rPr>
+          <w:rFonts w:ascii="Consolas" w:hAnsi="Consolas" w:eastAsia="Microsoft YaHei"/>
+          <w:color w:val="111827"/>
+          <w:sz w:val="16"/>
+        </w:rPr>
+        <w:t>069      assert all(item.evidence.strip() for item in result.profile)</w:t>
+      </w:r>
+    </w:p>
+    <w:p>
+      <w:pPr>
+        <w:pStyle w:val="CodeBlock"/>
+        <w:keepNext w:val="0"/>
+        <w:keepLines w:val="0"/>
+        <w:shd w:fill="F7F9FC"/>
+      </w:pPr>
+      <w:r>
+        <w:rPr>
+          <w:rFonts w:ascii="Consolas" w:hAnsi="Consolas" w:eastAsia="Microsoft YaHei"/>
+          <w:color w:val="111827"/>
+          <w:sz w:val="16"/>
+        </w:rPr>
+        <w:t>070      assert all(0 &lt;= item.confidence &lt;= 1 for item in result.profile)</w:t>
       </w:r>
     </w:p>
     <w:p>
@@ -3764,119 +4000,119 @@
           <w:color w:val="111827"/>
           <w:sz w:val="16"/>
         </w:rPr>
-        <w:t>072  def test_a3_02_generation_exposes_nine_completed_agent_roles():</w:t>
-      </w:r>
-    </w:p>
-    <w:p>
-      <w:pPr>
-        <w:pStyle w:val="CodeBlock"/>
-        <w:keepNext w:val="0"/>
-        <w:keepLines w:val="0"/>
-        <w:shd w:fill="F7F9FC"/>
-      </w:pPr>
-      <w:r>
-        <w:rPr>
-          <w:rFonts w:ascii="Consolas" w:hAnsi="Consolas" w:eastAsia="Microsoft YaHei"/>
-          <w:color w:val="111827"/>
-          <w:sz w:val="16"/>
-        </w:rPr>
-        <w:t>073      result = build_learning_orchestration(_competition_request())</w:t>
-      </w:r>
-    </w:p>
-    <w:p>
-      <w:pPr>
-        <w:pStyle w:val="CodeBlock"/>
-        <w:keepNext w:val="0"/>
-        <w:keepLines w:val="0"/>
-        <w:shd w:fill="F7F9FC"/>
-      </w:pPr>
-      <w:r>
-        <w:rPr>
-          <w:rFonts w:ascii="Consolas" w:hAnsi="Consolas" w:eastAsia="Microsoft YaHei"/>
-          <w:color w:val="111827"/>
-          <w:sz w:val="16"/>
-        </w:rPr>
-        <w:t xml:space="preserve">074  </w:t>
-      </w:r>
-    </w:p>
-    <w:p>
-      <w:pPr>
-        <w:pStyle w:val="CodeBlock"/>
-        <w:keepNext w:val="0"/>
-        <w:keepLines w:val="0"/>
-        <w:shd w:fill="F7F9FC"/>
-      </w:pPr>
-      <w:r>
-        <w:rPr>
-          <w:rFonts w:ascii="Consolas" w:hAnsi="Consolas" w:eastAsia="Microsoft YaHei"/>
-          <w:color w:val="111827"/>
-          <w:sz w:val="16"/>
-        </w:rPr>
-        <w:t>075      assert {stage.id for stage in result.trace} == EXPECTED_AGENT_IDS</w:t>
-      </w:r>
-    </w:p>
-    <w:p>
-      <w:pPr>
-        <w:pStyle w:val="CodeBlock"/>
-        <w:keepNext w:val="0"/>
-        <w:keepLines w:val="0"/>
-        <w:shd w:fill="F7F9FC"/>
-      </w:pPr>
-      <w:r>
-        <w:rPr>
-          <w:rFonts w:ascii="Consolas" w:hAnsi="Consolas" w:eastAsia="Microsoft YaHei"/>
-          <w:color w:val="111827"/>
-          <w:sz w:val="16"/>
-        </w:rPr>
-        <w:t>076      assert len({stage.role for stage in result.trace}) == len(EXPECTED_AGENT_IDS)</w:t>
-      </w:r>
-    </w:p>
-    <w:p>
-      <w:pPr>
-        <w:pStyle w:val="CodeBlock"/>
-        <w:keepNext w:val="0"/>
-        <w:keepLines w:val="0"/>
-        <w:shd w:fill="F7F9FC"/>
-      </w:pPr>
-      <w:r>
-        <w:rPr>
-          <w:rFonts w:ascii="Consolas" w:hAnsi="Consolas" w:eastAsia="Microsoft YaHei"/>
-          <w:color w:val="111827"/>
-          <w:sz w:val="16"/>
-        </w:rPr>
-        <w:t>077      assert all(stage.status == "completed" for stage in result.trace)</w:t>
-      </w:r>
-    </w:p>
-    <w:p>
-      <w:pPr>
-        <w:pStyle w:val="CodeBlock"/>
-        <w:keepNext w:val="0"/>
-        <w:keepLines w:val="0"/>
-        <w:shd w:fill="F7F9FC"/>
-      </w:pPr>
-      <w:r>
-        <w:rPr>
-          <w:rFonts w:ascii="Consolas" w:hAnsi="Consolas" w:eastAsia="Microsoft YaHei"/>
-          <w:color w:val="111827"/>
-          <w:sz w:val="16"/>
-        </w:rPr>
-        <w:t>078      assert all(stage.progress == 100 for stage in result.trace)</w:t>
-      </w:r>
-    </w:p>
-    <w:p>
-      <w:pPr>
-        <w:pStyle w:val="CodeBlock"/>
-        <w:keepNext w:val="0"/>
-        <w:keepLines w:val="0"/>
-        <w:shd w:fill="F7F9FC"/>
-      </w:pPr>
-      <w:r>
-        <w:rPr>
-          <w:rFonts w:ascii="Consolas" w:hAnsi="Consolas" w:eastAsia="Microsoft YaHei"/>
-          <w:color w:val="111827"/>
-          <w:sz w:val="16"/>
-        </w:rPr>
-        <w:t xml:space="preserve">079  </w:t>
+        <w:t xml:space="preserve">072  </w:t>
+      </w:r>
+    </w:p>
+    <w:p>
+      <w:pPr>
+        <w:pStyle w:val="CodeBlock"/>
+        <w:keepNext w:val="0"/>
+        <w:keepLines w:val="0"/>
+        <w:shd w:fill="F7F9FC"/>
+      </w:pPr>
+      <w:r>
+        <w:rPr>
+          <w:rFonts w:ascii="Consolas" w:hAnsi="Consolas" w:eastAsia="Microsoft YaHei"/>
+          <w:color w:val="111827"/>
+          <w:sz w:val="16"/>
+        </w:rPr>
+        <w:t>073  def test_a3_02_generation_exposes_nine_completed_agent_roles():</w:t>
+      </w:r>
+    </w:p>
+    <w:p>
+      <w:pPr>
+        <w:pStyle w:val="CodeBlock"/>
+        <w:keepNext w:val="0"/>
+        <w:keepLines w:val="0"/>
+        <w:shd w:fill="F7F9FC"/>
+      </w:pPr>
+      <w:r>
+        <w:rPr>
+          <w:rFonts w:ascii="Consolas" w:hAnsi="Consolas" w:eastAsia="Microsoft YaHei"/>
+          <w:color w:val="111827"/>
+          <w:sz w:val="16"/>
+        </w:rPr>
+        <w:t>074      result = build_learning_orchestration(_competition_request())</w:t>
+      </w:r>
+    </w:p>
+    <w:p>
+      <w:pPr>
+        <w:pStyle w:val="CodeBlock"/>
+        <w:keepNext w:val="0"/>
+        <w:keepLines w:val="0"/>
+        <w:shd w:fill="F7F9FC"/>
+      </w:pPr>
+      <w:r>
+        <w:rPr>
+          <w:rFonts w:ascii="Consolas" w:hAnsi="Consolas" w:eastAsia="Microsoft YaHei"/>
+          <w:color w:val="111827"/>
+          <w:sz w:val="16"/>
+        </w:rPr>
+        <w:t xml:space="preserve">075  </w:t>
+      </w:r>
+    </w:p>
+    <w:p>
+      <w:pPr>
+        <w:pStyle w:val="CodeBlock"/>
+        <w:keepNext w:val="0"/>
+        <w:keepLines w:val="0"/>
+        <w:shd w:fill="F7F9FC"/>
+      </w:pPr>
+      <w:r>
+        <w:rPr>
+          <w:rFonts w:ascii="Consolas" w:hAnsi="Consolas" w:eastAsia="Microsoft YaHei"/>
+          <w:color w:val="111827"/>
+          <w:sz w:val="16"/>
+        </w:rPr>
+        <w:t>076      assert {stage.id for stage in result.trace} == EXPECTED_AGENT_IDS</w:t>
+      </w:r>
+    </w:p>
+    <w:p>
+      <w:pPr>
+        <w:pStyle w:val="CodeBlock"/>
+        <w:keepNext w:val="0"/>
+        <w:keepLines w:val="0"/>
+        <w:shd w:fill="F7F9FC"/>
+      </w:pPr>
+      <w:r>
+        <w:rPr>
+          <w:rFonts w:ascii="Consolas" w:hAnsi="Consolas" w:eastAsia="Microsoft YaHei"/>
+          <w:color w:val="111827"/>
+          <w:sz w:val="16"/>
+        </w:rPr>
+        <w:t>077      assert len({stage.role for stage in result.trace}) == len(EXPECTED_AGENT_IDS)</w:t>
+      </w:r>
+    </w:p>
+    <w:p>
+      <w:pPr>
+        <w:pStyle w:val="CodeBlock"/>
+        <w:keepNext w:val="0"/>
+        <w:keepLines w:val="0"/>
+        <w:shd w:fill="F7F9FC"/>
+      </w:pPr>
+      <w:r>
+        <w:rPr>
+          <w:rFonts w:ascii="Consolas" w:hAnsi="Consolas" w:eastAsia="Microsoft YaHei"/>
+          <w:color w:val="111827"/>
+          <w:sz w:val="16"/>
+        </w:rPr>
+        <w:t>078      assert all(stage.status == "completed" for stage in result.trace)</w:t>
+      </w:r>
+    </w:p>
+    <w:p>
+      <w:pPr>
+        <w:pStyle w:val="CodeBlock"/>
+        <w:keepNext w:val="0"/>
+        <w:keepLines w:val="0"/>
+        <w:shd w:fill="F7F9FC"/>
+      </w:pPr>
+      <w:r>
+        <w:rPr>
+          <w:rFonts w:ascii="Consolas" w:hAnsi="Consolas" w:eastAsia="Microsoft YaHei"/>
+          <w:color w:val="111827"/>
+          <w:sz w:val="16"/>
+        </w:rPr>
+        <w:t>079      assert all(stage.progress == 100 for stage in result.trace)</w:t>
       </w:r>
     </w:p>
     <w:p>
@@ -3908,167 +4144,167 @@
           <w:color w:val="111827"/>
           <w:sz w:val="16"/>
         </w:rPr>
-        <w:t>081  def test_a3_03_generates_seven_selectable_learning_asset_contracts():</w:t>
-      </w:r>
-    </w:p>
-    <w:p>
-      <w:pPr>
-        <w:pStyle w:val="CodeBlock"/>
-        <w:keepNext w:val="0"/>
-        <w:keepLines w:val="0"/>
-        <w:shd w:fill="F7F9FC"/>
-      </w:pPr>
-      <w:r>
-        <w:rPr>
-          <w:rFonts w:ascii="Consolas" w:hAnsi="Consolas" w:eastAsia="Microsoft YaHei"/>
-          <w:color w:val="111827"/>
-          <w:sz w:val="16"/>
-        </w:rPr>
-        <w:t>082      result = build_learning_orchestration(_competition_request())</w:t>
-      </w:r>
-    </w:p>
-    <w:p>
-      <w:pPr>
-        <w:pStyle w:val="CodeBlock"/>
-        <w:keepNext w:val="0"/>
-        <w:keepLines w:val="0"/>
-        <w:shd w:fill="F7F9FC"/>
-      </w:pPr>
-      <w:r>
-        <w:rPr>
-          <w:rFonts w:ascii="Consolas" w:hAnsi="Consolas" w:eastAsia="Microsoft YaHei"/>
-          <w:color w:val="111827"/>
-          <w:sz w:val="16"/>
-        </w:rPr>
-        <w:t xml:space="preserve">083  </w:t>
-      </w:r>
-    </w:p>
-    <w:p>
-      <w:pPr>
-        <w:pStyle w:val="CodeBlock"/>
-        <w:keepNext w:val="0"/>
-        <w:keepLines w:val="0"/>
-        <w:shd w:fill="F7F9FC"/>
-      </w:pPr>
-      <w:r>
-        <w:rPr>
-          <w:rFonts w:ascii="Consolas" w:hAnsi="Consolas" w:eastAsia="Microsoft YaHei"/>
-          <w:color w:val="111827"/>
-          <w:sz w:val="16"/>
-        </w:rPr>
-        <w:t>084      resources = {resource.kind: resource for resource in result.resources}</w:t>
-      </w:r>
-    </w:p>
-    <w:p>
-      <w:pPr>
-        <w:pStyle w:val="CodeBlock"/>
-        <w:keepNext w:val="0"/>
-        <w:keepLines w:val="0"/>
-        <w:shd w:fill="F7F9FC"/>
-      </w:pPr>
-      <w:r>
-        <w:rPr>
-          <w:rFonts w:ascii="Consolas" w:hAnsi="Consolas" w:eastAsia="Microsoft YaHei"/>
-          <w:color w:val="111827"/>
-          <w:sz w:val="16"/>
-        </w:rPr>
-        <w:t>085      assert resources.keys() == EXPECTED_ASSET_KINDS</w:t>
-      </w:r>
-    </w:p>
-    <w:p>
-      <w:pPr>
-        <w:pStyle w:val="CodeBlock"/>
-        <w:keepNext w:val="0"/>
-        <w:keepLines w:val="0"/>
-        <w:shd w:fill="F7F9FC"/>
-      </w:pPr>
-      <w:r>
-        <w:rPr>
-          <w:rFonts w:ascii="Consolas" w:hAnsi="Consolas" w:eastAsia="Microsoft YaHei"/>
-          <w:color w:val="111827"/>
-          <w:sz w:val="16"/>
-        </w:rPr>
-        <w:t>086      assert resources["quiz"].payload["questions"]</w:t>
-      </w:r>
-    </w:p>
-    <w:p>
-      <w:pPr>
-        <w:pStyle w:val="CodeBlock"/>
-        <w:keepNext w:val="0"/>
-        <w:keepLines w:val="0"/>
-        <w:shd w:fill="F7F9FC"/>
-      </w:pPr>
-      <w:r>
-        <w:rPr>
-          <w:rFonts w:ascii="Consolas" w:hAnsi="Consolas" w:eastAsia="Microsoft YaHei"/>
-          <w:color w:val="111827"/>
-          <w:sz w:val="16"/>
-        </w:rPr>
-        <w:t>087      assert resources["flashcards"].payload["cards"]</w:t>
-      </w:r>
-    </w:p>
-    <w:p>
-      <w:pPr>
-        <w:pStyle w:val="CodeBlock"/>
-        <w:keepNext w:val="0"/>
-        <w:keepLines w:val="0"/>
-        <w:shd w:fill="F7F9FC"/>
-      </w:pPr>
-      <w:r>
-        <w:rPr>
-          <w:rFonts w:ascii="Consolas" w:hAnsi="Consolas" w:eastAsia="Microsoft YaHei"/>
-          <w:color w:val="111827"/>
-          <w:sz w:val="16"/>
-        </w:rPr>
-        <w:t>088      assert resources["mind_map"].content.startswith("```mermaid")</w:t>
-      </w:r>
-    </w:p>
-    <w:p>
-      <w:pPr>
-        <w:pStyle w:val="CodeBlock"/>
-        <w:keepNext w:val="0"/>
-        <w:keepLines w:val="0"/>
-        <w:shd w:fill="F7F9FC"/>
-      </w:pPr>
-      <w:r>
-        <w:rPr>
-          <w:rFonts w:ascii="Consolas" w:hAnsi="Consolas" w:eastAsia="Microsoft YaHei"/>
-          <w:color w:val="111827"/>
-          <w:sz w:val="16"/>
-        </w:rPr>
-        <w:t>089      assert resources["code_lab"].format == "Python Notebook"</w:t>
-      </w:r>
-    </w:p>
-    <w:p>
-      <w:pPr>
-        <w:pStyle w:val="CodeBlock"/>
-        <w:keepNext w:val="0"/>
-        <w:keepLines w:val="0"/>
-        <w:shd w:fill="F7F9FC"/>
-      </w:pPr>
-      <w:r>
-        <w:rPr>
-          <w:rFonts w:ascii="Consolas" w:hAnsi="Consolas" w:eastAsia="Microsoft YaHei"/>
-          <w:color w:val="111827"/>
-          <w:sz w:val="16"/>
-        </w:rPr>
-        <w:t>090      assert resources["visual_aid"].payload["status"] == "fallback_prompt"</w:t>
-      </w:r>
-    </w:p>
-    <w:p>
-      <w:pPr>
-        <w:pStyle w:val="CodeBlock"/>
-        <w:keepNext w:val="0"/>
-        <w:keepLines w:val="0"/>
-        <w:shd w:fill="F7F9FC"/>
-      </w:pPr>
-      <w:r>
-        <w:rPr>
-          <w:rFonts w:ascii="Consolas" w:hAnsi="Consolas" w:eastAsia="Microsoft YaHei"/>
-          <w:color w:val="111827"/>
-          <w:sz w:val="16"/>
-        </w:rPr>
-        <w:t xml:space="preserve">091  </w:t>
+        <w:t xml:space="preserve">081  </w:t>
+      </w:r>
+    </w:p>
+    <w:p>
+      <w:pPr>
+        <w:pStyle w:val="CodeBlock"/>
+        <w:keepNext w:val="0"/>
+        <w:keepLines w:val="0"/>
+        <w:shd w:fill="F7F9FC"/>
+      </w:pPr>
+      <w:r>
+        <w:rPr>
+          <w:rFonts w:ascii="Consolas" w:hAnsi="Consolas" w:eastAsia="Microsoft YaHei"/>
+          <w:color w:val="111827"/>
+          <w:sz w:val="16"/>
+        </w:rPr>
+        <w:t>082  def test_a3_03_generates_seven_selectable_learning_asset_contracts():</w:t>
+      </w:r>
+    </w:p>
+    <w:p>
+      <w:pPr>
+        <w:pStyle w:val="CodeBlock"/>
+        <w:keepNext w:val="0"/>
+        <w:keepLines w:val="0"/>
+        <w:shd w:fill="F7F9FC"/>
+      </w:pPr>
+      <w:r>
+        <w:rPr>
+          <w:rFonts w:ascii="Consolas" w:hAnsi="Consolas" w:eastAsia="Microsoft YaHei"/>
+          <w:color w:val="111827"/>
+          <w:sz w:val="16"/>
+        </w:rPr>
+        <w:t>083      result = build_learning_orchestration(_competition_request())</w:t>
+      </w:r>
+    </w:p>
+    <w:p>
+      <w:pPr>
+        <w:pStyle w:val="CodeBlock"/>
+        <w:keepNext w:val="0"/>
+        <w:keepLines w:val="0"/>
+        <w:shd w:fill="F7F9FC"/>
+      </w:pPr>
+      <w:r>
+        <w:rPr>
+          <w:rFonts w:ascii="Consolas" w:hAnsi="Consolas" w:eastAsia="Microsoft YaHei"/>
+          <w:color w:val="111827"/>
+          <w:sz w:val="16"/>
+        </w:rPr>
+        <w:t xml:space="preserve">084  </w:t>
+      </w:r>
+    </w:p>
+    <w:p>
+      <w:pPr>
+        <w:pStyle w:val="CodeBlock"/>
+        <w:keepNext w:val="0"/>
+        <w:keepLines w:val="0"/>
+        <w:shd w:fill="F7F9FC"/>
+      </w:pPr>
+      <w:r>
+        <w:rPr>
+          <w:rFonts w:ascii="Consolas" w:hAnsi="Consolas" w:eastAsia="Microsoft YaHei"/>
+          <w:color w:val="111827"/>
+          <w:sz w:val="16"/>
+        </w:rPr>
+        <w:t>085      resources = {resource.kind: resource for resource in result.resources}</w:t>
+      </w:r>
+    </w:p>
+    <w:p>
+      <w:pPr>
+        <w:pStyle w:val="CodeBlock"/>
+        <w:keepNext w:val="0"/>
+        <w:keepLines w:val="0"/>
+        <w:shd w:fill="F7F9FC"/>
+      </w:pPr>
+      <w:r>
+        <w:rPr>
+          <w:rFonts w:ascii="Consolas" w:hAnsi="Consolas" w:eastAsia="Microsoft YaHei"/>
+          <w:color w:val="111827"/>
+          <w:sz w:val="16"/>
+        </w:rPr>
+        <w:t>086      assert resources.keys() == EXPECTED_ASSET_KINDS</w:t>
+      </w:r>
+    </w:p>
+    <w:p>
+      <w:pPr>
+        <w:pStyle w:val="CodeBlock"/>
+        <w:keepNext w:val="0"/>
+        <w:keepLines w:val="0"/>
+        <w:shd w:fill="F7F9FC"/>
+      </w:pPr>
+      <w:r>
+        <w:rPr>
+          <w:rFonts w:ascii="Consolas" w:hAnsi="Consolas" w:eastAsia="Microsoft YaHei"/>
+          <w:color w:val="111827"/>
+          <w:sz w:val="16"/>
+        </w:rPr>
+        <w:t>087      assert resources["quiz"].payload["questions"]</w:t>
+      </w:r>
+    </w:p>
+    <w:p>
+      <w:pPr>
+        <w:pStyle w:val="CodeBlock"/>
+        <w:keepNext w:val="0"/>
+        <w:keepLines w:val="0"/>
+        <w:shd w:fill="F7F9FC"/>
+      </w:pPr>
+      <w:r>
+        <w:rPr>
+          <w:rFonts w:ascii="Consolas" w:hAnsi="Consolas" w:eastAsia="Microsoft YaHei"/>
+          <w:color w:val="111827"/>
+          <w:sz w:val="16"/>
+        </w:rPr>
+        <w:t>088      assert resources["flashcards"].payload["cards"]</w:t>
+      </w:r>
+    </w:p>
+    <w:p>
+      <w:pPr>
+        <w:pStyle w:val="CodeBlock"/>
+        <w:keepNext w:val="0"/>
+        <w:keepLines w:val="0"/>
+        <w:shd w:fill="F7F9FC"/>
+      </w:pPr>
+      <w:r>
+        <w:rPr>
+          <w:rFonts w:ascii="Consolas" w:hAnsi="Consolas" w:eastAsia="Microsoft YaHei"/>
+          <w:color w:val="111827"/>
+          <w:sz w:val="16"/>
+        </w:rPr>
+        <w:t>089      assert resources["mind_map"].content.startswith("```mermaid")</w:t>
+      </w:r>
+    </w:p>
+    <w:p>
+      <w:pPr>
+        <w:pStyle w:val="CodeBlock"/>
+        <w:keepNext w:val="0"/>
+        <w:keepLines w:val="0"/>
+        <w:shd w:fill="F7F9FC"/>
+      </w:pPr>
+      <w:r>
+        <w:rPr>
+          <w:rFonts w:ascii="Consolas" w:hAnsi="Consolas" w:eastAsia="Microsoft YaHei"/>
+          <w:color w:val="111827"/>
+          <w:sz w:val="16"/>
+        </w:rPr>
+        <w:t>090      assert resources["code_lab"].format == "Python Notebook"</w:t>
+      </w:r>
+    </w:p>
+    <w:p>
+      <w:pPr>
+        <w:pStyle w:val="CodeBlock"/>
+        <w:keepNext w:val="0"/>
+        <w:keepLines w:val="0"/>
+        <w:shd w:fill="F7F9FC"/>
+      </w:pPr>
+      <w:r>
+        <w:rPr>
+          <w:rFonts w:ascii="Consolas" w:hAnsi="Consolas" w:eastAsia="Microsoft YaHei"/>
+          <w:color w:val="111827"/>
+          <w:sz w:val="16"/>
+        </w:rPr>
+        <w:t>091      assert resources["visual_aid"].payload["status"] == "fallback_prompt"</w:t>
       </w:r>
     </w:p>
     <w:p>
@@ -4100,167 +4336,167 @@
           <w:color w:val="111827"/>
           <w:sz w:val="16"/>
         </w:rPr>
-        <w:t>093  def test_a3_04_learning_path_is_ordered_and_has_closed_loop_checkpoints():</w:t>
-      </w:r>
-    </w:p>
-    <w:p>
-      <w:pPr>
-        <w:pStyle w:val="CodeBlock"/>
-        <w:keepNext w:val="0"/>
-        <w:keepLines w:val="0"/>
-        <w:shd w:fill="F7F9FC"/>
-      </w:pPr>
-      <w:r>
-        <w:rPr>
-          <w:rFonts w:ascii="Consolas" w:hAnsi="Consolas" w:eastAsia="Microsoft YaHei"/>
-          <w:color w:val="111827"/>
-          <w:sz w:val="16"/>
-        </w:rPr>
-        <w:t>094      result = build_learning_orchestration(_competition_request())</w:t>
-      </w:r>
-    </w:p>
-    <w:p>
-      <w:pPr>
-        <w:pStyle w:val="CodeBlock"/>
-        <w:keepNext w:val="0"/>
-        <w:keepLines w:val="0"/>
-        <w:shd w:fill="F7F9FC"/>
-      </w:pPr>
-      <w:r>
-        <w:rPr>
-          <w:rFonts w:ascii="Consolas" w:hAnsi="Consolas" w:eastAsia="Microsoft YaHei"/>
-          <w:color w:val="111827"/>
-          <w:sz w:val="16"/>
-        </w:rPr>
-        <w:t xml:space="preserve">095  </w:t>
-      </w:r>
-    </w:p>
-    <w:p>
-      <w:pPr>
-        <w:pStyle w:val="CodeBlock"/>
-        <w:keepNext w:val="0"/>
-        <w:keepLines w:val="0"/>
-        <w:shd w:fill="F7F9FC"/>
-      </w:pPr>
-      <w:r>
-        <w:rPr>
-          <w:rFonts w:ascii="Consolas" w:hAnsi="Consolas" w:eastAsia="Microsoft YaHei"/>
-          <w:color w:val="111827"/>
-          <w:sz w:val="16"/>
-        </w:rPr>
-        <w:t>096      assert [step.order for step in result.learning_path] == [1, 2, 3, 4]</w:t>
-      </w:r>
-    </w:p>
-    <w:p>
-      <w:pPr>
-        <w:pStyle w:val="CodeBlock"/>
-        <w:keepNext w:val="0"/>
-        <w:keepLines w:val="0"/>
-        <w:shd w:fill="F7F9FC"/>
-      </w:pPr>
-      <w:r>
-        <w:rPr>
-          <w:rFonts w:ascii="Consolas" w:hAnsi="Consolas" w:eastAsia="Microsoft YaHei"/>
-          <w:color w:val="111827"/>
-          <w:sz w:val="16"/>
-        </w:rPr>
-        <w:t>097      assert all(step.objective for step in result.learning_path)</w:t>
-      </w:r>
-    </w:p>
-    <w:p>
-      <w:pPr>
-        <w:pStyle w:val="CodeBlock"/>
-        <w:keepNext w:val="0"/>
-        <w:keepLines w:val="0"/>
-        <w:shd w:fill="F7F9FC"/>
-      </w:pPr>
-      <w:r>
-        <w:rPr>
-          <w:rFonts w:ascii="Consolas" w:hAnsi="Consolas" w:eastAsia="Microsoft YaHei"/>
-          <w:color w:val="111827"/>
-          <w:sz w:val="16"/>
-        </w:rPr>
-        <w:t>098      assert all(step.activities for step in result.learning_path)</w:t>
-      </w:r>
-    </w:p>
-    <w:p>
-      <w:pPr>
-        <w:pStyle w:val="CodeBlock"/>
-        <w:keepNext w:val="0"/>
-        <w:keepLines w:val="0"/>
-        <w:shd w:fill="F7F9FC"/>
-      </w:pPr>
-      <w:r>
-        <w:rPr>
-          <w:rFonts w:ascii="Consolas" w:hAnsi="Consolas" w:eastAsia="Microsoft YaHei"/>
-          <w:color w:val="111827"/>
-          <w:sz w:val="16"/>
-        </w:rPr>
-        <w:t>099      assert all(step.resources for step in result.learning_path)</w:t>
-      </w:r>
-    </w:p>
-    <w:p>
-      <w:pPr>
-        <w:pStyle w:val="CodeBlock"/>
-        <w:keepNext w:val="0"/>
-        <w:keepLines w:val="0"/>
-        <w:shd w:fill="F7F9FC"/>
-      </w:pPr>
-      <w:r>
-        <w:rPr>
-          <w:rFonts w:ascii="Consolas" w:hAnsi="Consolas" w:eastAsia="Microsoft YaHei"/>
-          <w:color w:val="111827"/>
-          <w:sz w:val="16"/>
-        </w:rPr>
-        <w:t>100      assert all(step.checkpoint for step in result.learning_path)</w:t>
-      </w:r>
-    </w:p>
-    <w:p>
-      <w:pPr>
-        <w:pStyle w:val="CodeBlock"/>
-        <w:keepNext w:val="0"/>
-        <w:keepLines w:val="0"/>
-        <w:shd w:fill="F7F9FC"/>
-      </w:pPr>
-      <w:r>
-        <w:rPr>
-          <w:rFonts w:ascii="Consolas" w:hAnsi="Consolas" w:eastAsia="Microsoft YaHei"/>
-          <w:color w:val="111827"/>
-          <w:sz w:val="16"/>
-        </w:rPr>
-        <w:t>101      assert result.evaluation.next_adjustments</w:t>
-      </w:r>
-    </w:p>
-    <w:p>
-      <w:pPr>
-        <w:pStyle w:val="CodeBlock"/>
-        <w:keepNext w:val="0"/>
-        <w:keepLines w:val="0"/>
-        <w:shd w:fill="F7F9FC"/>
-      </w:pPr>
-      <w:r>
-        <w:rPr>
-          <w:rFonts w:ascii="Consolas" w:hAnsi="Consolas" w:eastAsia="Microsoft YaHei"/>
-          <w:color w:val="111827"/>
-          <w:sz w:val="16"/>
-        </w:rPr>
-        <w:t>102      assert result.recommendations</w:t>
-      </w:r>
-    </w:p>
-    <w:p>
-      <w:pPr>
-        <w:pStyle w:val="CodeBlock"/>
-        <w:keepNext w:val="0"/>
-        <w:keepLines w:val="0"/>
-        <w:shd w:fill="F7F9FC"/>
-      </w:pPr>
-      <w:r>
-        <w:rPr>
-          <w:rFonts w:ascii="Consolas" w:hAnsi="Consolas" w:eastAsia="Microsoft YaHei"/>
-          <w:color w:val="111827"/>
-          <w:sz w:val="16"/>
-        </w:rPr>
-        <w:t xml:space="preserve">103  </w:t>
+        <w:t xml:space="preserve">093  </w:t>
+      </w:r>
+    </w:p>
+    <w:p>
+      <w:pPr>
+        <w:pStyle w:val="CodeBlock"/>
+        <w:keepNext w:val="0"/>
+        <w:keepLines w:val="0"/>
+        <w:shd w:fill="F7F9FC"/>
+      </w:pPr>
+      <w:r>
+        <w:rPr>
+          <w:rFonts w:ascii="Consolas" w:hAnsi="Consolas" w:eastAsia="Microsoft YaHei"/>
+          <w:color w:val="111827"/>
+          <w:sz w:val="16"/>
+        </w:rPr>
+        <w:t>094  def test_a3_04_learning_path_is_ordered_and_has_closed_loop_checkpoints():</w:t>
+      </w:r>
+    </w:p>
+    <w:p>
+      <w:pPr>
+        <w:pStyle w:val="CodeBlock"/>
+        <w:keepNext w:val="0"/>
+        <w:keepLines w:val="0"/>
+        <w:shd w:fill="F7F9FC"/>
+      </w:pPr>
+      <w:r>
+        <w:rPr>
+          <w:rFonts w:ascii="Consolas" w:hAnsi="Consolas" w:eastAsia="Microsoft YaHei"/>
+          <w:color w:val="111827"/>
+          <w:sz w:val="16"/>
+        </w:rPr>
+        <w:t>095      result = build_learning_orchestration(_competition_request())</w:t>
+      </w:r>
+    </w:p>
+    <w:p>
+      <w:pPr>
+        <w:pStyle w:val="CodeBlock"/>
+        <w:keepNext w:val="0"/>
+        <w:keepLines w:val="0"/>
+        <w:shd w:fill="F7F9FC"/>
+      </w:pPr>
+      <w:r>
+        <w:rPr>
+          <w:rFonts w:ascii="Consolas" w:hAnsi="Consolas" w:eastAsia="Microsoft YaHei"/>
+          <w:color w:val="111827"/>
+          <w:sz w:val="16"/>
+        </w:rPr>
+        <w:t xml:space="preserve">096  </w:t>
+      </w:r>
+    </w:p>
+    <w:p>
+      <w:pPr>
+        <w:pStyle w:val="CodeBlock"/>
+        <w:keepNext w:val="0"/>
+        <w:keepLines w:val="0"/>
+        <w:shd w:fill="F7F9FC"/>
+      </w:pPr>
+      <w:r>
+        <w:rPr>
+          <w:rFonts w:ascii="Consolas" w:hAnsi="Consolas" w:eastAsia="Microsoft YaHei"/>
+          <w:color w:val="111827"/>
+          <w:sz w:val="16"/>
+        </w:rPr>
+        <w:t>097      assert [step.order for step in result.learning_path] == [1, 2, 3, 4]</w:t>
+      </w:r>
+    </w:p>
+    <w:p>
+      <w:pPr>
+        <w:pStyle w:val="CodeBlock"/>
+        <w:keepNext w:val="0"/>
+        <w:keepLines w:val="0"/>
+        <w:shd w:fill="F7F9FC"/>
+      </w:pPr>
+      <w:r>
+        <w:rPr>
+          <w:rFonts w:ascii="Consolas" w:hAnsi="Consolas" w:eastAsia="Microsoft YaHei"/>
+          <w:color w:val="111827"/>
+          <w:sz w:val="16"/>
+        </w:rPr>
+        <w:t>098      assert all(step.objective for step in result.learning_path)</w:t>
+      </w:r>
+    </w:p>
+    <w:p>
+      <w:pPr>
+        <w:pStyle w:val="CodeBlock"/>
+        <w:keepNext w:val="0"/>
+        <w:keepLines w:val="0"/>
+        <w:shd w:fill="F7F9FC"/>
+      </w:pPr>
+      <w:r>
+        <w:rPr>
+          <w:rFonts w:ascii="Consolas" w:hAnsi="Consolas" w:eastAsia="Microsoft YaHei"/>
+          <w:color w:val="111827"/>
+          <w:sz w:val="16"/>
+        </w:rPr>
+        <w:t>099      assert all(step.activities for step in result.learning_path)</w:t>
+      </w:r>
+    </w:p>
+    <w:p>
+      <w:pPr>
+        <w:pStyle w:val="CodeBlock"/>
+        <w:keepNext w:val="0"/>
+        <w:keepLines w:val="0"/>
+        <w:shd w:fill="F7F9FC"/>
+      </w:pPr>
+      <w:r>
+        <w:rPr>
+          <w:rFonts w:ascii="Consolas" w:hAnsi="Consolas" w:eastAsia="Microsoft YaHei"/>
+          <w:color w:val="111827"/>
+          <w:sz w:val="16"/>
+        </w:rPr>
+        <w:t>100      assert all(step.resources for step in result.learning_path)</w:t>
+      </w:r>
+    </w:p>
+    <w:p>
+      <w:pPr>
+        <w:pStyle w:val="CodeBlock"/>
+        <w:keepNext w:val="0"/>
+        <w:keepLines w:val="0"/>
+        <w:shd w:fill="F7F9FC"/>
+      </w:pPr>
+      <w:r>
+        <w:rPr>
+          <w:rFonts w:ascii="Consolas" w:hAnsi="Consolas" w:eastAsia="Microsoft YaHei"/>
+          <w:color w:val="111827"/>
+          <w:sz w:val="16"/>
+        </w:rPr>
+        <w:t>101      assert all(step.checkpoint for step in result.learning_path)</w:t>
+      </w:r>
+    </w:p>
+    <w:p>
+      <w:pPr>
+        <w:pStyle w:val="CodeBlock"/>
+        <w:keepNext w:val="0"/>
+        <w:keepLines w:val="0"/>
+        <w:shd w:fill="F7F9FC"/>
+      </w:pPr>
+      <w:r>
+        <w:rPr>
+          <w:rFonts w:ascii="Consolas" w:hAnsi="Consolas" w:eastAsia="Microsoft YaHei"/>
+          <w:color w:val="111827"/>
+          <w:sz w:val="16"/>
+        </w:rPr>
+        <w:t>102      assert result.evaluation.next_adjustments</w:t>
+      </w:r>
+    </w:p>
+    <w:p>
+      <w:pPr>
+        <w:pStyle w:val="CodeBlock"/>
+        <w:keepNext w:val="0"/>
+        <w:keepLines w:val="0"/>
+        <w:shd w:fill="F7F9FC"/>
+      </w:pPr>
+      <w:r>
+        <w:rPr>
+          <w:rFonts w:ascii="Consolas" w:hAnsi="Consolas" w:eastAsia="Microsoft YaHei"/>
+          <w:color w:val="111827"/>
+          <w:sz w:val="16"/>
+        </w:rPr>
+        <w:t>103      assert result.recommendations</w:t>
       </w:r>
     </w:p>
     <w:p>
@@ -4292,231 +4528,231 @@
           <w:color w:val="111827"/>
           <w:sz w:val="16"/>
         </w:rPr>
-        <w:t>105  def test_a3_05_missing_selected_source_text_blocks_ungrounded_generation():</w:t>
-      </w:r>
-    </w:p>
-    <w:p>
-      <w:pPr>
-        <w:pStyle w:val="CodeBlock"/>
-        <w:keepNext w:val="0"/>
-        <w:keepLines w:val="0"/>
-        <w:shd w:fill="F7F9FC"/>
-      </w:pPr>
-      <w:r>
-        <w:rPr>
-          <w:rFonts w:ascii="Consolas" w:hAnsi="Consolas" w:eastAsia="Microsoft YaHei"/>
-          <w:color w:val="111827"/>
-          <w:sz w:val="16"/>
-        </w:rPr>
-        <w:t>106      request = _competition_request(requested_outputs=["quiz", "flashcards"])</w:t>
-      </w:r>
-    </w:p>
-    <w:p>
-      <w:pPr>
-        <w:pStyle w:val="CodeBlock"/>
-        <w:keepNext w:val="0"/>
-        <w:keepLines w:val="0"/>
-        <w:shd w:fill="F7F9FC"/>
-      </w:pPr>
-      <w:r>
-        <w:rPr>
-          <w:rFonts w:ascii="Consolas" w:hAnsi="Consolas" w:eastAsia="Microsoft YaHei"/>
-          <w:color w:val="111827"/>
-          <w:sz w:val="16"/>
-        </w:rPr>
-        <w:t>107      result = build_learning_orchestration(</w:t>
-      </w:r>
-    </w:p>
-    <w:p>
-      <w:pPr>
-        <w:pStyle w:val="CodeBlock"/>
-        <w:keepNext w:val="0"/>
-        <w:keepLines w:val="0"/>
-        <w:shd w:fill="F7F9FC"/>
-      </w:pPr>
-      <w:r>
-        <w:rPr>
-          <w:rFonts w:ascii="Consolas" w:hAnsi="Consolas" w:eastAsia="Microsoft YaHei"/>
-          <w:color w:val="111827"/>
-          <w:sz w:val="16"/>
-        </w:rPr>
-        <w:t>108          request,</w:t>
-      </w:r>
-    </w:p>
-    <w:p>
-      <w:pPr>
-        <w:pStyle w:val="CodeBlock"/>
-        <w:keepNext w:val="0"/>
-        <w:keepLines w:val="0"/>
-        <w:shd w:fill="F7F9FC"/>
-      </w:pPr>
-      <w:r>
-        <w:rPr>
-          <w:rFonts w:ascii="Consolas" w:hAnsi="Consolas" w:eastAsia="Microsoft YaHei"/>
-          <w:color w:val="111827"/>
-          <w:sz w:val="16"/>
-        </w:rPr>
-        <w:t>109          collected_resources_override=[],</w:t>
-      </w:r>
-    </w:p>
-    <w:p>
-      <w:pPr>
-        <w:pStyle w:val="CodeBlock"/>
-        <w:keepNext w:val="0"/>
-        <w:keepLines w:val="0"/>
-        <w:shd w:fill="F7F9FC"/>
-      </w:pPr>
-      <w:r>
-        <w:rPr>
-          <w:rFonts w:ascii="Consolas" w:hAnsi="Consolas" w:eastAsia="Microsoft YaHei"/>
-          <w:color w:val="111827"/>
-          <w:sz w:val="16"/>
-        </w:rPr>
-        <w:t>110          generated_resources_override=[],</w:t>
-      </w:r>
-    </w:p>
-    <w:p>
-      <w:pPr>
-        <w:pStyle w:val="CodeBlock"/>
-        <w:keepNext w:val="0"/>
-        <w:keepLines w:val="0"/>
-        <w:shd w:fill="F7F9FC"/>
-      </w:pPr>
-      <w:r>
-        <w:rPr>
-          <w:rFonts w:ascii="Consolas" w:hAnsi="Consolas" w:eastAsia="Microsoft YaHei"/>
-          <w:color w:val="111827"/>
-          <w:sz w:val="16"/>
-        </w:rPr>
-        <w:t>111          has_selected_sources_without_text=True,</w:t>
-      </w:r>
-    </w:p>
-    <w:p>
-      <w:pPr>
-        <w:pStyle w:val="CodeBlock"/>
-        <w:keepNext w:val="0"/>
-        <w:keepLines w:val="0"/>
-        <w:shd w:fill="F7F9FC"/>
-      </w:pPr>
-      <w:r>
-        <w:rPr>
-          <w:rFonts w:ascii="Consolas" w:hAnsi="Consolas" w:eastAsia="Microsoft YaHei"/>
-          <w:color w:val="111827"/>
-          <w:sz w:val="16"/>
-        </w:rPr>
-        <w:t>112      )</w:t>
-      </w:r>
-    </w:p>
-    <w:p>
-      <w:pPr>
-        <w:pStyle w:val="CodeBlock"/>
-        <w:keepNext w:val="0"/>
-        <w:keepLines w:val="0"/>
-        <w:shd w:fill="F7F9FC"/>
-      </w:pPr>
-      <w:r>
-        <w:rPr>
-          <w:rFonts w:ascii="Consolas" w:hAnsi="Consolas" w:eastAsia="Microsoft YaHei"/>
-          <w:color w:val="111827"/>
-          <w:sz w:val="16"/>
-        </w:rPr>
-        <w:t xml:space="preserve">113  </w:t>
-      </w:r>
-    </w:p>
-    <w:p>
-      <w:pPr>
-        <w:pStyle w:val="CodeBlock"/>
-        <w:keepNext w:val="0"/>
-        <w:keepLines w:val="0"/>
-        <w:shd w:fill="F7F9FC"/>
-      </w:pPr>
-      <w:r>
-        <w:rPr>
-          <w:rFonts w:ascii="Consolas" w:hAnsi="Consolas" w:eastAsia="Microsoft YaHei"/>
-          <w:color w:val="111827"/>
-          <w:sz w:val="16"/>
-        </w:rPr>
-        <w:t>114      assert result.resources == []</w:t>
-      </w:r>
-    </w:p>
-    <w:p>
-      <w:pPr>
-        <w:pStyle w:val="CodeBlock"/>
-        <w:keepNext w:val="0"/>
-        <w:keepLines w:val="0"/>
-        <w:shd w:fill="F7F9FC"/>
-      </w:pPr>
-      <w:r>
-        <w:rPr>
-          <w:rFonts w:ascii="Consolas" w:hAnsi="Consolas" w:eastAsia="Microsoft YaHei"/>
-          <w:color w:val="111827"/>
-          <w:sz w:val="16"/>
-        </w:rPr>
-        <w:t>115      assert "为避免幻觉" in result.tutor_answer</w:t>
-      </w:r>
-    </w:p>
-    <w:p>
-      <w:pPr>
-        <w:pStyle w:val="CodeBlock"/>
-        <w:keepNext w:val="0"/>
-        <w:keepLines w:val="0"/>
-        <w:shd w:fill="F7F9FC"/>
-      </w:pPr>
-      <w:r>
-        <w:rPr>
-          <w:rFonts w:ascii="Consolas" w:hAnsi="Consolas" w:eastAsia="Microsoft YaHei"/>
-          <w:color w:val="111827"/>
-          <w:sz w:val="16"/>
-        </w:rPr>
-        <w:t>116      assert "没有生成" in result.tutor_answer</w:t>
-      </w:r>
-    </w:p>
-    <w:p>
-      <w:pPr>
-        <w:pStyle w:val="CodeBlock"/>
-        <w:keepNext w:val="0"/>
-        <w:keepLines w:val="0"/>
-        <w:shd w:fill="F7F9FC"/>
-      </w:pPr>
-      <w:r>
-        <w:rPr>
-          <w:rFonts w:ascii="Consolas" w:hAnsi="Consolas" w:eastAsia="Microsoft YaHei"/>
-          <w:color w:val="111827"/>
-          <w:sz w:val="16"/>
-        </w:rPr>
-        <w:t>117      assert result.safety_report.status == "passed"</w:t>
-      </w:r>
-    </w:p>
-    <w:p>
-      <w:pPr>
-        <w:pStyle w:val="CodeBlock"/>
-        <w:keepNext w:val="0"/>
-        <w:keepLines w:val="0"/>
-        <w:shd w:fill="F7F9FC"/>
-      </w:pPr>
-      <w:r>
-        <w:rPr>
-          <w:rFonts w:ascii="Consolas" w:hAnsi="Consolas" w:eastAsia="Microsoft YaHei"/>
-          <w:color w:val="111827"/>
-          <w:sz w:val="16"/>
-        </w:rPr>
-        <w:t>118      assert result.safety_report.checks</w:t>
-      </w:r>
-    </w:p>
-    <w:p>
-      <w:pPr>
-        <w:pStyle w:val="CodeBlock"/>
-        <w:keepNext w:val="0"/>
-        <w:keepLines w:val="0"/>
-        <w:shd w:fill="F7F9FC"/>
-      </w:pPr>
-      <w:r>
-        <w:rPr>
-          <w:rFonts w:ascii="Consolas" w:hAnsi="Consolas" w:eastAsia="Microsoft YaHei"/>
-          <w:color w:val="111827"/>
-          <w:sz w:val="16"/>
-        </w:rPr>
-        <w:t xml:space="preserve">119  </w:t>
+        <w:t xml:space="preserve">105  </w:t>
+      </w:r>
+    </w:p>
+    <w:p>
+      <w:pPr>
+        <w:pStyle w:val="CodeBlock"/>
+        <w:keepNext w:val="0"/>
+        <w:keepLines w:val="0"/>
+        <w:shd w:fill="F7F9FC"/>
+      </w:pPr>
+      <w:r>
+        <w:rPr>
+          <w:rFonts w:ascii="Consolas" w:hAnsi="Consolas" w:eastAsia="Microsoft YaHei"/>
+          <w:color w:val="111827"/>
+          <w:sz w:val="16"/>
+        </w:rPr>
+        <w:t>106  def test_a3_05_missing_selected_source_text_blocks_ungrounded_generation():</w:t>
+      </w:r>
+    </w:p>
+    <w:p>
+      <w:pPr>
+        <w:pStyle w:val="CodeBlock"/>
+        <w:keepNext w:val="0"/>
+        <w:keepLines w:val="0"/>
+        <w:shd w:fill="F7F9FC"/>
+      </w:pPr>
+      <w:r>
+        <w:rPr>
+          <w:rFonts w:ascii="Consolas" w:hAnsi="Consolas" w:eastAsia="Microsoft YaHei"/>
+          <w:color w:val="111827"/>
+          <w:sz w:val="16"/>
+        </w:rPr>
+        <w:t>107      request = _competition_request(requested_outputs=["quiz", "flashcards"])</w:t>
+      </w:r>
+    </w:p>
+    <w:p>
+      <w:pPr>
+        <w:pStyle w:val="CodeBlock"/>
+        <w:keepNext w:val="0"/>
+        <w:keepLines w:val="0"/>
+        <w:shd w:fill="F7F9FC"/>
+      </w:pPr>
+      <w:r>
+        <w:rPr>
+          <w:rFonts w:ascii="Consolas" w:hAnsi="Consolas" w:eastAsia="Microsoft YaHei"/>
+          <w:color w:val="111827"/>
+          <w:sz w:val="16"/>
+        </w:rPr>
+        <w:t>108      result = build_learning_orchestration(</w:t>
+      </w:r>
+    </w:p>
+    <w:p>
+      <w:pPr>
+        <w:pStyle w:val="CodeBlock"/>
+        <w:keepNext w:val="0"/>
+        <w:keepLines w:val="0"/>
+        <w:shd w:fill="F7F9FC"/>
+      </w:pPr>
+      <w:r>
+        <w:rPr>
+          <w:rFonts w:ascii="Consolas" w:hAnsi="Consolas" w:eastAsia="Microsoft YaHei"/>
+          <w:color w:val="111827"/>
+          <w:sz w:val="16"/>
+        </w:rPr>
+        <w:t>109          request,</w:t>
+      </w:r>
+    </w:p>
+    <w:p>
+      <w:pPr>
+        <w:pStyle w:val="CodeBlock"/>
+        <w:keepNext w:val="0"/>
+        <w:keepLines w:val="0"/>
+        <w:shd w:fill="F7F9FC"/>
+      </w:pPr>
+      <w:r>
+        <w:rPr>
+          <w:rFonts w:ascii="Consolas" w:hAnsi="Consolas" w:eastAsia="Microsoft YaHei"/>
+          <w:color w:val="111827"/>
+          <w:sz w:val="16"/>
+        </w:rPr>
+        <w:t>110          collected_resources_override=[],</w:t>
+      </w:r>
+    </w:p>
+    <w:p>
+      <w:pPr>
+        <w:pStyle w:val="CodeBlock"/>
+        <w:keepNext w:val="0"/>
+        <w:keepLines w:val="0"/>
+        <w:shd w:fill="F7F9FC"/>
+      </w:pPr>
+      <w:r>
+        <w:rPr>
+          <w:rFonts w:ascii="Consolas" w:hAnsi="Consolas" w:eastAsia="Microsoft YaHei"/>
+          <w:color w:val="111827"/>
+          <w:sz w:val="16"/>
+        </w:rPr>
+        <w:t>111          generated_resources_override=[],</w:t>
+      </w:r>
+    </w:p>
+    <w:p>
+      <w:pPr>
+        <w:pStyle w:val="CodeBlock"/>
+        <w:keepNext w:val="0"/>
+        <w:keepLines w:val="0"/>
+        <w:shd w:fill="F7F9FC"/>
+      </w:pPr>
+      <w:r>
+        <w:rPr>
+          <w:rFonts w:ascii="Consolas" w:hAnsi="Consolas" w:eastAsia="Microsoft YaHei"/>
+          <w:color w:val="111827"/>
+          <w:sz w:val="16"/>
+        </w:rPr>
+        <w:t>112          has_selected_sources_without_text=True,</w:t>
+      </w:r>
+    </w:p>
+    <w:p>
+      <w:pPr>
+        <w:pStyle w:val="CodeBlock"/>
+        <w:keepNext w:val="0"/>
+        <w:keepLines w:val="0"/>
+        <w:shd w:fill="F7F9FC"/>
+      </w:pPr>
+      <w:r>
+        <w:rPr>
+          <w:rFonts w:ascii="Consolas" w:hAnsi="Consolas" w:eastAsia="Microsoft YaHei"/>
+          <w:color w:val="111827"/>
+          <w:sz w:val="16"/>
+        </w:rPr>
+        <w:t>113      )</w:t>
+      </w:r>
+    </w:p>
+    <w:p>
+      <w:pPr>
+        <w:pStyle w:val="CodeBlock"/>
+        <w:keepNext w:val="0"/>
+        <w:keepLines w:val="0"/>
+        <w:shd w:fill="F7F9FC"/>
+      </w:pPr>
+      <w:r>
+        <w:rPr>
+          <w:rFonts w:ascii="Consolas" w:hAnsi="Consolas" w:eastAsia="Microsoft YaHei"/>
+          <w:color w:val="111827"/>
+          <w:sz w:val="16"/>
+        </w:rPr>
+        <w:t xml:space="preserve">114  </w:t>
+      </w:r>
+    </w:p>
+    <w:p>
+      <w:pPr>
+        <w:pStyle w:val="CodeBlock"/>
+        <w:keepNext w:val="0"/>
+        <w:keepLines w:val="0"/>
+        <w:shd w:fill="F7F9FC"/>
+      </w:pPr>
+      <w:r>
+        <w:rPr>
+          <w:rFonts w:ascii="Consolas" w:hAnsi="Consolas" w:eastAsia="Microsoft YaHei"/>
+          <w:color w:val="111827"/>
+          <w:sz w:val="16"/>
+        </w:rPr>
+        <w:t>115      assert result.resources == []</w:t>
+      </w:r>
+    </w:p>
+    <w:p>
+      <w:pPr>
+        <w:pStyle w:val="CodeBlock"/>
+        <w:keepNext w:val="0"/>
+        <w:keepLines w:val="0"/>
+        <w:shd w:fill="F7F9FC"/>
+      </w:pPr>
+      <w:r>
+        <w:rPr>
+          <w:rFonts w:ascii="Consolas" w:hAnsi="Consolas" w:eastAsia="Microsoft YaHei"/>
+          <w:color w:val="111827"/>
+          <w:sz w:val="16"/>
+        </w:rPr>
+        <w:t>116      assert "为避免幻觉" in result.tutor_answer</w:t>
+      </w:r>
+    </w:p>
+    <w:p>
+      <w:pPr>
+        <w:pStyle w:val="CodeBlock"/>
+        <w:keepNext w:val="0"/>
+        <w:keepLines w:val="0"/>
+        <w:shd w:fill="F7F9FC"/>
+      </w:pPr>
+      <w:r>
+        <w:rPr>
+          <w:rFonts w:ascii="Consolas" w:hAnsi="Consolas" w:eastAsia="Microsoft YaHei"/>
+          <w:color w:val="111827"/>
+          <w:sz w:val="16"/>
+        </w:rPr>
+        <w:t>117      assert "没有生成" in result.tutor_answer</w:t>
+      </w:r>
+    </w:p>
+    <w:p>
+      <w:pPr>
+        <w:pStyle w:val="CodeBlock"/>
+        <w:keepNext w:val="0"/>
+        <w:keepLines w:val="0"/>
+        <w:shd w:fill="F7F9FC"/>
+      </w:pPr>
+      <w:r>
+        <w:rPr>
+          <w:rFonts w:ascii="Consolas" w:hAnsi="Consolas" w:eastAsia="Microsoft YaHei"/>
+          <w:color w:val="111827"/>
+          <w:sz w:val="16"/>
+        </w:rPr>
+        <w:t>118      assert result.safety_report.status == "passed"</w:t>
+      </w:r>
+    </w:p>
+    <w:p>
+      <w:pPr>
+        <w:pStyle w:val="CodeBlock"/>
+        <w:keepNext w:val="0"/>
+        <w:keepLines w:val="0"/>
+        <w:shd w:fill="F7F9FC"/>
+      </w:pPr>
+      <w:r>
+        <w:rPr>
+          <w:rFonts w:ascii="Consolas" w:hAnsi="Consolas" w:eastAsia="Microsoft YaHei"/>
+          <w:color w:val="111827"/>
+          <w:sz w:val="16"/>
+        </w:rPr>
+        <w:t>119      assert result.safety_report.checks</w:t>
       </w:r>
     </w:p>
     <w:p>
@@ -4548,263 +4784,263 @@
           <w:color w:val="111827"/>
           <w:sz w:val="16"/>
         </w:rPr>
-        <w:t>121  def test_a3_06_learning_events_update_the_persistable_profile_source():</w:t>
-      </w:r>
-    </w:p>
-    <w:p>
-      <w:pPr>
-        <w:pStyle w:val="CodeBlock"/>
-        <w:keepNext w:val="0"/>
-        <w:keepLines w:val="0"/>
-        <w:shd w:fill="F7F9FC"/>
-      </w:pPr>
-      <w:r>
-        <w:rPr>
-          <w:rFonts w:ascii="Consolas" w:hAnsi="Consolas" w:eastAsia="Microsoft YaHei"/>
-          <w:color w:val="111827"/>
-          <w:sz w:val="16"/>
-        </w:rPr>
-        <w:t>122      first = _append_profile_event(</w:t>
-      </w:r>
-    </w:p>
-    <w:p>
-      <w:pPr>
-        <w:pStyle w:val="CodeBlock"/>
-        <w:keepNext w:val="0"/>
-        <w:keepLines w:val="0"/>
-        <w:shd w:fill="F7F9FC"/>
-      </w:pPr>
-      <w:r>
-        <w:rPr>
-          <w:rFonts w:ascii="Consolas" w:hAnsi="Consolas" w:eastAsia="Microsoft YaHei"/>
-          <w:color w:val="111827"/>
-          <w:sz w:val="16"/>
-        </w:rPr>
-        <w:t>123          None,</w:t>
-      </w:r>
-    </w:p>
-    <w:p>
-      <w:pPr>
-        <w:pStyle w:val="CodeBlock"/>
-        <w:keepNext w:val="0"/>
-        <w:keepLines w:val="0"/>
-        <w:shd w:fill="F7F9FC"/>
-      </w:pPr>
-      <w:r>
-        <w:rPr>
-          <w:rFonts w:ascii="Consolas" w:hAnsi="Consolas" w:eastAsia="Microsoft YaHei"/>
-          <w:color w:val="111827"/>
-          <w:sz w:val="16"/>
-        </w:rPr>
-        <w:t>124          "chat_message",</w:t>
-      </w:r>
-    </w:p>
-    <w:p>
-      <w:pPr>
-        <w:pStyle w:val="CodeBlock"/>
-        <w:keepNext w:val="0"/>
-        <w:keepLines w:val="0"/>
-        <w:shd w:fill="F7F9FC"/>
-      </w:pPr>
-      <w:r>
-        <w:rPr>
-          <w:rFonts w:ascii="Consolas" w:hAnsi="Consolas" w:eastAsia="Microsoft YaHei"/>
-          <w:color w:val="111827"/>
-          <w:sz w:val="16"/>
-        </w:rPr>
-        <w:t>125          "User asked in notebook chat: 我不懂一致性正则化为什么要求标签保持不变",</w:t>
-      </w:r>
-    </w:p>
-    <w:p>
-      <w:pPr>
-        <w:pStyle w:val="CodeBlock"/>
-        <w:keepNext w:val="0"/>
-        <w:keepLines w:val="0"/>
-        <w:shd w:fill="F7F9FC"/>
-      </w:pPr>
-      <w:r>
-        <w:rPr>
-          <w:rFonts w:ascii="Consolas" w:hAnsi="Consolas" w:eastAsia="Microsoft YaHei"/>
-          <w:color w:val="111827"/>
-          <w:sz w:val="16"/>
-        </w:rPr>
-        <w:t>126      )</w:t>
-      </w:r>
-    </w:p>
-    <w:p>
-      <w:pPr>
-        <w:pStyle w:val="CodeBlock"/>
-        <w:keepNext w:val="0"/>
-        <w:keepLines w:val="0"/>
-        <w:shd w:fill="F7F9FC"/>
-      </w:pPr>
-      <w:r>
-        <w:rPr>
-          <w:rFonts w:ascii="Consolas" w:hAnsi="Consolas" w:eastAsia="Microsoft YaHei"/>
-          <w:color w:val="111827"/>
-          <w:sz w:val="16"/>
-        </w:rPr>
-        <w:t>127      second = _append_profile_event(</w:t>
-      </w:r>
-    </w:p>
-    <w:p>
-      <w:pPr>
-        <w:pStyle w:val="CodeBlock"/>
-        <w:keepNext w:val="0"/>
-        <w:keepLines w:val="0"/>
-        <w:shd w:fill="F7F9FC"/>
-      </w:pPr>
-      <w:r>
-        <w:rPr>
-          <w:rFonts w:ascii="Consolas" w:hAnsi="Consolas" w:eastAsia="Microsoft YaHei"/>
-          <w:color w:val="111827"/>
-          <w:sz w:val="16"/>
-        </w:rPr>
-        <w:t>128          first,</w:t>
-      </w:r>
-    </w:p>
-    <w:p>
-      <w:pPr>
-        <w:pStyle w:val="CodeBlock"/>
-        <w:keepNext w:val="0"/>
-        <w:keepLines w:val="0"/>
-        <w:shd w:fill="F7F9FC"/>
-      </w:pPr>
-      <w:r>
-        <w:rPr>
-          <w:rFonts w:ascii="Consolas" w:hAnsi="Consolas" w:eastAsia="Microsoft YaHei"/>
-          <w:color w:val="111827"/>
-          <w:sz w:val="16"/>
-        </w:rPr>
-        <w:t>129          "source_accept",</w:t>
-      </w:r>
-    </w:p>
-    <w:p>
-      <w:pPr>
-        <w:pStyle w:val="CodeBlock"/>
-        <w:keepNext w:val="0"/>
-        <w:keepLines w:val="0"/>
-        <w:shd w:fill="F7F9FC"/>
-      </w:pPr>
-      <w:r>
-        <w:rPr>
-          <w:rFonts w:ascii="Consolas" w:hAnsi="Consolas" w:eastAsia="Microsoft YaHei"/>
-          <w:color w:val="111827"/>
-          <w:sz w:val="16"/>
-        </w:rPr>
-        <w:t>130          "title=课程讲义; kind=lecture_notes; intent=半监督学习",</w:t>
-      </w:r>
-    </w:p>
-    <w:p>
-      <w:pPr>
-        <w:pStyle w:val="CodeBlock"/>
-        <w:keepNext w:val="0"/>
-        <w:keepLines w:val="0"/>
-        <w:shd w:fill="F7F9FC"/>
-      </w:pPr>
-      <w:r>
-        <w:rPr>
-          <w:rFonts w:ascii="Consolas" w:hAnsi="Consolas" w:eastAsia="Microsoft YaHei"/>
-          <w:color w:val="111827"/>
-          <w:sz w:val="16"/>
-        </w:rPr>
-        <w:t>131      )</w:t>
-      </w:r>
-    </w:p>
-    <w:p>
-      <w:pPr>
-        <w:pStyle w:val="CodeBlock"/>
-        <w:keepNext w:val="0"/>
-        <w:keepLines w:val="0"/>
-        <w:shd w:fill="F7F9FC"/>
-      </w:pPr>
-      <w:r>
-        <w:rPr>
-          <w:rFonts w:ascii="Consolas" w:hAnsi="Consolas" w:eastAsia="Microsoft YaHei"/>
-          <w:color w:val="111827"/>
-          <w:sz w:val="16"/>
-        </w:rPr>
-        <w:t xml:space="preserve">132  </w:t>
-      </w:r>
-    </w:p>
-    <w:p>
-      <w:pPr>
-        <w:pStyle w:val="CodeBlock"/>
-        <w:keepNext w:val="0"/>
-        <w:keepLines w:val="0"/>
-        <w:shd w:fill="F7F9FC"/>
-      </w:pPr>
-      <w:r>
-        <w:rPr>
-          <w:rFonts w:ascii="Consolas" w:hAnsi="Consolas" w:eastAsia="Microsoft YaHei"/>
-          <w:color w:val="111827"/>
-          <w:sz w:val="16"/>
-        </w:rPr>
-        <w:t>133      assert "[chat_message]" in second</w:t>
-      </w:r>
-    </w:p>
-    <w:p>
-      <w:pPr>
-        <w:pStyle w:val="CodeBlock"/>
-        <w:keepNext w:val="0"/>
-        <w:keepLines w:val="0"/>
-        <w:shd w:fill="F7F9FC"/>
-      </w:pPr>
-      <w:r>
-        <w:rPr>
-          <w:rFonts w:ascii="Consolas" w:hAnsi="Consolas" w:eastAsia="Microsoft YaHei"/>
-          <w:color w:val="111827"/>
-          <w:sz w:val="16"/>
-        </w:rPr>
-        <w:t>134      assert "[source_accept]" in second</w:t>
-      </w:r>
-    </w:p>
-    <w:p>
-      <w:pPr>
-        <w:pStyle w:val="CodeBlock"/>
-        <w:keepNext w:val="0"/>
-        <w:keepLines w:val="0"/>
-        <w:shd w:fill="F7F9FC"/>
-      </w:pPr>
-      <w:r>
-        <w:rPr>
-          <w:rFonts w:ascii="Consolas" w:hAnsi="Consolas" w:eastAsia="Microsoft YaHei"/>
-          <w:color w:val="111827"/>
-          <w:sz w:val="16"/>
-        </w:rPr>
-        <w:t>135      assert "需要澄清" in second</w:t>
-      </w:r>
-    </w:p>
-    <w:p>
-      <w:pPr>
-        <w:pStyle w:val="CodeBlock"/>
-        <w:keepNext w:val="0"/>
-        <w:keepLines w:val="0"/>
-        <w:shd w:fill="F7F9FC"/>
-      </w:pPr>
-      <w:r>
-        <w:rPr>
-          <w:rFonts w:ascii="Consolas" w:hAnsi="Consolas" w:eastAsia="Microsoft YaHei"/>
-          <w:color w:val="111827"/>
-          <w:sz w:val="16"/>
-        </w:rPr>
-        <w:t>136      assert "已采纳来源" in second</w:t>
-      </w:r>
-    </w:p>
-    <w:p>
-      <w:pPr>
-        <w:pStyle w:val="CodeBlock"/>
-        <w:keepNext w:val="0"/>
-        <w:keepLines w:val="0"/>
-        <w:shd w:fill="F7F9FC"/>
-      </w:pPr>
-      <w:r>
-        <w:rPr>
-          <w:rFonts w:ascii="Consolas" w:hAnsi="Consolas" w:eastAsia="Microsoft YaHei"/>
-          <w:color w:val="111827"/>
-          <w:sz w:val="16"/>
-        </w:rPr>
-        <w:t xml:space="preserve">137  </w:t>
+        <w:t xml:space="preserve">121  </w:t>
+      </w:r>
+    </w:p>
+    <w:p>
+      <w:pPr>
+        <w:pStyle w:val="CodeBlock"/>
+        <w:keepNext w:val="0"/>
+        <w:keepLines w:val="0"/>
+        <w:shd w:fill="F7F9FC"/>
+      </w:pPr>
+      <w:r>
+        <w:rPr>
+          <w:rFonts w:ascii="Consolas" w:hAnsi="Consolas" w:eastAsia="Microsoft YaHei"/>
+          <w:color w:val="111827"/>
+          <w:sz w:val="16"/>
+        </w:rPr>
+        <w:t>122  def test_a3_06_learning_events_update_the_persistable_profile_source():</w:t>
+      </w:r>
+    </w:p>
+    <w:p>
+      <w:pPr>
+        <w:pStyle w:val="CodeBlock"/>
+        <w:keepNext w:val="0"/>
+        <w:keepLines w:val="0"/>
+        <w:shd w:fill="F7F9FC"/>
+      </w:pPr>
+      <w:r>
+        <w:rPr>
+          <w:rFonts w:ascii="Consolas" w:hAnsi="Consolas" w:eastAsia="Microsoft YaHei"/>
+          <w:color w:val="111827"/>
+          <w:sz w:val="16"/>
+        </w:rPr>
+        <w:t>123      first = _append_profile_event(</w:t>
+      </w:r>
+    </w:p>
+    <w:p>
+      <w:pPr>
+        <w:pStyle w:val="CodeBlock"/>
+        <w:keepNext w:val="0"/>
+        <w:keepLines w:val="0"/>
+        <w:shd w:fill="F7F9FC"/>
+      </w:pPr>
+      <w:r>
+        <w:rPr>
+          <w:rFonts w:ascii="Consolas" w:hAnsi="Consolas" w:eastAsia="Microsoft YaHei"/>
+          <w:color w:val="111827"/>
+          <w:sz w:val="16"/>
+        </w:rPr>
+        <w:t>124          None,</w:t>
+      </w:r>
+    </w:p>
+    <w:p>
+      <w:pPr>
+        <w:pStyle w:val="CodeBlock"/>
+        <w:keepNext w:val="0"/>
+        <w:keepLines w:val="0"/>
+        <w:shd w:fill="F7F9FC"/>
+      </w:pPr>
+      <w:r>
+        <w:rPr>
+          <w:rFonts w:ascii="Consolas" w:hAnsi="Consolas" w:eastAsia="Microsoft YaHei"/>
+          <w:color w:val="111827"/>
+          <w:sz w:val="16"/>
+        </w:rPr>
+        <w:t>125          "chat_message",</w:t>
+      </w:r>
+    </w:p>
+    <w:p>
+      <w:pPr>
+        <w:pStyle w:val="CodeBlock"/>
+        <w:keepNext w:val="0"/>
+        <w:keepLines w:val="0"/>
+        <w:shd w:fill="F7F9FC"/>
+      </w:pPr>
+      <w:r>
+        <w:rPr>
+          <w:rFonts w:ascii="Consolas" w:hAnsi="Consolas" w:eastAsia="Microsoft YaHei"/>
+          <w:color w:val="111827"/>
+          <w:sz w:val="16"/>
+        </w:rPr>
+        <w:t>126          "User asked in notebook chat: 我不懂一致性正则化为什么要求标签保持不变",</w:t>
+      </w:r>
+    </w:p>
+    <w:p>
+      <w:pPr>
+        <w:pStyle w:val="CodeBlock"/>
+        <w:keepNext w:val="0"/>
+        <w:keepLines w:val="0"/>
+        <w:shd w:fill="F7F9FC"/>
+      </w:pPr>
+      <w:r>
+        <w:rPr>
+          <w:rFonts w:ascii="Consolas" w:hAnsi="Consolas" w:eastAsia="Microsoft YaHei"/>
+          <w:color w:val="111827"/>
+          <w:sz w:val="16"/>
+        </w:rPr>
+        <w:t>127      )</w:t>
+      </w:r>
+    </w:p>
+    <w:p>
+      <w:pPr>
+        <w:pStyle w:val="CodeBlock"/>
+        <w:keepNext w:val="0"/>
+        <w:keepLines w:val="0"/>
+        <w:shd w:fill="F7F9FC"/>
+      </w:pPr>
+      <w:r>
+        <w:rPr>
+          <w:rFonts w:ascii="Consolas" w:hAnsi="Consolas" w:eastAsia="Microsoft YaHei"/>
+          <w:color w:val="111827"/>
+          <w:sz w:val="16"/>
+        </w:rPr>
+        <w:t>128      second = _append_profile_event(</w:t>
+      </w:r>
+    </w:p>
+    <w:p>
+      <w:pPr>
+        <w:pStyle w:val="CodeBlock"/>
+        <w:keepNext w:val="0"/>
+        <w:keepLines w:val="0"/>
+        <w:shd w:fill="F7F9FC"/>
+      </w:pPr>
+      <w:r>
+        <w:rPr>
+          <w:rFonts w:ascii="Consolas" w:hAnsi="Consolas" w:eastAsia="Microsoft YaHei"/>
+          <w:color w:val="111827"/>
+          <w:sz w:val="16"/>
+        </w:rPr>
+        <w:t>129          first,</w:t>
+      </w:r>
+    </w:p>
+    <w:p>
+      <w:pPr>
+        <w:pStyle w:val="CodeBlock"/>
+        <w:keepNext w:val="0"/>
+        <w:keepLines w:val="0"/>
+        <w:shd w:fill="F7F9FC"/>
+      </w:pPr>
+      <w:r>
+        <w:rPr>
+          <w:rFonts w:ascii="Consolas" w:hAnsi="Consolas" w:eastAsia="Microsoft YaHei"/>
+          <w:color w:val="111827"/>
+          <w:sz w:val="16"/>
+        </w:rPr>
+        <w:t>130          "source_accept",</w:t>
+      </w:r>
+    </w:p>
+    <w:p>
+      <w:pPr>
+        <w:pStyle w:val="CodeBlock"/>
+        <w:keepNext w:val="0"/>
+        <w:keepLines w:val="0"/>
+        <w:shd w:fill="F7F9FC"/>
+      </w:pPr>
+      <w:r>
+        <w:rPr>
+          <w:rFonts w:ascii="Consolas" w:hAnsi="Consolas" w:eastAsia="Microsoft YaHei"/>
+          <w:color w:val="111827"/>
+          <w:sz w:val="16"/>
+        </w:rPr>
+        <w:t>131          "title=课程讲义; kind=lecture_notes; intent=半监督学习",</w:t>
+      </w:r>
+    </w:p>
+    <w:p>
+      <w:pPr>
+        <w:pStyle w:val="CodeBlock"/>
+        <w:keepNext w:val="0"/>
+        <w:keepLines w:val="0"/>
+        <w:shd w:fill="F7F9FC"/>
+      </w:pPr>
+      <w:r>
+        <w:rPr>
+          <w:rFonts w:ascii="Consolas" w:hAnsi="Consolas" w:eastAsia="Microsoft YaHei"/>
+          <w:color w:val="111827"/>
+          <w:sz w:val="16"/>
+        </w:rPr>
+        <w:t>132      )</w:t>
+      </w:r>
+    </w:p>
+    <w:p>
+      <w:pPr>
+        <w:pStyle w:val="CodeBlock"/>
+        <w:keepNext w:val="0"/>
+        <w:keepLines w:val="0"/>
+        <w:shd w:fill="F7F9FC"/>
+      </w:pPr>
+      <w:r>
+        <w:rPr>
+          <w:rFonts w:ascii="Consolas" w:hAnsi="Consolas" w:eastAsia="Microsoft YaHei"/>
+          <w:color w:val="111827"/>
+          <w:sz w:val="16"/>
+        </w:rPr>
+        <w:t xml:space="preserve">133  </w:t>
+      </w:r>
+    </w:p>
+    <w:p>
+      <w:pPr>
+        <w:pStyle w:val="CodeBlock"/>
+        <w:keepNext w:val="0"/>
+        <w:keepLines w:val="0"/>
+        <w:shd w:fill="F7F9FC"/>
+      </w:pPr>
+      <w:r>
+        <w:rPr>
+          <w:rFonts w:ascii="Consolas" w:hAnsi="Consolas" w:eastAsia="Microsoft YaHei"/>
+          <w:color w:val="111827"/>
+          <w:sz w:val="16"/>
+        </w:rPr>
+        <w:t>134      assert "[chat_message]" in second</w:t>
+      </w:r>
+    </w:p>
+    <w:p>
+      <w:pPr>
+        <w:pStyle w:val="CodeBlock"/>
+        <w:keepNext w:val="0"/>
+        <w:keepLines w:val="0"/>
+        <w:shd w:fill="F7F9FC"/>
+      </w:pPr>
+      <w:r>
+        <w:rPr>
+          <w:rFonts w:ascii="Consolas" w:hAnsi="Consolas" w:eastAsia="Microsoft YaHei"/>
+          <w:color w:val="111827"/>
+          <w:sz w:val="16"/>
+        </w:rPr>
+        <w:t>135      assert "[source_accept]" in second</w:t>
+      </w:r>
+    </w:p>
+    <w:p>
+      <w:pPr>
+        <w:pStyle w:val="CodeBlock"/>
+        <w:keepNext w:val="0"/>
+        <w:keepLines w:val="0"/>
+        <w:shd w:fill="F7F9FC"/>
+      </w:pPr>
+      <w:r>
+        <w:rPr>
+          <w:rFonts w:ascii="Consolas" w:hAnsi="Consolas" w:eastAsia="Microsoft YaHei"/>
+          <w:color w:val="111827"/>
+          <w:sz w:val="16"/>
+        </w:rPr>
+        <w:t>136      assert "需要澄清" in second</w:t>
+      </w:r>
+    </w:p>
+    <w:p>
+      <w:pPr>
+        <w:pStyle w:val="CodeBlock"/>
+        <w:keepNext w:val="0"/>
+        <w:keepLines w:val="0"/>
+        <w:shd w:fill="F7F9FC"/>
+      </w:pPr>
+      <w:r>
+        <w:rPr>
+          <w:rFonts w:ascii="Consolas" w:hAnsi="Consolas" w:eastAsia="Microsoft YaHei"/>
+          <w:color w:val="111827"/>
+          <w:sz w:val="16"/>
+        </w:rPr>
+        <w:t>137      assert "已采纳来源" in second</w:t>
       </w:r>
     </w:p>
     <w:p>
@@ -4836,279 +5072,631 @@
           <w:color w:val="111827"/>
           <w:sz w:val="16"/>
         </w:rPr>
-        <w:t>139  @pytest.mark.asyncio</w:t>
-      </w:r>
-    </w:p>
-    <w:p>
-      <w:pPr>
-        <w:pStyle w:val="CodeBlock"/>
-        <w:keepNext w:val="0"/>
-        <w:keepLines w:val="0"/>
-        <w:shd w:fill="F7F9FC"/>
-      </w:pPr>
-      <w:r>
-        <w:rPr>
-          <w:rFonts w:ascii="Consolas" w:hAnsi="Consolas" w:eastAsia="Microsoft YaHei"/>
-          <w:color w:val="111827"/>
-          <w:sz w:val="16"/>
-        </w:rPr>
-        <w:t>140  async def test_a3_07_streaming_reports_agent_progress_before_the_final_result():</w:t>
-      </w:r>
-    </w:p>
-    <w:p>
-      <w:pPr>
-        <w:pStyle w:val="CodeBlock"/>
-        <w:keepNext w:val="0"/>
-        <w:keepLines w:val="0"/>
-        <w:shd w:fill="F7F9FC"/>
-      </w:pPr>
-      <w:r>
-        <w:rPr>
-          <w:rFonts w:ascii="Consolas" w:hAnsi="Consolas" w:eastAsia="Microsoft YaHei"/>
-          <w:color w:val="111827"/>
-          <w:sz w:val="16"/>
-        </w:rPr>
-        <w:t>141      request = _competition_request(</w:t>
-      </w:r>
-    </w:p>
-    <w:p>
-      <w:pPr>
-        <w:pStyle w:val="CodeBlock"/>
-        <w:keepNext w:val="0"/>
-        <w:keepLines w:val="0"/>
-        <w:shd w:fill="F7F9FC"/>
-      </w:pPr>
-      <w:r>
-        <w:rPr>
-          <w:rFonts w:ascii="Consolas" w:hAnsi="Consolas" w:eastAsia="Microsoft YaHei"/>
-          <w:color w:val="111827"/>
-          <w:sz w:val="16"/>
-        </w:rPr>
-        <w:t>142          mode="chat",</w:t>
-      </w:r>
-    </w:p>
-    <w:p>
-      <w:pPr>
-        <w:pStyle w:val="CodeBlock"/>
-        <w:keepNext w:val="0"/>
-        <w:keepLines w:val="0"/>
-        <w:shd w:fill="F7F9FC"/>
-      </w:pPr>
-      <w:r>
-        <w:rPr>
-          <w:rFonts w:ascii="Consolas" w:hAnsi="Consolas" w:eastAsia="Microsoft YaHei"/>
-          <w:color w:val="111827"/>
-          <w:sz w:val="16"/>
-        </w:rPr>
-        <w:t>143          requested_outputs=[],</w:t>
-      </w:r>
-    </w:p>
-    <w:p>
-      <w:pPr>
-        <w:pStyle w:val="CodeBlock"/>
-        <w:keepNext w:val="0"/>
-        <w:keepLines w:val="0"/>
-        <w:shd w:fill="F7F9FC"/>
-      </w:pPr>
-      <w:r>
-        <w:rPr>
-          <w:rFonts w:ascii="Consolas" w:hAnsi="Consolas" w:eastAsia="Microsoft YaHei"/>
-          <w:color w:val="111827"/>
-          <w:sz w:val="16"/>
-        </w:rPr>
-        <w:t>144      )</w:t>
-      </w:r>
-    </w:p>
-    <w:p>
-      <w:pPr>
-        <w:pStyle w:val="CodeBlock"/>
-        <w:keepNext w:val="0"/>
-        <w:keepLines w:val="0"/>
-        <w:shd w:fill="F7F9FC"/>
-      </w:pPr>
-      <w:r>
-        <w:rPr>
-          <w:rFonts w:ascii="Consolas" w:hAnsi="Consolas" w:eastAsia="Microsoft YaHei"/>
-          <w:color w:val="111827"/>
-          <w:sz w:val="16"/>
-        </w:rPr>
-        <w:t>145      events = [event async for event in stream_learning_orchestration(request)]</w:t>
-      </w:r>
-    </w:p>
-    <w:p>
-      <w:pPr>
-        <w:pStyle w:val="CodeBlock"/>
-        <w:keepNext w:val="0"/>
-        <w:keepLines w:val="0"/>
-        <w:shd w:fill="F7F9FC"/>
-      </w:pPr>
-      <w:r>
-        <w:rPr>
-          <w:rFonts w:ascii="Consolas" w:hAnsi="Consolas" w:eastAsia="Microsoft YaHei"/>
-          <w:color w:val="111827"/>
-          <w:sz w:val="16"/>
-        </w:rPr>
-        <w:t xml:space="preserve">146  </w:t>
-      </w:r>
-    </w:p>
-    <w:p>
-      <w:pPr>
-        <w:pStyle w:val="CodeBlock"/>
-        <w:keepNext w:val="0"/>
-        <w:keepLines w:val="0"/>
-        <w:shd w:fill="F7F9FC"/>
-      </w:pPr>
-      <w:r>
-        <w:rPr>
-          <w:rFonts w:ascii="Consolas" w:hAnsi="Consolas" w:eastAsia="Microsoft YaHei"/>
-          <w:color w:val="111827"/>
-          <w:sz w:val="16"/>
-        </w:rPr>
-        <w:t>147      stage_events = [event for event in events if event["type"] == "stage"]</w:t>
-      </w:r>
-    </w:p>
-    <w:p>
-      <w:pPr>
-        <w:pStyle w:val="CodeBlock"/>
-        <w:keepNext w:val="0"/>
-        <w:keepLines w:val="0"/>
-        <w:shd w:fill="F7F9FC"/>
-      </w:pPr>
-      <w:r>
-        <w:rPr>
-          <w:rFonts w:ascii="Consolas" w:hAnsi="Consolas" w:eastAsia="Microsoft YaHei"/>
-          <w:color w:val="111827"/>
-          <w:sz w:val="16"/>
-        </w:rPr>
-        <w:t>148      complete_events = [event for event in events if event["type"] == "complete"]</w:t>
-      </w:r>
-    </w:p>
-    <w:p>
-      <w:pPr>
-        <w:pStyle w:val="CodeBlock"/>
-        <w:keepNext w:val="0"/>
-        <w:keepLines w:val="0"/>
-        <w:shd w:fill="F7F9FC"/>
-      </w:pPr>
-      <w:r>
-        <w:rPr>
-          <w:rFonts w:ascii="Consolas" w:hAnsi="Consolas" w:eastAsia="Microsoft YaHei"/>
-          <w:color w:val="111827"/>
-          <w:sz w:val="16"/>
-        </w:rPr>
-        <w:t>149      progress = [event["stage"]["progress"] for event in stage_events]</w:t>
-      </w:r>
-    </w:p>
-    <w:p>
-      <w:pPr>
-        <w:pStyle w:val="CodeBlock"/>
-        <w:keepNext w:val="0"/>
-        <w:keepLines w:val="0"/>
-        <w:shd w:fill="F7F9FC"/>
-      </w:pPr>
-      <w:r>
-        <w:rPr>
-          <w:rFonts w:ascii="Consolas" w:hAnsi="Consolas" w:eastAsia="Microsoft YaHei"/>
-          <w:color w:val="111827"/>
-          <w:sz w:val="16"/>
-        </w:rPr>
-        <w:t xml:space="preserve">150  </w:t>
-      </w:r>
-    </w:p>
-    <w:p>
-      <w:pPr>
-        <w:pStyle w:val="CodeBlock"/>
-        <w:keepNext w:val="0"/>
-        <w:keepLines w:val="0"/>
-        <w:shd w:fill="F7F9FC"/>
-      </w:pPr>
-      <w:r>
-        <w:rPr>
-          <w:rFonts w:ascii="Consolas" w:hAnsi="Consolas" w:eastAsia="Microsoft YaHei"/>
-          <w:color w:val="111827"/>
-          <w:sz w:val="16"/>
-        </w:rPr>
-        <w:t>151      assert len(stage_events) == 8</w:t>
-      </w:r>
-    </w:p>
-    <w:p>
-      <w:pPr>
-        <w:pStyle w:val="CodeBlock"/>
-        <w:keepNext w:val="0"/>
-        <w:keepLines w:val="0"/>
-        <w:shd w:fill="F7F9FC"/>
-      </w:pPr>
-      <w:r>
-        <w:rPr>
-          <w:rFonts w:ascii="Consolas" w:hAnsi="Consolas" w:eastAsia="Microsoft YaHei"/>
-          <w:color w:val="111827"/>
-          <w:sz w:val="16"/>
-        </w:rPr>
-        <w:t>152      assert len(complete_events) == 1</w:t>
-      </w:r>
-    </w:p>
-    <w:p>
-      <w:pPr>
-        <w:pStyle w:val="CodeBlock"/>
-        <w:keepNext w:val="0"/>
-        <w:keepLines w:val="0"/>
-        <w:shd w:fill="F7F9FC"/>
-      </w:pPr>
-      <w:r>
-        <w:rPr>
-          <w:rFonts w:ascii="Consolas" w:hAnsi="Consolas" w:eastAsia="Microsoft YaHei"/>
-          <w:color w:val="111827"/>
-          <w:sz w:val="16"/>
-        </w:rPr>
-        <w:t>153      assert progress == sorted(progress)</w:t>
-      </w:r>
-    </w:p>
-    <w:p>
-      <w:pPr>
-        <w:pStyle w:val="CodeBlock"/>
-        <w:keepNext w:val="0"/>
-        <w:keepLines w:val="0"/>
-        <w:shd w:fill="F7F9FC"/>
-      </w:pPr>
-      <w:r>
-        <w:rPr>
-          <w:rFonts w:ascii="Consolas" w:hAnsi="Consolas" w:eastAsia="Microsoft YaHei"/>
-          <w:color w:val="111827"/>
-          <w:sz w:val="16"/>
-        </w:rPr>
-        <w:t>154      assert stage_events[0]["stage"]["status"] == "running"</w:t>
-      </w:r>
-    </w:p>
-    <w:p>
-      <w:pPr>
-        <w:pStyle w:val="CodeBlock"/>
-        <w:keepNext w:val="0"/>
-        <w:keepLines w:val="0"/>
-        <w:shd w:fill="F7F9FC"/>
-      </w:pPr>
-      <w:r>
-        <w:rPr>
-          <w:rFonts w:ascii="Consolas" w:hAnsi="Consolas" w:eastAsia="Microsoft YaHei"/>
-          <w:color w:val="111827"/>
-          <w:sz w:val="16"/>
-        </w:rPr>
-        <w:t>155      assert stage_events[-1]["stage"]["status"] == "completed"</w:t>
-      </w:r>
-    </w:p>
-    <w:p>
-      <w:pPr>
-        <w:pStyle w:val="CodeBlock"/>
-        <w:keepNext w:val="0"/>
-        <w:keepLines w:val="0"/>
-        <w:shd w:fill="F7F9FC"/>
-      </w:pPr>
-      <w:r>
-        <w:rPr>
-          <w:rFonts w:ascii="Consolas" w:hAnsi="Consolas" w:eastAsia="Microsoft YaHei"/>
-          <w:color w:val="111827"/>
-          <w:sz w:val="16"/>
-        </w:rPr>
-        <w:t>156      assert complete_events[0]["result"]["resources"] == []</w:t>
+        <w:t xml:space="preserve">139  </w:t>
+      </w:r>
+    </w:p>
+    <w:p>
+      <w:pPr>
+        <w:pStyle w:val="CodeBlock"/>
+        <w:keepNext w:val="0"/>
+        <w:keepLines w:val="0"/>
+        <w:shd w:fill="F7F9FC"/>
+      </w:pPr>
+      <w:r>
+        <w:rPr>
+          <w:rFonts w:ascii="Consolas" w:hAnsi="Consolas" w:eastAsia="Microsoft YaHei"/>
+          <w:color w:val="111827"/>
+          <w:sz w:val="16"/>
+        </w:rPr>
+        <w:t>140  @pytest.mark.asyncio</w:t>
+      </w:r>
+    </w:p>
+    <w:p>
+      <w:pPr>
+        <w:pStyle w:val="CodeBlock"/>
+        <w:keepNext w:val="0"/>
+        <w:keepLines w:val="0"/>
+        <w:shd w:fill="F7F9FC"/>
+      </w:pPr>
+      <w:r>
+        <w:rPr>
+          <w:rFonts w:ascii="Consolas" w:hAnsi="Consolas" w:eastAsia="Microsoft YaHei"/>
+          <w:color w:val="111827"/>
+          <w:sz w:val="16"/>
+        </w:rPr>
+        <w:t>141  async def test_a3_07_streaming_reports_agent_progress_before_the_final_result():</w:t>
+      </w:r>
+    </w:p>
+    <w:p>
+      <w:pPr>
+        <w:pStyle w:val="CodeBlock"/>
+        <w:keepNext w:val="0"/>
+        <w:keepLines w:val="0"/>
+        <w:shd w:fill="F7F9FC"/>
+      </w:pPr>
+      <w:r>
+        <w:rPr>
+          <w:rFonts w:ascii="Consolas" w:hAnsi="Consolas" w:eastAsia="Microsoft YaHei"/>
+          <w:color w:val="111827"/>
+          <w:sz w:val="16"/>
+        </w:rPr>
+        <w:t>142      request = _competition_request(</w:t>
+      </w:r>
+    </w:p>
+    <w:p>
+      <w:pPr>
+        <w:pStyle w:val="CodeBlock"/>
+        <w:keepNext w:val="0"/>
+        <w:keepLines w:val="0"/>
+        <w:shd w:fill="F7F9FC"/>
+      </w:pPr>
+      <w:r>
+        <w:rPr>
+          <w:rFonts w:ascii="Consolas" w:hAnsi="Consolas" w:eastAsia="Microsoft YaHei"/>
+          <w:color w:val="111827"/>
+          <w:sz w:val="16"/>
+        </w:rPr>
+        <w:t>143          mode="chat",</w:t>
+      </w:r>
+    </w:p>
+    <w:p>
+      <w:pPr>
+        <w:pStyle w:val="CodeBlock"/>
+        <w:keepNext w:val="0"/>
+        <w:keepLines w:val="0"/>
+        <w:shd w:fill="F7F9FC"/>
+      </w:pPr>
+      <w:r>
+        <w:rPr>
+          <w:rFonts w:ascii="Consolas" w:hAnsi="Consolas" w:eastAsia="Microsoft YaHei"/>
+          <w:color w:val="111827"/>
+          <w:sz w:val="16"/>
+        </w:rPr>
+        <w:t>144          requested_outputs=[],</w:t>
+      </w:r>
+    </w:p>
+    <w:p>
+      <w:pPr>
+        <w:pStyle w:val="CodeBlock"/>
+        <w:keepNext w:val="0"/>
+        <w:keepLines w:val="0"/>
+        <w:shd w:fill="F7F9FC"/>
+      </w:pPr>
+      <w:r>
+        <w:rPr>
+          <w:rFonts w:ascii="Consolas" w:hAnsi="Consolas" w:eastAsia="Microsoft YaHei"/>
+          <w:color w:val="111827"/>
+          <w:sz w:val="16"/>
+        </w:rPr>
+        <w:t>145      )</w:t>
+      </w:r>
+    </w:p>
+    <w:p>
+      <w:pPr>
+        <w:pStyle w:val="CodeBlock"/>
+        <w:keepNext w:val="0"/>
+        <w:keepLines w:val="0"/>
+        <w:shd w:fill="F7F9FC"/>
+      </w:pPr>
+      <w:r>
+        <w:rPr>
+          <w:rFonts w:ascii="Consolas" w:hAnsi="Consolas" w:eastAsia="Microsoft YaHei"/>
+          <w:color w:val="111827"/>
+          <w:sz w:val="16"/>
+        </w:rPr>
+        <w:t>146      events = [event async for event in stream_learning_orchestration(request)]</w:t>
+      </w:r>
+    </w:p>
+    <w:p>
+      <w:pPr>
+        <w:pStyle w:val="CodeBlock"/>
+        <w:keepNext w:val="0"/>
+        <w:keepLines w:val="0"/>
+        <w:shd w:fill="F7F9FC"/>
+      </w:pPr>
+      <w:r>
+        <w:rPr>
+          <w:rFonts w:ascii="Consolas" w:hAnsi="Consolas" w:eastAsia="Microsoft YaHei"/>
+          <w:color w:val="111827"/>
+          <w:sz w:val="16"/>
+        </w:rPr>
+        <w:t xml:space="preserve">147  </w:t>
+      </w:r>
+    </w:p>
+    <w:p>
+      <w:pPr>
+        <w:pStyle w:val="CodeBlock"/>
+        <w:keepNext w:val="0"/>
+        <w:keepLines w:val="0"/>
+        <w:shd w:fill="F7F9FC"/>
+      </w:pPr>
+      <w:r>
+        <w:rPr>
+          <w:rFonts w:ascii="Consolas" w:hAnsi="Consolas" w:eastAsia="Microsoft YaHei"/>
+          <w:color w:val="111827"/>
+          <w:sz w:val="16"/>
+        </w:rPr>
+        <w:t>148      stage_events = [event for event in events if event["type"] == "stage"]</w:t>
+      </w:r>
+    </w:p>
+    <w:p>
+      <w:pPr>
+        <w:pStyle w:val="CodeBlock"/>
+        <w:keepNext w:val="0"/>
+        <w:keepLines w:val="0"/>
+        <w:shd w:fill="F7F9FC"/>
+      </w:pPr>
+      <w:r>
+        <w:rPr>
+          <w:rFonts w:ascii="Consolas" w:hAnsi="Consolas" w:eastAsia="Microsoft YaHei"/>
+          <w:color w:val="111827"/>
+          <w:sz w:val="16"/>
+        </w:rPr>
+        <w:t>149      complete_events = [event for event in events if event["type"] == "complete"]</w:t>
+      </w:r>
+    </w:p>
+    <w:p>
+      <w:pPr>
+        <w:pStyle w:val="CodeBlock"/>
+        <w:keepNext w:val="0"/>
+        <w:keepLines w:val="0"/>
+        <w:shd w:fill="F7F9FC"/>
+      </w:pPr>
+      <w:r>
+        <w:rPr>
+          <w:rFonts w:ascii="Consolas" w:hAnsi="Consolas" w:eastAsia="Microsoft YaHei"/>
+          <w:color w:val="111827"/>
+          <w:sz w:val="16"/>
+        </w:rPr>
+        <w:t>150      progress = [event["stage"]["progress"] for event in stage_events]</w:t>
+      </w:r>
+    </w:p>
+    <w:p>
+      <w:pPr>
+        <w:pStyle w:val="CodeBlock"/>
+        <w:keepNext w:val="0"/>
+        <w:keepLines w:val="0"/>
+        <w:shd w:fill="F7F9FC"/>
+      </w:pPr>
+      <w:r>
+        <w:rPr>
+          <w:rFonts w:ascii="Consolas" w:hAnsi="Consolas" w:eastAsia="Microsoft YaHei"/>
+          <w:color w:val="111827"/>
+          <w:sz w:val="16"/>
+        </w:rPr>
+        <w:t xml:space="preserve">151  </w:t>
+      </w:r>
+    </w:p>
+    <w:p>
+      <w:pPr>
+        <w:pStyle w:val="CodeBlock"/>
+        <w:keepNext w:val="0"/>
+        <w:keepLines w:val="0"/>
+        <w:shd w:fill="F7F9FC"/>
+      </w:pPr>
+      <w:r>
+        <w:rPr>
+          <w:rFonts w:ascii="Consolas" w:hAnsi="Consolas" w:eastAsia="Microsoft YaHei"/>
+          <w:color w:val="111827"/>
+          <w:sz w:val="16"/>
+        </w:rPr>
+        <w:t>152      assert len(stage_events) == 8</w:t>
+      </w:r>
+    </w:p>
+    <w:p>
+      <w:pPr>
+        <w:pStyle w:val="CodeBlock"/>
+        <w:keepNext w:val="0"/>
+        <w:keepLines w:val="0"/>
+        <w:shd w:fill="F7F9FC"/>
+      </w:pPr>
+      <w:r>
+        <w:rPr>
+          <w:rFonts w:ascii="Consolas" w:hAnsi="Consolas" w:eastAsia="Microsoft YaHei"/>
+          <w:color w:val="111827"/>
+          <w:sz w:val="16"/>
+        </w:rPr>
+        <w:t>153      assert len(complete_events) == 1</w:t>
+      </w:r>
+    </w:p>
+    <w:p>
+      <w:pPr>
+        <w:pStyle w:val="CodeBlock"/>
+        <w:keepNext w:val="0"/>
+        <w:keepLines w:val="0"/>
+        <w:shd w:fill="F7F9FC"/>
+      </w:pPr>
+      <w:r>
+        <w:rPr>
+          <w:rFonts w:ascii="Consolas" w:hAnsi="Consolas" w:eastAsia="Microsoft YaHei"/>
+          <w:color w:val="111827"/>
+          <w:sz w:val="16"/>
+        </w:rPr>
+        <w:t>154      assert progress == sorted(progress)</w:t>
+      </w:r>
+    </w:p>
+    <w:p>
+      <w:pPr>
+        <w:pStyle w:val="CodeBlock"/>
+        <w:keepNext w:val="0"/>
+        <w:keepLines w:val="0"/>
+        <w:shd w:fill="F7F9FC"/>
+      </w:pPr>
+      <w:r>
+        <w:rPr>
+          <w:rFonts w:ascii="Consolas" w:hAnsi="Consolas" w:eastAsia="Microsoft YaHei"/>
+          <w:color w:val="111827"/>
+          <w:sz w:val="16"/>
+        </w:rPr>
+        <w:t>155      assert stage_events[0]["stage"]["status"] == "running"</w:t>
+      </w:r>
+    </w:p>
+    <w:p>
+      <w:pPr>
+        <w:pStyle w:val="CodeBlock"/>
+        <w:keepNext w:val="0"/>
+        <w:keepLines w:val="0"/>
+        <w:shd w:fill="F7F9FC"/>
+      </w:pPr>
+      <w:r>
+        <w:rPr>
+          <w:rFonts w:ascii="Consolas" w:hAnsi="Consolas" w:eastAsia="Microsoft YaHei"/>
+          <w:color w:val="111827"/>
+          <w:sz w:val="16"/>
+        </w:rPr>
+        <w:t>156      assert stage_events[-1]["stage"]["status"] == "completed"</w:t>
+      </w:r>
+    </w:p>
+    <w:p>
+      <w:pPr>
+        <w:pStyle w:val="CodeBlock"/>
+        <w:keepNext w:val="0"/>
+        <w:keepLines w:val="0"/>
+        <w:shd w:fill="F7F9FC"/>
+      </w:pPr>
+      <w:r>
+        <w:rPr>
+          <w:rFonts w:ascii="Consolas" w:hAnsi="Consolas" w:eastAsia="Microsoft YaHei"/>
+          <w:color w:val="111827"/>
+          <w:sz w:val="16"/>
+        </w:rPr>
+        <w:t>157      assert complete_events[0]["result"]["resources"] == []</w:t>
+      </w:r>
+    </w:p>
+    <w:p>
+      <w:pPr>
+        <w:pStyle w:val="CodeBlock"/>
+        <w:keepNext w:val="0"/>
+        <w:keepLines w:val="0"/>
+        <w:shd w:fill="F7F9FC"/>
+      </w:pPr>
+      <w:r>
+        <w:rPr>
+          <w:rFonts w:ascii="Consolas" w:hAnsi="Consolas" w:eastAsia="Microsoft YaHei"/>
+          <w:color w:val="111827"/>
+          <w:sz w:val="16"/>
+        </w:rPr>
+        <w:t xml:space="preserve">158  </w:t>
+      </w:r>
+    </w:p>
+    <w:p>
+      <w:pPr>
+        <w:pStyle w:val="CodeBlock"/>
+        <w:keepNext w:val="0"/>
+        <w:keepLines w:val="0"/>
+        <w:shd w:fill="F7F9FC"/>
+      </w:pPr>
+      <w:r>
+        <w:rPr>
+          <w:rFonts w:ascii="Consolas" w:hAnsi="Consolas" w:eastAsia="Microsoft YaHei"/>
+          <w:color w:val="111827"/>
+          <w:sz w:val="16"/>
+        </w:rPr>
+        <w:t xml:space="preserve">159  </w:t>
+      </w:r>
+    </w:p>
+    <w:p>
+      <w:pPr>
+        <w:pStyle w:val="CodeBlock"/>
+        <w:keepNext w:val="0"/>
+        <w:keepLines w:val="0"/>
+        <w:shd w:fill="F7F9FC"/>
+      </w:pPr>
+      <w:r>
+        <w:rPr>
+          <w:rFonts w:ascii="Consolas" w:hAnsi="Consolas" w:eastAsia="Microsoft YaHei"/>
+          <w:color w:val="111827"/>
+          <w:sz w:val="16"/>
+        </w:rPr>
+        <w:t>160  def test_a3_08_explainer_video_cues_follow_the_real_speech_timeline():</w:t>
+      </w:r>
+    </w:p>
+    <w:p>
+      <w:pPr>
+        <w:pStyle w:val="CodeBlock"/>
+        <w:keepNext w:val="0"/>
+        <w:keepLines w:val="0"/>
+        <w:shd w:fill="F7F9FC"/>
+      </w:pPr>
+      <w:r>
+        <w:rPr>
+          <w:rFonts w:ascii="Consolas" w:hAnsi="Consolas" w:eastAsia="Microsoft YaHei"/>
+          <w:color w:val="111827"/>
+          <w:sz w:val="16"/>
+        </w:rPr>
+        <w:t>161      plan = build_keyframe_plan(</w:t>
+      </w:r>
+    </w:p>
+    <w:p>
+      <w:pPr>
+        <w:pStyle w:val="CodeBlock"/>
+        <w:keepNext w:val="0"/>
+        <w:keepLines w:val="0"/>
+        <w:shd w:fill="F7F9FC"/>
+      </w:pPr>
+      <w:r>
+        <w:rPr>
+          <w:rFonts w:ascii="Consolas" w:hAnsi="Consolas" w:eastAsia="Microsoft YaHei"/>
+          <w:color w:val="111827"/>
+          <w:sz w:val="16"/>
+        </w:rPr>
+        <w:t>162          [</w:t>
+      </w:r>
+    </w:p>
+    <w:p>
+      <w:pPr>
+        <w:pStyle w:val="CodeBlock"/>
+        <w:keepNext w:val="0"/>
+        <w:keepLines w:val="0"/>
+        <w:shd w:fill="F7F9FC"/>
+      </w:pPr>
+      <w:r>
+        <w:rPr>
+          <w:rFonts w:ascii="Consolas" w:hAnsi="Consolas" w:eastAsia="Microsoft YaHei"/>
+          <w:color w:val="111827"/>
+          <w:sz w:val="16"/>
+        </w:rPr>
+        <w:t>163              {</w:t>
+      </w:r>
+    </w:p>
+    <w:p>
+      <w:pPr>
+        <w:pStyle w:val="CodeBlock"/>
+        <w:keepNext w:val="0"/>
+        <w:keepLines w:val="0"/>
+        <w:shd w:fill="F7F9FC"/>
+      </w:pPr>
+      <w:r>
+        <w:rPr>
+          <w:rFonts w:ascii="Consolas" w:hAnsi="Consolas" w:eastAsia="Microsoft YaHei"/>
+          <w:color w:val="111827"/>
+          <w:sz w:val="16"/>
+        </w:rPr>
+        <w:t>164                  "start_time": 0.6,</w:t>
+      </w:r>
+    </w:p>
+    <w:p>
+      <w:pPr>
+        <w:pStyle w:val="CodeBlock"/>
+        <w:keepNext w:val="0"/>
+        <w:keepLines w:val="0"/>
+        <w:shd w:fill="F7F9FC"/>
+      </w:pPr>
+      <w:r>
+        <w:rPr>
+          <w:rFonts w:ascii="Consolas" w:hAnsi="Consolas" w:eastAsia="Microsoft YaHei"/>
+          <w:color w:val="111827"/>
+          <w:sz w:val="16"/>
+        </w:rPr>
+        <w:t>165                  "dialogue": "先建立半监督学习的整体图景。",</w:t>
+      </w:r>
+    </w:p>
+    <w:p>
+      <w:pPr>
+        <w:pStyle w:val="CodeBlock"/>
+        <w:keepNext w:val="0"/>
+        <w:keepLines w:val="0"/>
+        <w:shd w:fill="F7F9FC"/>
+      </w:pPr>
+      <w:r>
+        <w:rPr>
+          <w:rFonts w:ascii="Consolas" w:hAnsi="Consolas" w:eastAsia="Microsoft YaHei"/>
+          <w:color w:val="111827"/>
+          <w:sz w:val="16"/>
+        </w:rPr>
+        <w:t>166                  "visual_prompt": "16:9 educational overview of semi-supervised learning",</w:t>
+      </w:r>
+    </w:p>
+    <w:p>
+      <w:pPr>
+        <w:pStyle w:val="CodeBlock"/>
+        <w:keepNext w:val="0"/>
+        <w:keepLines w:val="0"/>
+        <w:shd w:fill="F7F9FC"/>
+      </w:pPr>
+      <w:r>
+        <w:rPr>
+          <w:rFonts w:ascii="Consolas" w:hAnsi="Consolas" w:eastAsia="Microsoft YaHei"/>
+          <w:color w:val="111827"/>
+          <w:sz w:val="16"/>
+        </w:rPr>
+        <w:t>167              },</w:t>
+      </w:r>
+    </w:p>
+    <w:p>
+      <w:pPr>
+        <w:pStyle w:val="CodeBlock"/>
+        <w:keepNext w:val="0"/>
+        <w:keepLines w:val="0"/>
+        <w:shd w:fill="F7F9FC"/>
+      </w:pPr>
+      <w:r>
+        <w:rPr>
+          <w:rFonts w:ascii="Consolas" w:hAnsi="Consolas" w:eastAsia="Microsoft YaHei"/>
+          <w:color w:val="111827"/>
+          <w:sz w:val="16"/>
+        </w:rPr>
+        <w:t>168              {</w:t>
+      </w:r>
+    </w:p>
+    <w:p>
+      <w:pPr>
+        <w:pStyle w:val="CodeBlock"/>
+        <w:keepNext w:val="0"/>
+        <w:keepLines w:val="0"/>
+        <w:shd w:fill="F7F9FC"/>
+      </w:pPr>
+      <w:r>
+        <w:rPr>
+          <w:rFonts w:ascii="Consolas" w:hAnsi="Consolas" w:eastAsia="Microsoft YaHei"/>
+          <w:color w:val="111827"/>
+          <w:sz w:val="16"/>
+        </w:rPr>
+        <w:t>169                  "start_time": 7.25,</w:t>
+      </w:r>
+    </w:p>
+    <w:p>
+      <w:pPr>
+        <w:pStyle w:val="CodeBlock"/>
+        <w:keepNext w:val="0"/>
+        <w:keepLines w:val="0"/>
+        <w:shd w:fill="F7F9FC"/>
+      </w:pPr>
+      <w:r>
+        <w:rPr>
+          <w:rFonts w:ascii="Consolas" w:hAnsi="Consolas" w:eastAsia="Microsoft YaHei"/>
+          <w:color w:val="111827"/>
+          <w:sz w:val="16"/>
+        </w:rPr>
+        <w:t>170                  "dialogue": "再说明一致性正则化的训练流程。",</w:t>
+      </w:r>
+    </w:p>
+    <w:p>
+      <w:pPr>
+        <w:pStyle w:val="CodeBlock"/>
+        <w:keepNext w:val="0"/>
+        <w:keepLines w:val="0"/>
+        <w:shd w:fill="F7F9FC"/>
+      </w:pPr>
+      <w:r>
+        <w:rPr>
+          <w:rFonts w:ascii="Consolas" w:hAnsi="Consolas" w:eastAsia="Microsoft YaHei"/>
+          <w:color w:val="111827"/>
+          <w:sz w:val="16"/>
+        </w:rPr>
+        <w:t>171                  "visual_prompt": "16:9 process diagram of consistency regularization",</w:t>
+      </w:r>
+    </w:p>
+    <w:p>
+      <w:pPr>
+        <w:pStyle w:val="CodeBlock"/>
+        <w:keepNext w:val="0"/>
+        <w:keepLines w:val="0"/>
+        <w:shd w:fill="F7F9FC"/>
+      </w:pPr>
+      <w:r>
+        <w:rPr>
+          <w:rFonts w:ascii="Consolas" w:hAnsi="Consolas" w:eastAsia="Microsoft YaHei"/>
+          <w:color w:val="111827"/>
+          <w:sz w:val="16"/>
+        </w:rPr>
+        <w:t>172              },</w:t>
+      </w:r>
+    </w:p>
+    <w:p>
+      <w:pPr>
+        <w:pStyle w:val="CodeBlock"/>
+        <w:keepNext w:val="0"/>
+        <w:keepLines w:val="0"/>
+        <w:shd w:fill="F7F9FC"/>
+      </w:pPr>
+      <w:r>
+        <w:rPr>
+          <w:rFonts w:ascii="Consolas" w:hAnsi="Consolas" w:eastAsia="Microsoft YaHei"/>
+          <w:color w:val="111827"/>
+          <w:sz w:val="16"/>
+        </w:rPr>
+        <w:t>173          ],</w:t>
+      </w:r>
+    </w:p>
+    <w:p>
+      <w:pPr>
+        <w:pStyle w:val="CodeBlock"/>
+        <w:keepNext w:val="0"/>
+        <w:keepLines w:val="0"/>
+        <w:shd w:fill="F7F9FC"/>
+      </w:pPr>
+      <w:r>
+        <w:rPr>
+          <w:rFonts w:ascii="Consolas" w:hAnsi="Consolas" w:eastAsia="Microsoft YaHei"/>
+          <w:color w:val="111827"/>
+          <w:sz w:val="16"/>
+        </w:rPr>
+        <w:t>174          episode_name="半监督学习讲解",</w:t>
+      </w:r>
+    </w:p>
+    <w:p>
+      <w:pPr>
+        <w:pStyle w:val="CodeBlock"/>
+        <w:keepNext w:val="0"/>
+        <w:keepLines w:val="0"/>
+        <w:shd w:fill="F7F9FC"/>
+      </w:pPr>
+      <w:r>
+        <w:rPr>
+          <w:rFonts w:ascii="Consolas" w:hAnsi="Consolas" w:eastAsia="Microsoft YaHei"/>
+          <w:color w:val="111827"/>
+          <w:sz w:val="16"/>
+        </w:rPr>
+        <w:t>175      )</w:t>
+      </w:r>
+    </w:p>
+    <w:p>
+      <w:pPr>
+        <w:pStyle w:val="CodeBlock"/>
+        <w:keepNext w:val="0"/>
+        <w:keepLines w:val="0"/>
+        <w:shd w:fill="F7F9FC"/>
+      </w:pPr>
+      <w:r>
+        <w:rPr>
+          <w:rFonts w:ascii="Consolas" w:hAnsi="Consolas" w:eastAsia="Microsoft YaHei"/>
+          <w:color w:val="111827"/>
+          <w:sz w:val="16"/>
+        </w:rPr>
+        <w:t xml:space="preserve">176  </w:t>
+      </w:r>
+    </w:p>
+    <w:p>
+      <w:pPr>
+        <w:pStyle w:val="CodeBlock"/>
+        <w:keepNext w:val="0"/>
+        <w:keepLines w:val="0"/>
+        <w:shd w:fill="F7F9FC"/>
+      </w:pPr>
+      <w:r>
+        <w:rPr>
+          <w:rFonts w:ascii="Consolas" w:hAnsi="Consolas" w:eastAsia="Microsoft YaHei"/>
+          <w:color w:val="111827"/>
+          <w:sz w:val="16"/>
+        </w:rPr>
+        <w:t>177      assert [cue["time_index"] for cue in plan] == [0.0, 7.25]</w:t>
+      </w:r>
+    </w:p>
+    <w:p>
+      <w:pPr>
+        <w:pStyle w:val="CodeBlock"/>
+        <w:keepNext w:val="0"/>
+        <w:keepLines w:val="0"/>
+        <w:shd w:fill="F7F9FC"/>
+      </w:pPr>
+      <w:r>
+        <w:rPr>
+          <w:rFonts w:ascii="Consolas" w:hAnsi="Consolas" w:eastAsia="Microsoft YaHei"/>
+          <w:color w:val="111827"/>
+          <w:sz w:val="16"/>
+        </w:rPr>
+        <w:t>178      assert all(cue["prompt"].startswith("16:9") for cue in plan)</w:t>
       </w:r>
     </w:p>
     <w:p>
@@ -5129,7 +5717,7 @@
         <w:rPr>
           <w:rFonts w:ascii="Calibri" w:hAnsi="Calibri" w:eastAsia="Microsoft YaHei"/>
         </w:rPr>
-        <w:t>截图由本次 pytest JUnit XML 结果生成，保留实际命令、执行时间、7 个用例名称和 tests/failures/errors/skipped/time 字段。</w:t>
+        <w:t>截图保留实际命令、执行时间、8 个用例名称和 tests/failures/errors/skipped/time 字段。</w:t>
       </w:r>
     </w:p>
     <w:p>
@@ -5140,7 +5728,7 @@
       <w:r>
         <w:drawing>
           <wp:inline xmlns:a="http://schemas.openxmlformats.org/drawingml/2006/main" xmlns:pic="http://schemas.openxmlformats.org/drawingml/2006/picture">
-            <wp:extent cx="5897880" cy="3686175"/>
+            <wp:extent cx="5897880" cy="3317557"/>
             <wp:docPr id="1" name="Picture 1"/>
             <wp:cNvGraphicFramePr>
               <a:graphicFrameLocks noChangeAspect="1"/>
@@ -5161,7 +5749,7 @@
                   <pic:spPr>
                     <a:xfrm>
                       <a:off x="0" y="0"/>
-                      <a:ext cx="5897880" cy="3686175"/>
+                      <a:ext cx="5897880" cy="3317557"/>
                     </a:xfrm>
                     <a:prstGeom prst="rect"/>
                   </pic:spPr>
@@ -5177,7 +5765,3460 @@
         <w:pStyle w:val="Caption"/>
       </w:pPr>
       <w:r>
-        <w:t>图 B-1 2026-07-19 A3 专项验收：7/7 通过</w:t>
+        <w:t>图 B-1 2026-07-19 A3 专项验收：8/8 通过</w:t>
+      </w:r>
+    </w:p>
+    <w:p>
+      <w:r>
+        <w:br w:type="page"/>
+      </w:r>
+    </w:p>
+    <w:p>
+      <w:pPr>
+        <w:pStyle w:val="Heading1"/>
+      </w:pPr>
+      <w:r>
+        <w:t>附录 C：讲解视频专项测试源码</w:t>
+      </w:r>
+    </w:p>
+    <w:p>
+      <w:r>
+        <w:rPr>
+          <w:rFonts w:ascii="Calibri" w:hAnsi="Calibri" w:eastAsia="Microsoft YaHei"/>
+        </w:rPr>
+        <w:t>源码位置：tests/test_explainer_video.py。用例覆盖脚本视觉提示、关键帧时间计划、图片持久化、FFmpeg 清单、真实 MP4 合成和用户显式选择。</w:t>
+      </w:r>
+    </w:p>
+    <w:p>
+      <w:pPr>
+        <w:pStyle w:val="CodeBlock"/>
+        <w:keepNext w:val="0"/>
+        <w:keepLines w:val="0"/>
+        <w:shd w:fill="F7F9FC"/>
+      </w:pPr>
+      <w:r>
+        <w:rPr>
+          <w:rFonts w:ascii="Consolas" w:hAnsi="Consolas" w:eastAsia="Microsoft YaHei"/>
+          <w:color w:val="111827"/>
+          <w:sz w:val="16"/>
+        </w:rPr>
+        <w:t>001  import shutil</w:t>
+      </w:r>
+    </w:p>
+    <w:p>
+      <w:pPr>
+        <w:pStyle w:val="CodeBlock"/>
+        <w:keepNext w:val="0"/>
+        <w:keepLines w:val="0"/>
+        <w:shd w:fill="F7F9FC"/>
+      </w:pPr>
+      <w:r>
+        <w:rPr>
+          <w:rFonts w:ascii="Consolas" w:hAnsi="Consolas" w:eastAsia="Microsoft YaHei"/>
+          <w:color w:val="111827"/>
+          <w:sz w:val="16"/>
+        </w:rPr>
+        <w:t>002  from pathlib import Path</w:t>
+      </w:r>
+    </w:p>
+    <w:p>
+      <w:pPr>
+        <w:pStyle w:val="CodeBlock"/>
+        <w:keepNext w:val="0"/>
+        <w:keepLines w:val="0"/>
+        <w:shd w:fill="F7F9FC"/>
+      </w:pPr>
+      <w:r>
+        <w:rPr>
+          <w:rFonts w:ascii="Consolas" w:hAnsi="Consolas" w:eastAsia="Microsoft YaHei"/>
+          <w:color w:val="111827"/>
+          <w:sz w:val="16"/>
+        </w:rPr>
+        <w:t xml:space="preserve">003  </w:t>
+      </w:r>
+    </w:p>
+    <w:p>
+      <w:pPr>
+        <w:pStyle w:val="CodeBlock"/>
+        <w:keepNext w:val="0"/>
+        <w:keepLines w:val="0"/>
+        <w:shd w:fill="F7F9FC"/>
+      </w:pPr>
+      <w:r>
+        <w:rPr>
+          <w:rFonts w:ascii="Consolas" w:hAnsi="Consolas" w:eastAsia="Microsoft YaHei"/>
+          <w:color w:val="111827"/>
+          <w:sz w:val="16"/>
+        </w:rPr>
+        <w:t>004  import pytest</w:t>
+      </w:r>
+    </w:p>
+    <w:p>
+      <w:pPr>
+        <w:pStyle w:val="CodeBlock"/>
+        <w:keepNext w:val="0"/>
+        <w:keepLines w:val="0"/>
+        <w:shd w:fill="F7F9FC"/>
+      </w:pPr>
+      <w:r>
+        <w:rPr>
+          <w:rFonts w:ascii="Consolas" w:hAnsi="Consolas" w:eastAsia="Microsoft YaHei"/>
+          <w:color w:val="111827"/>
+          <w:sz w:val="16"/>
+        </w:rPr>
+        <w:t xml:space="preserve">005  </w:t>
+      </w:r>
+    </w:p>
+    <w:p>
+      <w:pPr>
+        <w:pStyle w:val="CodeBlock"/>
+        <w:keepNext w:val="0"/>
+        <w:keepLines w:val="0"/>
+        <w:shd w:fill="F7F9FC"/>
+      </w:pPr>
+      <w:r>
+        <w:rPr>
+          <w:rFonts w:ascii="Consolas" w:hAnsi="Consolas" w:eastAsia="Microsoft YaHei"/>
+          <w:color w:val="111827"/>
+          <w:sz w:val="16"/>
+        </w:rPr>
+        <w:t>006  from api.podcast_service import PodcastGenerationRequest</w:t>
+      </w:r>
+    </w:p>
+    <w:p>
+      <w:pPr>
+        <w:pStyle w:val="CodeBlock"/>
+        <w:keepNext w:val="0"/>
+        <w:keepLines w:val="0"/>
+        <w:shd w:fill="F7F9FC"/>
+      </w:pPr>
+      <w:r>
+        <w:rPr>
+          <w:rFonts w:ascii="Consolas" w:hAnsi="Consolas" w:eastAsia="Microsoft YaHei"/>
+          <w:color w:val="111827"/>
+          <w:sz w:val="16"/>
+        </w:rPr>
+        <w:t>007  from commands.podcast_commands import get_audio_duration_seconds</w:t>
+      </w:r>
+    </w:p>
+    <w:p>
+      <w:pPr>
+        <w:pStyle w:val="CodeBlock"/>
+        <w:keepNext w:val="0"/>
+        <w:keepLines w:val="0"/>
+        <w:shd w:fill="F7F9FC"/>
+      </w:pPr>
+      <w:r>
+        <w:rPr>
+          <w:rFonts w:ascii="Consolas" w:hAnsi="Consolas" w:eastAsia="Microsoft YaHei"/>
+          <w:color w:val="111827"/>
+          <w:sz w:val="16"/>
+        </w:rPr>
+        <w:t>008  from forgenote.podcasts.robust_creator import (</w:t>
+      </w:r>
+    </w:p>
+    <w:p>
+      <w:pPr>
+        <w:pStyle w:val="CodeBlock"/>
+        <w:keepNext w:val="0"/>
+        <w:keepLines w:val="0"/>
+        <w:shd w:fill="F7F9FC"/>
+      </w:pPr>
+      <w:r>
+        <w:rPr>
+          <w:rFonts w:ascii="Consolas" w:hAnsi="Consolas" w:eastAsia="Microsoft YaHei"/>
+          <w:color w:val="111827"/>
+          <w:sz w:val="16"/>
+        </w:rPr>
+        <w:t>009      _build_transcript_repair_prompt,</w:t>
+      </w:r>
+    </w:p>
+    <w:p>
+      <w:pPr>
+        <w:pStyle w:val="CodeBlock"/>
+        <w:keepNext w:val="0"/>
+        <w:keepLines w:val="0"/>
+        <w:shd w:fill="F7F9FC"/>
+      </w:pPr>
+      <w:r>
+        <w:rPr>
+          <w:rFonts w:ascii="Consolas" w:hAnsi="Consolas" w:eastAsia="Microsoft YaHei"/>
+          <w:color w:val="111827"/>
+          <w:sz w:val="16"/>
+        </w:rPr>
+        <w:t>010      create_visual_transcript_parser,</w:t>
+      </w:r>
+    </w:p>
+    <w:p>
+      <w:pPr>
+        <w:pStyle w:val="CodeBlock"/>
+        <w:keepNext w:val="0"/>
+        <w:keepLines w:val="0"/>
+        <w:shd w:fill="F7F9FC"/>
+      </w:pPr>
+      <w:r>
+        <w:rPr>
+          <w:rFonts w:ascii="Consolas" w:hAnsi="Consolas" w:eastAsia="Microsoft YaHei"/>
+          <w:color w:val="111827"/>
+          <w:sz w:val="16"/>
+        </w:rPr>
+        <w:t>011  )</w:t>
+      </w:r>
+    </w:p>
+    <w:p>
+      <w:pPr>
+        <w:pStyle w:val="CodeBlock"/>
+        <w:keepNext w:val="0"/>
+        <w:keepLines w:val="0"/>
+        <w:shd w:fill="F7F9FC"/>
+      </w:pPr>
+      <w:r>
+        <w:rPr>
+          <w:rFonts w:ascii="Consolas" w:hAnsi="Consolas" w:eastAsia="Microsoft YaHei"/>
+          <w:color w:val="111827"/>
+          <w:sz w:val="16"/>
+        </w:rPr>
+        <w:t>012  from forgenote.podcasts.video_creator import (</w:t>
+      </w:r>
+    </w:p>
+    <w:p>
+      <w:pPr>
+        <w:pStyle w:val="CodeBlock"/>
+        <w:keepNext w:val="0"/>
+        <w:keepLines w:val="0"/>
+        <w:shd w:fill="F7F9FC"/>
+      </w:pPr>
+      <w:r>
+        <w:rPr>
+          <w:rFonts w:ascii="Consolas" w:hAnsi="Consolas" w:eastAsia="Microsoft YaHei"/>
+          <w:color w:val="111827"/>
+          <w:sz w:val="16"/>
+        </w:rPr>
+        <w:t>013      build_keyframe_plan,</w:t>
+      </w:r>
+    </w:p>
+    <w:p>
+      <w:pPr>
+        <w:pStyle w:val="CodeBlock"/>
+        <w:keepNext w:val="0"/>
+        <w:keepLines w:val="0"/>
+        <w:shd w:fill="F7F9FC"/>
+      </w:pPr>
+      <w:r>
+        <w:rPr>
+          <w:rFonts w:ascii="Consolas" w:hAnsi="Consolas" w:eastAsia="Microsoft YaHei"/>
+          <w:color w:val="111827"/>
+          <w:sz w:val="16"/>
+        </w:rPr>
+        <w:t>014      compose_explainer_video,</w:t>
+      </w:r>
+    </w:p>
+    <w:p>
+      <w:pPr>
+        <w:pStyle w:val="CodeBlock"/>
+        <w:keepNext w:val="0"/>
+        <w:keepLines w:val="0"/>
+        <w:shd w:fill="F7F9FC"/>
+      </w:pPr>
+      <w:r>
+        <w:rPr>
+          <w:rFonts w:ascii="Consolas" w:hAnsi="Consolas" w:eastAsia="Microsoft YaHei"/>
+          <w:color w:val="111827"/>
+          <w:sz w:val="16"/>
+        </w:rPr>
+        <w:t>015      generate_keyframe_images,</w:t>
+      </w:r>
+    </w:p>
+    <w:p>
+      <w:pPr>
+        <w:pStyle w:val="CodeBlock"/>
+        <w:keepNext w:val="0"/>
+        <w:keepLines w:val="0"/>
+        <w:shd w:fill="F7F9FC"/>
+      </w:pPr>
+      <w:r>
+        <w:rPr>
+          <w:rFonts w:ascii="Consolas" w:hAnsi="Consolas" w:eastAsia="Microsoft YaHei"/>
+          <w:color w:val="111827"/>
+          <w:sz w:val="16"/>
+        </w:rPr>
+        <w:t>016  )</w:t>
+      </w:r>
+    </w:p>
+    <w:p>
+      <w:pPr>
+        <w:pStyle w:val="CodeBlock"/>
+        <w:keepNext w:val="0"/>
+        <w:keepLines w:val="0"/>
+        <w:shd w:fill="F7F9FC"/>
+      </w:pPr>
+      <w:r>
+        <w:rPr>
+          <w:rFonts w:ascii="Consolas" w:hAnsi="Consolas" w:eastAsia="Microsoft YaHei"/>
+          <w:color w:val="111827"/>
+          <w:sz w:val="16"/>
+        </w:rPr>
+        <w:t xml:space="preserve">017  </w:t>
+      </w:r>
+    </w:p>
+    <w:p>
+      <w:pPr>
+        <w:pStyle w:val="CodeBlock"/>
+        <w:keepNext w:val="0"/>
+        <w:keepLines w:val="0"/>
+        <w:shd w:fill="F7F9FC"/>
+      </w:pPr>
+      <w:r>
+        <w:rPr>
+          <w:rFonts w:ascii="Consolas" w:hAnsi="Consolas" w:eastAsia="Microsoft YaHei"/>
+          <w:color w:val="111827"/>
+          <w:sz w:val="16"/>
+        </w:rPr>
+        <w:t xml:space="preserve">018  </w:t>
+      </w:r>
+    </w:p>
+    <w:p>
+      <w:pPr>
+        <w:pStyle w:val="CodeBlock"/>
+        <w:keepNext w:val="0"/>
+        <w:keepLines w:val="0"/>
+        <w:shd w:fill="F7F9FC"/>
+      </w:pPr>
+      <w:r>
+        <w:rPr>
+          <w:rFonts w:ascii="Consolas" w:hAnsi="Consolas" w:eastAsia="Microsoft YaHei"/>
+          <w:color w:val="111827"/>
+          <w:sz w:val="16"/>
+        </w:rPr>
+        <w:t>019  def test_visual_transcript_parser_keeps_script_and_optional_image_prompts():</w:t>
+      </w:r>
+    </w:p>
+    <w:p>
+      <w:pPr>
+        <w:pStyle w:val="CodeBlock"/>
+        <w:keepNext w:val="0"/>
+        <w:keepLines w:val="0"/>
+        <w:shd w:fill="F7F9FC"/>
+      </w:pPr>
+      <w:r>
+        <w:rPr>
+          <w:rFonts w:ascii="Consolas" w:hAnsi="Consolas" w:eastAsia="Microsoft YaHei"/>
+          <w:color w:val="111827"/>
+          <w:sz w:val="16"/>
+        </w:rPr>
+        <w:t>020      parser = create_visual_transcript_parser(["讲师"])</w:t>
+      </w:r>
+    </w:p>
+    <w:p>
+      <w:pPr>
+        <w:pStyle w:val="CodeBlock"/>
+        <w:keepNext w:val="0"/>
+        <w:keepLines w:val="0"/>
+        <w:shd w:fill="F7F9FC"/>
+      </w:pPr>
+      <w:r>
+        <w:rPr>
+          <w:rFonts w:ascii="Consolas" w:hAnsi="Consolas" w:eastAsia="Microsoft YaHei"/>
+          <w:color w:val="111827"/>
+          <w:sz w:val="16"/>
+        </w:rPr>
+        <w:t>021      result = parser.invoke(</w:t>
+      </w:r>
+    </w:p>
+    <w:p>
+      <w:pPr>
+        <w:pStyle w:val="CodeBlock"/>
+        <w:keepNext w:val="0"/>
+        <w:keepLines w:val="0"/>
+        <w:shd w:fill="F7F9FC"/>
+      </w:pPr>
+      <w:r>
+        <w:rPr>
+          <w:rFonts w:ascii="Consolas" w:hAnsi="Consolas" w:eastAsia="Microsoft YaHei"/>
+          <w:color w:val="111827"/>
+          <w:sz w:val="16"/>
+        </w:rPr>
+        <w:t>022          """</w:t>
+      </w:r>
+    </w:p>
+    <w:p>
+      <w:pPr>
+        <w:pStyle w:val="CodeBlock"/>
+        <w:keepNext w:val="0"/>
+        <w:keepLines w:val="0"/>
+        <w:shd w:fill="F7F9FC"/>
+      </w:pPr>
+      <w:r>
+        <w:rPr>
+          <w:rFonts w:ascii="Consolas" w:hAnsi="Consolas" w:eastAsia="Microsoft YaHei"/>
+          <w:color w:val="111827"/>
+          <w:sz w:val="16"/>
+        </w:rPr>
+        <w:t>023          {</w:t>
+      </w:r>
+    </w:p>
+    <w:p>
+      <w:pPr>
+        <w:pStyle w:val="CodeBlock"/>
+        <w:keepNext w:val="0"/>
+        <w:keepLines w:val="0"/>
+        <w:shd w:fill="F7F9FC"/>
+      </w:pPr>
+      <w:r>
+        <w:rPr>
+          <w:rFonts w:ascii="Consolas" w:hAnsi="Consolas" w:eastAsia="Microsoft YaHei"/>
+          <w:color w:val="111827"/>
+          <w:sz w:val="16"/>
+        </w:rPr>
+        <w:t>024            "transcript": [</w:t>
+      </w:r>
+    </w:p>
+    <w:p>
+      <w:pPr>
+        <w:pStyle w:val="CodeBlock"/>
+        <w:keepNext w:val="0"/>
+        <w:keepLines w:val="0"/>
+        <w:shd w:fill="F7F9FC"/>
+      </w:pPr>
+      <w:r>
+        <w:rPr>
+          <w:rFonts w:ascii="Consolas" w:hAnsi="Consolas" w:eastAsia="Microsoft YaHei"/>
+          <w:color w:val="111827"/>
+          <w:sz w:val="16"/>
+        </w:rPr>
+        <w:t>025              {</w:t>
+      </w:r>
+    </w:p>
+    <w:p>
+      <w:pPr>
+        <w:pStyle w:val="CodeBlock"/>
+        <w:keepNext w:val="0"/>
+        <w:keepLines w:val="0"/>
+        <w:shd w:fill="F7F9FC"/>
+      </w:pPr>
+      <w:r>
+        <w:rPr>
+          <w:rFonts w:ascii="Consolas" w:hAnsi="Consolas" w:eastAsia="Microsoft YaHei"/>
+          <w:color w:val="111827"/>
+          <w:sz w:val="16"/>
+        </w:rPr>
+        <w:t>026                "speaker": "讲师",</w:t>
+      </w:r>
+    </w:p>
+    <w:p>
+      <w:pPr>
+        <w:pStyle w:val="CodeBlock"/>
+        <w:keepNext w:val="0"/>
+        <w:keepLines w:val="0"/>
+        <w:shd w:fill="F7F9FC"/>
+      </w:pPr>
+      <w:r>
+        <w:rPr>
+          <w:rFonts w:ascii="Consolas" w:hAnsi="Consolas" w:eastAsia="Microsoft YaHei"/>
+          <w:color w:val="111827"/>
+          <w:sz w:val="16"/>
+        </w:rPr>
+        <w:t>027                "dialogue": "先看整体结构。",</w:t>
+      </w:r>
+    </w:p>
+    <w:p>
+      <w:pPr>
+        <w:pStyle w:val="CodeBlock"/>
+        <w:keepNext w:val="0"/>
+        <w:keepLines w:val="0"/>
+        <w:shd w:fill="F7F9FC"/>
+      </w:pPr>
+      <w:r>
+        <w:rPr>
+          <w:rFonts w:ascii="Consolas" w:hAnsi="Consolas" w:eastAsia="Microsoft YaHei"/>
+          <w:color w:val="111827"/>
+          <w:sz w:val="16"/>
+        </w:rPr>
+        <w:t>028                "visual_prompt": "16:9 overview diagram of the learning loop"</w:t>
+      </w:r>
+    </w:p>
+    <w:p>
+      <w:pPr>
+        <w:pStyle w:val="CodeBlock"/>
+        <w:keepNext w:val="0"/>
+        <w:keepLines w:val="0"/>
+        <w:shd w:fill="F7F9FC"/>
+      </w:pPr>
+      <w:r>
+        <w:rPr>
+          <w:rFonts w:ascii="Consolas" w:hAnsi="Consolas" w:eastAsia="Microsoft YaHei"/>
+          <w:color w:val="111827"/>
+          <w:sz w:val="16"/>
+        </w:rPr>
+        <w:t>029              },</w:t>
+      </w:r>
+    </w:p>
+    <w:p>
+      <w:pPr>
+        <w:pStyle w:val="CodeBlock"/>
+        <w:keepNext w:val="0"/>
+        <w:keepLines w:val="0"/>
+        <w:shd w:fill="F7F9FC"/>
+      </w:pPr>
+      <w:r>
+        <w:rPr>
+          <w:rFonts w:ascii="Consolas" w:hAnsi="Consolas" w:eastAsia="Microsoft YaHei"/>
+          <w:color w:val="111827"/>
+          <w:sz w:val="16"/>
+        </w:rPr>
+        <w:t>030              {</w:t>
+      </w:r>
+    </w:p>
+    <w:p>
+      <w:pPr>
+        <w:pStyle w:val="CodeBlock"/>
+        <w:keepNext w:val="0"/>
+        <w:keepLines w:val="0"/>
+        <w:shd w:fill="F7F9FC"/>
+      </w:pPr>
+      <w:r>
+        <w:rPr>
+          <w:rFonts w:ascii="Consolas" w:hAnsi="Consolas" w:eastAsia="Microsoft YaHei"/>
+          <w:color w:val="111827"/>
+          <w:sz w:val="16"/>
+        </w:rPr>
+        <w:t>031                "speaker": "讲师",</w:t>
+      </w:r>
+    </w:p>
+    <w:p>
+      <w:pPr>
+        <w:pStyle w:val="CodeBlock"/>
+        <w:keepNext w:val="0"/>
+        <w:keepLines w:val="0"/>
+        <w:shd w:fill="F7F9FC"/>
+      </w:pPr>
+      <w:r>
+        <w:rPr>
+          <w:rFonts w:ascii="Consolas" w:hAnsi="Consolas" w:eastAsia="Microsoft YaHei"/>
+          <w:color w:val="111827"/>
+          <w:sz w:val="16"/>
+        </w:rPr>
+        <w:t>032                "dialogue": "接着解释第一步。",</w:t>
+      </w:r>
+    </w:p>
+    <w:p>
+      <w:pPr>
+        <w:pStyle w:val="CodeBlock"/>
+        <w:keepNext w:val="0"/>
+        <w:keepLines w:val="0"/>
+        <w:shd w:fill="F7F9FC"/>
+      </w:pPr>
+      <w:r>
+        <w:rPr>
+          <w:rFonts w:ascii="Consolas" w:hAnsi="Consolas" w:eastAsia="Microsoft YaHei"/>
+          <w:color w:val="111827"/>
+          <w:sz w:val="16"/>
+        </w:rPr>
+        <w:t>033                "visual_prompt": null</w:t>
+      </w:r>
+    </w:p>
+    <w:p>
+      <w:pPr>
+        <w:pStyle w:val="CodeBlock"/>
+        <w:keepNext w:val="0"/>
+        <w:keepLines w:val="0"/>
+        <w:shd w:fill="F7F9FC"/>
+      </w:pPr>
+      <w:r>
+        <w:rPr>
+          <w:rFonts w:ascii="Consolas" w:hAnsi="Consolas" w:eastAsia="Microsoft YaHei"/>
+          <w:color w:val="111827"/>
+          <w:sz w:val="16"/>
+        </w:rPr>
+        <w:t>034              }</w:t>
+      </w:r>
+    </w:p>
+    <w:p>
+      <w:pPr>
+        <w:pStyle w:val="CodeBlock"/>
+        <w:keepNext w:val="0"/>
+        <w:keepLines w:val="0"/>
+        <w:shd w:fill="F7F9FC"/>
+      </w:pPr>
+      <w:r>
+        <w:rPr>
+          <w:rFonts w:ascii="Consolas" w:hAnsi="Consolas" w:eastAsia="Microsoft YaHei"/>
+          <w:color w:val="111827"/>
+          <w:sz w:val="16"/>
+        </w:rPr>
+        <w:t>035            ]</w:t>
+      </w:r>
+    </w:p>
+    <w:p>
+      <w:pPr>
+        <w:pStyle w:val="CodeBlock"/>
+        <w:keepNext w:val="0"/>
+        <w:keepLines w:val="0"/>
+        <w:shd w:fill="F7F9FC"/>
+      </w:pPr>
+      <w:r>
+        <w:rPr>
+          <w:rFonts w:ascii="Consolas" w:hAnsi="Consolas" w:eastAsia="Microsoft YaHei"/>
+          <w:color w:val="111827"/>
+          <w:sz w:val="16"/>
+        </w:rPr>
+        <w:t>036          }</w:t>
+      </w:r>
+    </w:p>
+    <w:p>
+      <w:pPr>
+        <w:pStyle w:val="CodeBlock"/>
+        <w:keepNext w:val="0"/>
+        <w:keepLines w:val="0"/>
+        <w:shd w:fill="F7F9FC"/>
+      </w:pPr>
+      <w:r>
+        <w:rPr>
+          <w:rFonts w:ascii="Consolas" w:hAnsi="Consolas" w:eastAsia="Microsoft YaHei"/>
+          <w:color w:val="111827"/>
+          <w:sz w:val="16"/>
+        </w:rPr>
+        <w:t>037          """</w:t>
+      </w:r>
+    </w:p>
+    <w:p>
+      <w:pPr>
+        <w:pStyle w:val="CodeBlock"/>
+        <w:keepNext w:val="0"/>
+        <w:keepLines w:val="0"/>
+        <w:shd w:fill="F7F9FC"/>
+      </w:pPr>
+      <w:r>
+        <w:rPr>
+          <w:rFonts w:ascii="Consolas" w:hAnsi="Consolas" w:eastAsia="Microsoft YaHei"/>
+          <w:color w:val="111827"/>
+          <w:sz w:val="16"/>
+        </w:rPr>
+        <w:t>038      )</w:t>
+      </w:r>
+    </w:p>
+    <w:p>
+      <w:pPr>
+        <w:pStyle w:val="CodeBlock"/>
+        <w:keepNext w:val="0"/>
+        <w:keepLines w:val="0"/>
+        <w:shd w:fill="F7F9FC"/>
+      </w:pPr>
+      <w:r>
+        <w:rPr>
+          <w:rFonts w:ascii="Consolas" w:hAnsi="Consolas" w:eastAsia="Microsoft YaHei"/>
+          <w:color w:val="111827"/>
+          <w:sz w:val="16"/>
+        </w:rPr>
+        <w:t xml:space="preserve">039  </w:t>
+      </w:r>
+    </w:p>
+    <w:p>
+      <w:pPr>
+        <w:pStyle w:val="CodeBlock"/>
+        <w:keepNext w:val="0"/>
+        <w:keepLines w:val="0"/>
+        <w:shd w:fill="F7F9FC"/>
+      </w:pPr>
+      <w:r>
+        <w:rPr>
+          <w:rFonts w:ascii="Consolas" w:hAnsi="Consolas" w:eastAsia="Microsoft YaHei"/>
+          <w:color w:val="111827"/>
+          <w:sz w:val="16"/>
+        </w:rPr>
+        <w:t>040      assert result.transcript[0].dialogue == "先看整体结构。"</w:t>
+      </w:r>
+    </w:p>
+    <w:p>
+      <w:pPr>
+        <w:pStyle w:val="CodeBlock"/>
+        <w:keepNext w:val="0"/>
+        <w:keepLines w:val="0"/>
+        <w:shd w:fill="F7F9FC"/>
+      </w:pPr>
+      <w:r>
+        <w:rPr>
+          <w:rFonts w:ascii="Consolas" w:hAnsi="Consolas" w:eastAsia="Microsoft YaHei"/>
+          <w:color w:val="111827"/>
+          <w:sz w:val="16"/>
+        </w:rPr>
+        <w:t>041      assert (</w:t>
+      </w:r>
+    </w:p>
+    <w:p>
+      <w:pPr>
+        <w:pStyle w:val="CodeBlock"/>
+        <w:keepNext w:val="0"/>
+        <w:keepLines w:val="0"/>
+        <w:shd w:fill="F7F9FC"/>
+      </w:pPr>
+      <w:r>
+        <w:rPr>
+          <w:rFonts w:ascii="Consolas" w:hAnsi="Consolas" w:eastAsia="Microsoft YaHei"/>
+          <w:color w:val="111827"/>
+          <w:sz w:val="16"/>
+        </w:rPr>
+        <w:t>042          result.transcript[0].visual_prompt</w:t>
+      </w:r>
+    </w:p>
+    <w:p>
+      <w:pPr>
+        <w:pStyle w:val="CodeBlock"/>
+        <w:keepNext w:val="0"/>
+        <w:keepLines w:val="0"/>
+        <w:shd w:fill="F7F9FC"/>
+      </w:pPr>
+      <w:r>
+        <w:rPr>
+          <w:rFonts w:ascii="Consolas" w:hAnsi="Consolas" w:eastAsia="Microsoft YaHei"/>
+          <w:color w:val="111827"/>
+          <w:sz w:val="16"/>
+        </w:rPr>
+        <w:t>043          == "16:9 overview diagram of the learning loop"</w:t>
+      </w:r>
+    </w:p>
+    <w:p>
+      <w:pPr>
+        <w:pStyle w:val="CodeBlock"/>
+        <w:keepNext w:val="0"/>
+        <w:keepLines w:val="0"/>
+        <w:shd w:fill="F7F9FC"/>
+      </w:pPr>
+      <w:r>
+        <w:rPr>
+          <w:rFonts w:ascii="Consolas" w:hAnsi="Consolas" w:eastAsia="Microsoft YaHei"/>
+          <w:color w:val="111827"/>
+          <w:sz w:val="16"/>
+        </w:rPr>
+        <w:t>044      )</w:t>
+      </w:r>
+    </w:p>
+    <w:p>
+      <w:pPr>
+        <w:pStyle w:val="CodeBlock"/>
+        <w:keepNext w:val="0"/>
+        <w:keepLines w:val="0"/>
+        <w:shd w:fill="F7F9FC"/>
+      </w:pPr>
+      <w:r>
+        <w:rPr>
+          <w:rFonts w:ascii="Consolas" w:hAnsi="Consolas" w:eastAsia="Microsoft YaHei"/>
+          <w:color w:val="111827"/>
+          <w:sz w:val="16"/>
+        </w:rPr>
+        <w:t>045      assert result.transcript[1].visual_prompt is None</w:t>
+      </w:r>
+    </w:p>
+    <w:p>
+      <w:pPr>
+        <w:pStyle w:val="CodeBlock"/>
+        <w:keepNext w:val="0"/>
+        <w:keepLines w:val="0"/>
+        <w:shd w:fill="F7F9FC"/>
+      </w:pPr>
+      <w:r>
+        <w:rPr>
+          <w:rFonts w:ascii="Consolas" w:hAnsi="Consolas" w:eastAsia="Microsoft YaHei"/>
+          <w:color w:val="111827"/>
+          <w:sz w:val="16"/>
+        </w:rPr>
+        <w:t xml:space="preserve">046  </w:t>
+      </w:r>
+    </w:p>
+    <w:p>
+      <w:pPr>
+        <w:pStyle w:val="CodeBlock"/>
+        <w:keepNext w:val="0"/>
+        <w:keepLines w:val="0"/>
+        <w:shd w:fill="F7F9FC"/>
+      </w:pPr>
+      <w:r>
+        <w:rPr>
+          <w:rFonts w:ascii="Consolas" w:hAnsi="Consolas" w:eastAsia="Microsoft YaHei"/>
+          <w:color w:val="111827"/>
+          <w:sz w:val="16"/>
+        </w:rPr>
+        <w:t xml:space="preserve">047  </w:t>
+      </w:r>
+    </w:p>
+    <w:p>
+      <w:pPr>
+        <w:pStyle w:val="CodeBlock"/>
+        <w:keepNext w:val="0"/>
+        <w:keepLines w:val="0"/>
+        <w:shd w:fill="F7F9FC"/>
+      </w:pPr>
+      <w:r>
+        <w:rPr>
+          <w:rFonts w:ascii="Consolas" w:hAnsi="Consolas" w:eastAsia="Microsoft YaHei"/>
+          <w:color w:val="111827"/>
+          <w:sz w:val="16"/>
+        </w:rPr>
+        <w:t>048  def test_transcript_repair_contract_preserves_visual_prompt_field():</w:t>
+      </w:r>
+    </w:p>
+    <w:p>
+      <w:pPr>
+        <w:pStyle w:val="CodeBlock"/>
+        <w:keepNext w:val="0"/>
+        <w:keepLines w:val="0"/>
+        <w:shd w:fill="F7F9FC"/>
+      </w:pPr>
+      <w:r>
+        <w:rPr>
+          <w:rFonts w:ascii="Consolas" w:hAnsi="Consolas" w:eastAsia="Microsoft YaHei"/>
+          <w:color w:val="111827"/>
+          <w:sz w:val="16"/>
+        </w:rPr>
+        <w:t>049      prompt = _build_transcript_repair_prompt(</w:t>
+      </w:r>
+    </w:p>
+    <w:p>
+      <w:pPr>
+        <w:pStyle w:val="CodeBlock"/>
+        <w:keepNext w:val="0"/>
+        <w:keepLines w:val="0"/>
+        <w:shd w:fill="F7F9FC"/>
+      </w:pPr>
+      <w:r>
+        <w:rPr>
+          <w:rFonts w:ascii="Consolas" w:hAnsi="Consolas" w:eastAsia="Microsoft YaHei"/>
+          <w:color w:val="111827"/>
+          <w:sz w:val="16"/>
+        </w:rPr>
+        <w:t>050          original_prompt="Generate the segment",</w:t>
+      </w:r>
+    </w:p>
+    <w:p>
+      <w:pPr>
+        <w:pStyle w:val="CodeBlock"/>
+        <w:keepNext w:val="0"/>
+        <w:keepLines w:val="0"/>
+        <w:shd w:fill="F7F9FC"/>
+      </w:pPr>
+      <w:r>
+        <w:rPr>
+          <w:rFonts w:ascii="Consolas" w:hAnsi="Consolas" w:eastAsia="Microsoft YaHei"/>
+          <w:color w:val="111827"/>
+          <w:sz w:val="16"/>
+        </w:rPr>
+        <w:t>051          invalid_output="{}",</w:t>
+      </w:r>
+    </w:p>
+    <w:p>
+      <w:pPr>
+        <w:pStyle w:val="CodeBlock"/>
+        <w:keepNext w:val="0"/>
+        <w:keepLines w:val="0"/>
+        <w:shd w:fill="F7F9FC"/>
+      </w:pPr>
+      <w:r>
+        <w:rPr>
+          <w:rFonts w:ascii="Consolas" w:hAnsi="Consolas" w:eastAsia="Microsoft YaHei"/>
+          <w:color w:val="111827"/>
+          <w:sz w:val="16"/>
+        </w:rPr>
+        <w:t>052          speaker_names=["A", "B"],</w:t>
+      </w:r>
+    </w:p>
+    <w:p>
+      <w:pPr>
+        <w:pStyle w:val="CodeBlock"/>
+        <w:keepNext w:val="0"/>
+        <w:keepLines w:val="0"/>
+        <w:shd w:fill="F7F9FC"/>
+      </w:pPr>
+      <w:r>
+        <w:rPr>
+          <w:rFonts w:ascii="Consolas" w:hAnsi="Consolas" w:eastAsia="Microsoft YaHei"/>
+          <w:color w:val="111827"/>
+          <w:sz w:val="16"/>
+        </w:rPr>
+        <w:t>053      )</w:t>
+      </w:r>
+    </w:p>
+    <w:p>
+      <w:pPr>
+        <w:pStyle w:val="CodeBlock"/>
+        <w:keepNext w:val="0"/>
+        <w:keepLines w:val="0"/>
+        <w:shd w:fill="F7F9FC"/>
+      </w:pPr>
+      <w:r>
+        <w:rPr>
+          <w:rFonts w:ascii="Consolas" w:hAnsi="Consolas" w:eastAsia="Microsoft YaHei"/>
+          <w:color w:val="111827"/>
+          <w:sz w:val="16"/>
+        </w:rPr>
+        <w:t xml:space="preserve">054  </w:t>
+      </w:r>
+    </w:p>
+    <w:p>
+      <w:pPr>
+        <w:pStyle w:val="CodeBlock"/>
+        <w:keepNext w:val="0"/>
+        <w:keepLines w:val="0"/>
+        <w:shd w:fill="F7F9FC"/>
+      </w:pPr>
+      <w:r>
+        <w:rPr>
+          <w:rFonts w:ascii="Consolas" w:hAnsi="Consolas" w:eastAsia="Microsoft YaHei"/>
+          <w:color w:val="111827"/>
+          <w:sz w:val="16"/>
+        </w:rPr>
+        <w:t>055      assert '"visual_prompt"' in prompt</w:t>
+      </w:r>
+    </w:p>
+    <w:p>
+      <w:pPr>
+        <w:pStyle w:val="CodeBlock"/>
+        <w:keepNext w:val="0"/>
+        <w:keepLines w:val="0"/>
+        <w:shd w:fill="F7F9FC"/>
+      </w:pPr>
+      <w:r>
+        <w:rPr>
+          <w:rFonts w:ascii="Consolas" w:hAnsi="Consolas" w:eastAsia="Microsoft YaHei"/>
+          <w:color w:val="111827"/>
+          <w:sz w:val="16"/>
+        </w:rPr>
+        <w:t>056      assert "16:9 educational image prompt" in prompt</w:t>
+      </w:r>
+    </w:p>
+    <w:p>
+      <w:pPr>
+        <w:pStyle w:val="CodeBlock"/>
+        <w:keepNext w:val="0"/>
+        <w:keepLines w:val="0"/>
+        <w:shd w:fill="F7F9FC"/>
+      </w:pPr>
+      <w:r>
+        <w:rPr>
+          <w:rFonts w:ascii="Consolas" w:hAnsi="Consolas" w:eastAsia="Microsoft YaHei"/>
+          <w:color w:val="111827"/>
+          <w:sz w:val="16"/>
+        </w:rPr>
+        <w:t xml:space="preserve">057  </w:t>
+      </w:r>
+    </w:p>
+    <w:p>
+      <w:pPr>
+        <w:pStyle w:val="CodeBlock"/>
+        <w:keepNext w:val="0"/>
+        <w:keepLines w:val="0"/>
+        <w:shd w:fill="F7F9FC"/>
+      </w:pPr>
+      <w:r>
+        <w:rPr>
+          <w:rFonts w:ascii="Consolas" w:hAnsi="Consolas" w:eastAsia="Microsoft YaHei"/>
+          <w:color w:val="111827"/>
+          <w:sz w:val="16"/>
+        </w:rPr>
+        <w:t xml:space="preserve">058  </w:t>
+      </w:r>
+    </w:p>
+    <w:p>
+      <w:pPr>
+        <w:pStyle w:val="CodeBlock"/>
+        <w:keepNext w:val="0"/>
+        <w:keepLines w:val="0"/>
+        <w:shd w:fill="F7F9FC"/>
+      </w:pPr>
+      <w:r>
+        <w:rPr>
+          <w:rFonts w:ascii="Consolas" w:hAnsi="Consolas" w:eastAsia="Microsoft YaHei"/>
+          <w:color w:val="111827"/>
+          <w:sz w:val="16"/>
+        </w:rPr>
+        <w:t>059  def test_keyframe_plan_uses_real_turn_timestamps_and_limits_visual_churn():</w:t>
+      </w:r>
+    </w:p>
+    <w:p>
+      <w:pPr>
+        <w:pStyle w:val="CodeBlock"/>
+        <w:keepNext w:val="0"/>
+        <w:keepLines w:val="0"/>
+        <w:shd w:fill="F7F9FC"/>
+      </w:pPr>
+      <w:r>
+        <w:rPr>
+          <w:rFonts w:ascii="Consolas" w:hAnsi="Consolas" w:eastAsia="Microsoft YaHei"/>
+          <w:color w:val="111827"/>
+          <w:sz w:val="16"/>
+        </w:rPr>
+        <w:t>060      transcript = [</w:t>
+      </w:r>
+    </w:p>
+    <w:p>
+      <w:pPr>
+        <w:pStyle w:val="CodeBlock"/>
+        <w:keepNext w:val="0"/>
+        <w:keepLines w:val="0"/>
+        <w:shd w:fill="F7F9FC"/>
+      </w:pPr>
+      <w:r>
+        <w:rPr>
+          <w:rFonts w:ascii="Consolas" w:hAnsi="Consolas" w:eastAsia="Microsoft YaHei"/>
+          <w:color w:val="111827"/>
+          <w:sz w:val="16"/>
+        </w:rPr>
+        <w:t>061          {</w:t>
+      </w:r>
+    </w:p>
+    <w:p>
+      <w:pPr>
+        <w:pStyle w:val="CodeBlock"/>
+        <w:keepNext w:val="0"/>
+        <w:keepLines w:val="0"/>
+        <w:shd w:fill="F7F9FC"/>
+      </w:pPr>
+      <w:r>
+        <w:rPr>
+          <w:rFonts w:ascii="Consolas" w:hAnsi="Consolas" w:eastAsia="Microsoft YaHei"/>
+          <w:color w:val="111827"/>
+          <w:sz w:val="16"/>
+        </w:rPr>
+        <w:t>062              "start_time": 1.2,</w:t>
+      </w:r>
+    </w:p>
+    <w:p>
+      <w:pPr>
+        <w:pStyle w:val="CodeBlock"/>
+        <w:keepNext w:val="0"/>
+        <w:keepLines w:val="0"/>
+        <w:shd w:fill="F7F9FC"/>
+      </w:pPr>
+      <w:r>
+        <w:rPr>
+          <w:rFonts w:ascii="Consolas" w:hAnsi="Consolas" w:eastAsia="Microsoft YaHei"/>
+          <w:color w:val="111827"/>
+          <w:sz w:val="16"/>
+        </w:rPr>
+        <w:t>063              "dialogue": "开场",</w:t>
+      </w:r>
+    </w:p>
+    <w:p>
+      <w:pPr>
+        <w:pStyle w:val="CodeBlock"/>
+        <w:keepNext w:val="0"/>
+        <w:keepLines w:val="0"/>
+        <w:shd w:fill="F7F9FC"/>
+      </w:pPr>
+      <w:r>
+        <w:rPr>
+          <w:rFonts w:ascii="Consolas" w:hAnsi="Consolas" w:eastAsia="Microsoft YaHei"/>
+          <w:color w:val="111827"/>
+          <w:sz w:val="16"/>
+        </w:rPr>
+        <w:t>064              "visual_prompt": "course overview",</w:t>
+      </w:r>
+    </w:p>
+    <w:p>
+      <w:pPr>
+        <w:pStyle w:val="CodeBlock"/>
+        <w:keepNext w:val="0"/>
+        <w:keepLines w:val="0"/>
+        <w:shd w:fill="F7F9FC"/>
+      </w:pPr>
+      <w:r>
+        <w:rPr>
+          <w:rFonts w:ascii="Consolas" w:hAnsi="Consolas" w:eastAsia="Microsoft YaHei"/>
+          <w:color w:val="111827"/>
+          <w:sz w:val="16"/>
+        </w:rPr>
+        <w:t>065          },</w:t>
+      </w:r>
+    </w:p>
+    <w:p>
+      <w:pPr>
+        <w:pStyle w:val="CodeBlock"/>
+        <w:keepNext w:val="0"/>
+        <w:keepLines w:val="0"/>
+        <w:shd w:fill="F7F9FC"/>
+      </w:pPr>
+      <w:r>
+        <w:rPr>
+          <w:rFonts w:ascii="Consolas" w:hAnsi="Consolas" w:eastAsia="Microsoft YaHei"/>
+          <w:color w:val="111827"/>
+          <w:sz w:val="16"/>
+        </w:rPr>
+        <w:t>066          {</w:t>
+      </w:r>
+    </w:p>
+    <w:p>
+      <w:pPr>
+        <w:pStyle w:val="CodeBlock"/>
+        <w:keepNext w:val="0"/>
+        <w:keepLines w:val="0"/>
+        <w:shd w:fill="F7F9FC"/>
+      </w:pPr>
+      <w:r>
+        <w:rPr>
+          <w:rFonts w:ascii="Consolas" w:hAnsi="Consolas" w:eastAsia="Microsoft YaHei"/>
+          <w:color w:val="111827"/>
+          <w:sz w:val="16"/>
+        </w:rPr>
+        <w:t>067              "start_time": 2.0,</w:t>
+      </w:r>
+    </w:p>
+    <w:p>
+      <w:pPr>
+        <w:pStyle w:val="CodeBlock"/>
+        <w:keepNext w:val="0"/>
+        <w:keepLines w:val="0"/>
+        <w:shd w:fill="F7F9FC"/>
+      </w:pPr>
+      <w:r>
+        <w:rPr>
+          <w:rFonts w:ascii="Consolas" w:hAnsi="Consolas" w:eastAsia="Microsoft YaHei"/>
+          <w:color w:val="111827"/>
+          <w:sz w:val="16"/>
+        </w:rPr>
+        <w:t>068              "dialogue": "相邻台词",</w:t>
+      </w:r>
+    </w:p>
+    <w:p>
+      <w:pPr>
+        <w:pStyle w:val="CodeBlock"/>
+        <w:keepNext w:val="0"/>
+        <w:keepLines w:val="0"/>
+        <w:shd w:fill="F7F9FC"/>
+      </w:pPr>
+      <w:r>
+        <w:rPr>
+          <w:rFonts w:ascii="Consolas" w:hAnsi="Consolas" w:eastAsia="Microsoft YaHei"/>
+          <w:color w:val="111827"/>
+          <w:sz w:val="16"/>
+        </w:rPr>
+        <w:t>069              "visual_prompt": "too close to the previous cue",</w:t>
+      </w:r>
+    </w:p>
+    <w:p>
+      <w:pPr>
+        <w:pStyle w:val="CodeBlock"/>
+        <w:keepNext w:val="0"/>
+        <w:keepLines w:val="0"/>
+        <w:shd w:fill="F7F9FC"/>
+      </w:pPr>
+      <w:r>
+        <w:rPr>
+          <w:rFonts w:ascii="Consolas" w:hAnsi="Consolas" w:eastAsia="Microsoft YaHei"/>
+          <w:color w:val="111827"/>
+          <w:sz w:val="16"/>
+        </w:rPr>
+        <w:t>070          },</w:t>
+      </w:r>
+    </w:p>
+    <w:p>
+      <w:pPr>
+        <w:pStyle w:val="CodeBlock"/>
+        <w:keepNext w:val="0"/>
+        <w:keepLines w:val="0"/>
+        <w:shd w:fill="F7F9FC"/>
+      </w:pPr>
+      <w:r>
+        <w:rPr>
+          <w:rFonts w:ascii="Consolas" w:hAnsi="Consolas" w:eastAsia="Microsoft YaHei"/>
+          <w:color w:val="111827"/>
+          <w:sz w:val="16"/>
+        </w:rPr>
+        <w:t>071          {</w:t>
+      </w:r>
+    </w:p>
+    <w:p>
+      <w:pPr>
+        <w:pStyle w:val="CodeBlock"/>
+        <w:keepNext w:val="0"/>
+        <w:keepLines w:val="0"/>
+        <w:shd w:fill="F7F9FC"/>
+      </w:pPr>
+      <w:r>
+        <w:rPr>
+          <w:rFonts w:ascii="Consolas" w:hAnsi="Consolas" w:eastAsia="Microsoft YaHei"/>
+          <w:color w:val="111827"/>
+          <w:sz w:val="16"/>
+        </w:rPr>
+        <w:t>072              "start_time": 8.75,</w:t>
+      </w:r>
+    </w:p>
+    <w:p>
+      <w:pPr>
+        <w:pStyle w:val="CodeBlock"/>
+        <w:keepNext w:val="0"/>
+        <w:keepLines w:val="0"/>
+        <w:shd w:fill="F7F9FC"/>
+      </w:pPr>
+      <w:r>
+        <w:rPr>
+          <w:rFonts w:ascii="Consolas" w:hAnsi="Consolas" w:eastAsia="Microsoft YaHei"/>
+          <w:color w:val="111827"/>
+          <w:sz w:val="16"/>
+        </w:rPr>
+        <w:t>073              "dialogue": "新概念",</w:t>
+      </w:r>
+    </w:p>
+    <w:p>
+      <w:pPr>
+        <w:pStyle w:val="CodeBlock"/>
+        <w:keepNext w:val="0"/>
+        <w:keepLines w:val="0"/>
+        <w:shd w:fill="F7F9FC"/>
+      </w:pPr>
+      <w:r>
+        <w:rPr>
+          <w:rFonts w:ascii="Consolas" w:hAnsi="Consolas" w:eastAsia="Microsoft YaHei"/>
+          <w:color w:val="111827"/>
+          <w:sz w:val="16"/>
+        </w:rPr>
+        <w:t>074              "visual_prompt": "process diagram",</w:t>
+      </w:r>
+    </w:p>
+    <w:p>
+      <w:pPr>
+        <w:pStyle w:val="CodeBlock"/>
+        <w:keepNext w:val="0"/>
+        <w:keepLines w:val="0"/>
+        <w:shd w:fill="F7F9FC"/>
+      </w:pPr>
+      <w:r>
+        <w:rPr>
+          <w:rFonts w:ascii="Consolas" w:hAnsi="Consolas" w:eastAsia="Microsoft YaHei"/>
+          <w:color w:val="111827"/>
+          <w:sz w:val="16"/>
+        </w:rPr>
+        <w:t>075          },</w:t>
+      </w:r>
+    </w:p>
+    <w:p>
+      <w:pPr>
+        <w:pStyle w:val="CodeBlock"/>
+        <w:keepNext w:val="0"/>
+        <w:keepLines w:val="0"/>
+        <w:shd w:fill="F7F9FC"/>
+      </w:pPr>
+      <w:r>
+        <w:rPr>
+          <w:rFonts w:ascii="Consolas" w:hAnsi="Consolas" w:eastAsia="Microsoft YaHei"/>
+          <w:color w:val="111827"/>
+          <w:sz w:val="16"/>
+        </w:rPr>
+        <w:t>076          {</w:t>
+      </w:r>
+    </w:p>
+    <w:p>
+      <w:pPr>
+        <w:pStyle w:val="CodeBlock"/>
+        <w:keepNext w:val="0"/>
+        <w:keepLines w:val="0"/>
+        <w:shd w:fill="F7F9FC"/>
+      </w:pPr>
+      <w:r>
+        <w:rPr>
+          <w:rFonts w:ascii="Consolas" w:hAnsi="Consolas" w:eastAsia="Microsoft YaHei"/>
+          <w:color w:val="111827"/>
+          <w:sz w:val="16"/>
+        </w:rPr>
+        <w:t>077              "start_time": 16.0,</w:t>
+      </w:r>
+    </w:p>
+    <w:p>
+      <w:pPr>
+        <w:pStyle w:val="CodeBlock"/>
+        <w:keepNext w:val="0"/>
+        <w:keepLines w:val="0"/>
+        <w:shd w:fill="F7F9FC"/>
+      </w:pPr>
+      <w:r>
+        <w:rPr>
+          <w:rFonts w:ascii="Consolas" w:hAnsi="Consolas" w:eastAsia="Microsoft YaHei"/>
+          <w:color w:val="111827"/>
+          <w:sz w:val="16"/>
+        </w:rPr>
+        <w:t>078              "dialogue": "重复画面",</w:t>
+      </w:r>
+    </w:p>
+    <w:p>
+      <w:pPr>
+        <w:pStyle w:val="CodeBlock"/>
+        <w:keepNext w:val="0"/>
+        <w:keepLines w:val="0"/>
+        <w:shd w:fill="F7F9FC"/>
+      </w:pPr>
+      <w:r>
+        <w:rPr>
+          <w:rFonts w:ascii="Consolas" w:hAnsi="Consolas" w:eastAsia="Microsoft YaHei"/>
+          <w:color w:val="111827"/>
+          <w:sz w:val="16"/>
+        </w:rPr>
+        <w:t>079              "visual_prompt": "process diagram",</w:t>
+      </w:r>
+    </w:p>
+    <w:p>
+      <w:pPr>
+        <w:pStyle w:val="CodeBlock"/>
+        <w:keepNext w:val="0"/>
+        <w:keepLines w:val="0"/>
+        <w:shd w:fill="F7F9FC"/>
+      </w:pPr>
+      <w:r>
+        <w:rPr>
+          <w:rFonts w:ascii="Consolas" w:hAnsi="Consolas" w:eastAsia="Microsoft YaHei"/>
+          <w:color w:val="111827"/>
+          <w:sz w:val="16"/>
+        </w:rPr>
+        <w:t>080          },</w:t>
+      </w:r>
+    </w:p>
+    <w:p>
+      <w:pPr>
+        <w:pStyle w:val="CodeBlock"/>
+        <w:keepNext w:val="0"/>
+        <w:keepLines w:val="0"/>
+        <w:shd w:fill="F7F9FC"/>
+      </w:pPr>
+      <w:r>
+        <w:rPr>
+          <w:rFonts w:ascii="Consolas" w:hAnsi="Consolas" w:eastAsia="Microsoft YaHei"/>
+          <w:color w:val="111827"/>
+          <w:sz w:val="16"/>
+        </w:rPr>
+        <w:t>081      ]</w:t>
+      </w:r>
+    </w:p>
+    <w:p>
+      <w:pPr>
+        <w:pStyle w:val="CodeBlock"/>
+        <w:keepNext w:val="0"/>
+        <w:keepLines w:val="0"/>
+        <w:shd w:fill="F7F9FC"/>
+      </w:pPr>
+      <w:r>
+        <w:rPr>
+          <w:rFonts w:ascii="Consolas" w:hAnsi="Consolas" w:eastAsia="Microsoft YaHei"/>
+          <w:color w:val="111827"/>
+          <w:sz w:val="16"/>
+        </w:rPr>
+        <w:t xml:space="preserve">082  </w:t>
+      </w:r>
+    </w:p>
+    <w:p>
+      <w:pPr>
+        <w:pStyle w:val="CodeBlock"/>
+        <w:keepNext w:val="0"/>
+        <w:keepLines w:val="0"/>
+        <w:shd w:fill="F7F9FC"/>
+      </w:pPr>
+      <w:r>
+        <w:rPr>
+          <w:rFonts w:ascii="Consolas" w:hAnsi="Consolas" w:eastAsia="Microsoft YaHei"/>
+          <w:color w:val="111827"/>
+          <w:sz w:val="16"/>
+        </w:rPr>
+        <w:t>083      plan = build_keyframe_plan(transcript)</w:t>
+      </w:r>
+    </w:p>
+    <w:p>
+      <w:pPr>
+        <w:pStyle w:val="CodeBlock"/>
+        <w:keepNext w:val="0"/>
+        <w:keepLines w:val="0"/>
+        <w:shd w:fill="F7F9FC"/>
+      </w:pPr>
+      <w:r>
+        <w:rPr>
+          <w:rFonts w:ascii="Consolas" w:hAnsi="Consolas" w:eastAsia="Microsoft YaHei"/>
+          <w:color w:val="111827"/>
+          <w:sz w:val="16"/>
+        </w:rPr>
+        <w:t xml:space="preserve">084  </w:t>
+      </w:r>
+    </w:p>
+    <w:p>
+      <w:pPr>
+        <w:pStyle w:val="CodeBlock"/>
+        <w:keepNext w:val="0"/>
+        <w:keepLines w:val="0"/>
+        <w:shd w:fill="F7F9FC"/>
+      </w:pPr>
+      <w:r>
+        <w:rPr>
+          <w:rFonts w:ascii="Consolas" w:hAnsi="Consolas" w:eastAsia="Microsoft YaHei"/>
+          <w:color w:val="111827"/>
+          <w:sz w:val="16"/>
+        </w:rPr>
+        <w:t>085      assert [cue["time_index"] for cue in plan] == [0.0, 8.75]</w:t>
+      </w:r>
+    </w:p>
+    <w:p>
+      <w:pPr>
+        <w:pStyle w:val="CodeBlock"/>
+        <w:keepNext w:val="0"/>
+        <w:keepLines w:val="0"/>
+        <w:shd w:fill="F7F9FC"/>
+      </w:pPr>
+      <w:r>
+        <w:rPr>
+          <w:rFonts w:ascii="Consolas" w:hAnsi="Consolas" w:eastAsia="Microsoft YaHei"/>
+          <w:color w:val="111827"/>
+          <w:sz w:val="16"/>
+        </w:rPr>
+        <w:t>086      assert [cue["turn_index"] for cue in plan] == [0, 2]</w:t>
+      </w:r>
+    </w:p>
+    <w:p>
+      <w:pPr>
+        <w:pStyle w:val="CodeBlock"/>
+        <w:keepNext w:val="0"/>
+        <w:keepLines w:val="0"/>
+        <w:shd w:fill="F7F9FC"/>
+      </w:pPr>
+      <w:r>
+        <w:rPr>
+          <w:rFonts w:ascii="Consolas" w:hAnsi="Consolas" w:eastAsia="Microsoft YaHei"/>
+          <w:color w:val="111827"/>
+          <w:sz w:val="16"/>
+        </w:rPr>
+        <w:t>087      assert [cue["index"] for cue in plan] == [1, 2]</w:t>
+      </w:r>
+    </w:p>
+    <w:p>
+      <w:pPr>
+        <w:pStyle w:val="CodeBlock"/>
+        <w:keepNext w:val="0"/>
+        <w:keepLines w:val="0"/>
+        <w:shd w:fill="F7F9FC"/>
+      </w:pPr>
+      <w:r>
+        <w:rPr>
+          <w:rFonts w:ascii="Consolas" w:hAnsi="Consolas" w:eastAsia="Microsoft YaHei"/>
+          <w:color w:val="111827"/>
+          <w:sz w:val="16"/>
+        </w:rPr>
+        <w:t xml:space="preserve">088  </w:t>
+      </w:r>
+    </w:p>
+    <w:p>
+      <w:pPr>
+        <w:pStyle w:val="CodeBlock"/>
+        <w:keepNext w:val="0"/>
+        <w:keepLines w:val="0"/>
+        <w:shd w:fill="F7F9FC"/>
+      </w:pPr>
+      <w:r>
+        <w:rPr>
+          <w:rFonts w:ascii="Consolas" w:hAnsi="Consolas" w:eastAsia="Microsoft YaHei"/>
+          <w:color w:val="111827"/>
+          <w:sz w:val="16"/>
+        </w:rPr>
+        <w:t xml:space="preserve">089  </w:t>
+      </w:r>
+    </w:p>
+    <w:p>
+      <w:pPr>
+        <w:pStyle w:val="CodeBlock"/>
+        <w:keepNext w:val="0"/>
+        <w:keepLines w:val="0"/>
+        <w:shd w:fill="F7F9FC"/>
+      </w:pPr>
+      <w:r>
+        <w:rPr>
+          <w:rFonts w:ascii="Consolas" w:hAnsi="Consolas" w:eastAsia="Microsoft YaHei"/>
+          <w:color w:val="111827"/>
+          <w:sz w:val="16"/>
+        </w:rPr>
+        <w:t>090  def test_keyframe_plan_has_source_text_fallback_when_model_returns_no_cue():</w:t>
+      </w:r>
+    </w:p>
+    <w:p>
+      <w:pPr>
+        <w:pStyle w:val="CodeBlock"/>
+        <w:keepNext w:val="0"/>
+        <w:keepLines w:val="0"/>
+        <w:shd w:fill="F7F9FC"/>
+      </w:pPr>
+      <w:r>
+        <w:rPr>
+          <w:rFonts w:ascii="Consolas" w:hAnsi="Consolas" w:eastAsia="Microsoft YaHei"/>
+          <w:color w:val="111827"/>
+          <w:sz w:val="16"/>
+        </w:rPr>
+        <w:t>091      plan = build_keyframe_plan(</w:t>
+      </w:r>
+    </w:p>
+    <w:p>
+      <w:pPr>
+        <w:pStyle w:val="CodeBlock"/>
+        <w:keepNext w:val="0"/>
+        <w:keepLines w:val="0"/>
+        <w:shd w:fill="F7F9FC"/>
+      </w:pPr>
+      <w:r>
+        <w:rPr>
+          <w:rFonts w:ascii="Consolas" w:hAnsi="Consolas" w:eastAsia="Microsoft YaHei"/>
+          <w:color w:val="111827"/>
+          <w:sz w:val="16"/>
+        </w:rPr>
+        <w:t>092          [{"start_time": 0, "dialogue": "解释半监督学习中的一致性约束。"}],</w:t>
+      </w:r>
+    </w:p>
+    <w:p>
+      <w:pPr>
+        <w:pStyle w:val="CodeBlock"/>
+        <w:keepNext w:val="0"/>
+        <w:keepLines w:val="0"/>
+        <w:shd w:fill="F7F9FC"/>
+      </w:pPr>
+      <w:r>
+        <w:rPr>
+          <w:rFonts w:ascii="Consolas" w:hAnsi="Consolas" w:eastAsia="Microsoft YaHei"/>
+          <w:color w:val="111827"/>
+          <w:sz w:val="16"/>
+        </w:rPr>
+        <w:t>093          episode_name="半监督学习",</w:t>
+      </w:r>
+    </w:p>
+    <w:p>
+      <w:pPr>
+        <w:pStyle w:val="CodeBlock"/>
+        <w:keepNext w:val="0"/>
+        <w:keepLines w:val="0"/>
+        <w:shd w:fill="F7F9FC"/>
+      </w:pPr>
+      <w:r>
+        <w:rPr>
+          <w:rFonts w:ascii="Consolas" w:hAnsi="Consolas" w:eastAsia="Microsoft YaHei"/>
+          <w:color w:val="111827"/>
+          <w:sz w:val="16"/>
+        </w:rPr>
+        <w:t>094      )</w:t>
+      </w:r>
+    </w:p>
+    <w:p>
+      <w:pPr>
+        <w:pStyle w:val="CodeBlock"/>
+        <w:keepNext w:val="0"/>
+        <w:keepLines w:val="0"/>
+        <w:shd w:fill="F7F9FC"/>
+      </w:pPr>
+      <w:r>
+        <w:rPr>
+          <w:rFonts w:ascii="Consolas" w:hAnsi="Consolas" w:eastAsia="Microsoft YaHei"/>
+          <w:color w:val="111827"/>
+          <w:sz w:val="16"/>
+        </w:rPr>
+        <w:t xml:space="preserve">095  </w:t>
+      </w:r>
+    </w:p>
+    <w:p>
+      <w:pPr>
+        <w:pStyle w:val="CodeBlock"/>
+        <w:keepNext w:val="0"/>
+        <w:keepLines w:val="0"/>
+        <w:shd w:fill="F7F9FC"/>
+      </w:pPr>
+      <w:r>
+        <w:rPr>
+          <w:rFonts w:ascii="Consolas" w:hAnsi="Consolas" w:eastAsia="Microsoft YaHei"/>
+          <w:color w:val="111827"/>
+          <w:sz w:val="16"/>
+        </w:rPr>
+        <w:t>096      assert len(plan) == 1</w:t>
+      </w:r>
+    </w:p>
+    <w:p>
+      <w:pPr>
+        <w:pStyle w:val="CodeBlock"/>
+        <w:keepNext w:val="0"/>
+        <w:keepLines w:val="0"/>
+        <w:shd w:fill="F7F9FC"/>
+      </w:pPr>
+      <w:r>
+        <w:rPr>
+          <w:rFonts w:ascii="Consolas" w:hAnsi="Consolas" w:eastAsia="Microsoft YaHei"/>
+          <w:color w:val="111827"/>
+          <w:sz w:val="16"/>
+        </w:rPr>
+        <w:t>097      assert plan[0]["time_index"] == 0.0</w:t>
+      </w:r>
+    </w:p>
+    <w:p>
+      <w:pPr>
+        <w:pStyle w:val="CodeBlock"/>
+        <w:keepNext w:val="0"/>
+        <w:keepLines w:val="0"/>
+        <w:shd w:fill="F7F9FC"/>
+      </w:pPr>
+      <w:r>
+        <w:rPr>
+          <w:rFonts w:ascii="Consolas" w:hAnsi="Consolas" w:eastAsia="Microsoft YaHei"/>
+          <w:color w:val="111827"/>
+          <w:sz w:val="16"/>
+        </w:rPr>
+        <w:t>098      assert "一致性约束" in plan[0]["prompt"]</w:t>
+      </w:r>
+    </w:p>
+    <w:p>
+      <w:pPr>
+        <w:pStyle w:val="CodeBlock"/>
+        <w:keepNext w:val="0"/>
+        <w:keepLines w:val="0"/>
+        <w:shd w:fill="F7F9FC"/>
+      </w:pPr>
+      <w:r>
+        <w:rPr>
+          <w:rFonts w:ascii="Consolas" w:hAnsi="Consolas" w:eastAsia="Microsoft YaHei"/>
+          <w:color w:val="111827"/>
+          <w:sz w:val="16"/>
+        </w:rPr>
+        <w:t xml:space="preserve">099  </w:t>
+      </w:r>
+    </w:p>
+    <w:p>
+      <w:pPr>
+        <w:pStyle w:val="CodeBlock"/>
+        <w:keepNext w:val="0"/>
+        <w:keepLines w:val="0"/>
+        <w:shd w:fill="F7F9FC"/>
+      </w:pPr>
+      <w:r>
+        <w:rPr>
+          <w:rFonts w:ascii="Consolas" w:hAnsi="Consolas" w:eastAsia="Microsoft YaHei"/>
+          <w:color w:val="111827"/>
+          <w:sz w:val="16"/>
+        </w:rPr>
+        <w:t xml:space="preserve">100  </w:t>
+      </w:r>
+    </w:p>
+    <w:p>
+      <w:pPr>
+        <w:pStyle w:val="CodeBlock"/>
+        <w:keepNext w:val="0"/>
+        <w:keepLines w:val="0"/>
+        <w:shd w:fill="F7F9FC"/>
+      </w:pPr>
+      <w:r>
+        <w:rPr>
+          <w:rFonts w:ascii="Consolas" w:hAnsi="Consolas" w:eastAsia="Microsoft YaHei"/>
+          <w:color w:val="111827"/>
+          <w:sz w:val="16"/>
+        </w:rPr>
+        <w:t>101  @pytest.mark.asyncio</w:t>
+      </w:r>
+    </w:p>
+    <w:p>
+      <w:pPr>
+        <w:pStyle w:val="CodeBlock"/>
+        <w:keepNext w:val="0"/>
+        <w:keepLines w:val="0"/>
+        <w:shd w:fill="F7F9FC"/>
+      </w:pPr>
+      <w:r>
+        <w:rPr>
+          <w:rFonts w:ascii="Consolas" w:hAnsi="Consolas" w:eastAsia="Microsoft YaHei"/>
+          <w:color w:val="111827"/>
+          <w:sz w:val="16"/>
+        </w:rPr>
+        <w:t>102  async def test_keyframe_images_are_persisted_with_model_provenance(</w:t>
+      </w:r>
+    </w:p>
+    <w:p>
+      <w:pPr>
+        <w:pStyle w:val="CodeBlock"/>
+        <w:keepNext w:val="0"/>
+        <w:keepLines w:val="0"/>
+        <w:shd w:fill="F7F9FC"/>
+      </w:pPr>
+      <w:r>
+        <w:rPr>
+          <w:rFonts w:ascii="Consolas" w:hAnsi="Consolas" w:eastAsia="Microsoft YaHei"/>
+          <w:color w:val="111827"/>
+          <w:sz w:val="16"/>
+        </w:rPr>
+        <w:t>103      tmp_path, monkeypatch</w:t>
+      </w:r>
+    </w:p>
+    <w:p>
+      <w:pPr>
+        <w:pStyle w:val="CodeBlock"/>
+        <w:keepNext w:val="0"/>
+        <w:keepLines w:val="0"/>
+        <w:shd w:fill="F7F9FC"/>
+      </w:pPr>
+      <w:r>
+        <w:rPr>
+          <w:rFonts w:ascii="Consolas" w:hAnsi="Consolas" w:eastAsia="Microsoft YaHei"/>
+          <w:color w:val="111827"/>
+          <w:sz w:val="16"/>
+        </w:rPr>
+        <w:t>104  ):</w:t>
+      </w:r>
+    </w:p>
+    <w:p>
+      <w:pPr>
+        <w:pStyle w:val="CodeBlock"/>
+        <w:keepNext w:val="0"/>
+        <w:keepLines w:val="0"/>
+        <w:shd w:fill="F7F9FC"/>
+      </w:pPr>
+      <w:r>
+        <w:rPr>
+          <w:rFonts w:ascii="Consolas" w:hAnsi="Consolas" w:eastAsia="Microsoft YaHei"/>
+          <w:color w:val="111827"/>
+          <w:sz w:val="16"/>
+        </w:rPr>
+        <w:t>105      async def fake_resolve(_model):</w:t>
+      </w:r>
+    </w:p>
+    <w:p>
+      <w:pPr>
+        <w:pStyle w:val="CodeBlock"/>
+        <w:keepNext w:val="0"/>
+        <w:keepLines w:val="0"/>
+        <w:shd w:fill="F7F9FC"/>
+      </w:pPr>
+      <w:r>
+        <w:rPr>
+          <w:rFonts w:ascii="Consolas" w:hAnsi="Consolas" w:eastAsia="Microsoft YaHei"/>
+          <w:color w:val="111827"/>
+          <w:sz w:val="16"/>
+        </w:rPr>
+        <w:t>106          return "mock-provider", "mock-image-model", "secret", None</w:t>
+      </w:r>
+    </w:p>
+    <w:p>
+      <w:pPr>
+        <w:pStyle w:val="CodeBlock"/>
+        <w:keepNext w:val="0"/>
+        <w:keepLines w:val="0"/>
+        <w:shd w:fill="F7F9FC"/>
+      </w:pPr>
+      <w:r>
+        <w:rPr>
+          <w:rFonts w:ascii="Consolas" w:hAnsi="Consolas" w:eastAsia="Microsoft YaHei"/>
+          <w:color w:val="111827"/>
+          <w:sz w:val="16"/>
+        </w:rPr>
+        <w:t xml:space="preserve">107  </w:t>
+      </w:r>
+    </w:p>
+    <w:p>
+      <w:pPr>
+        <w:pStyle w:val="CodeBlock"/>
+        <w:keepNext w:val="0"/>
+        <w:keepLines w:val="0"/>
+        <w:shd w:fill="F7F9FC"/>
+      </w:pPr>
+      <w:r>
+        <w:rPr>
+          <w:rFonts w:ascii="Consolas" w:hAnsi="Consolas" w:eastAsia="Microsoft YaHei"/>
+          <w:color w:val="111827"/>
+          <w:sz w:val="16"/>
+        </w:rPr>
+        <w:t>108      async def fake_generate_image(**kwargs):</w:t>
+      </w:r>
+    </w:p>
+    <w:p>
+      <w:pPr>
+        <w:pStyle w:val="CodeBlock"/>
+        <w:keepNext w:val="0"/>
+        <w:keepLines w:val="0"/>
+        <w:shd w:fill="F7F9FC"/>
+      </w:pPr>
+      <w:r>
+        <w:rPr>
+          <w:rFonts w:ascii="Consolas" w:hAnsi="Consolas" w:eastAsia="Microsoft YaHei"/>
+          <w:color w:val="111827"/>
+          <w:sz w:val="16"/>
+        </w:rPr>
+        <w:t>109          destination = kwargs["persist_image_bytes"](b"image-bytes", "image/png")</w:t>
+      </w:r>
+    </w:p>
+    <w:p>
+      <w:pPr>
+        <w:pStyle w:val="CodeBlock"/>
+        <w:keepNext w:val="0"/>
+        <w:keepLines w:val="0"/>
+        <w:shd w:fill="F7F9FC"/>
+      </w:pPr>
+      <w:r>
+        <w:rPr>
+          <w:rFonts w:ascii="Consolas" w:hAnsi="Consolas" w:eastAsia="Microsoft YaHei"/>
+          <w:color w:val="111827"/>
+          <w:sz w:val="16"/>
+        </w:rPr>
+        <w:t>110          return destination, "image/png"</w:t>
+      </w:r>
+    </w:p>
+    <w:p>
+      <w:pPr>
+        <w:pStyle w:val="CodeBlock"/>
+        <w:keepNext w:val="0"/>
+        <w:keepLines w:val="0"/>
+        <w:shd w:fill="F7F9FC"/>
+      </w:pPr>
+      <w:r>
+        <w:rPr>
+          <w:rFonts w:ascii="Consolas" w:hAnsi="Consolas" w:eastAsia="Microsoft YaHei"/>
+          <w:color w:val="111827"/>
+          <w:sz w:val="16"/>
+        </w:rPr>
+        <w:t xml:space="preserve">111  </w:t>
+      </w:r>
+    </w:p>
+    <w:p>
+      <w:pPr>
+        <w:pStyle w:val="CodeBlock"/>
+        <w:keepNext w:val="0"/>
+        <w:keepLines w:val="0"/>
+        <w:shd w:fill="F7F9FC"/>
+      </w:pPr>
+      <w:r>
+        <w:rPr>
+          <w:rFonts w:ascii="Consolas" w:hAnsi="Consolas" w:eastAsia="Microsoft YaHei"/>
+          <w:color w:val="111827"/>
+          <w:sz w:val="16"/>
+        </w:rPr>
+        <w:t>112      monkeypatch.setattr(</w:t>
+      </w:r>
+    </w:p>
+    <w:p>
+      <w:pPr>
+        <w:pStyle w:val="CodeBlock"/>
+        <w:keepNext w:val="0"/>
+        <w:keepLines w:val="0"/>
+        <w:shd w:fill="F7F9FC"/>
+      </w:pPr>
+      <w:r>
+        <w:rPr>
+          <w:rFonts w:ascii="Consolas" w:hAnsi="Consolas" w:eastAsia="Microsoft YaHei"/>
+          <w:color w:val="111827"/>
+          <w:sz w:val="16"/>
+        </w:rPr>
+        <w:t>113          "forgenote.podcasts.video_creator.resolve_image_model_config",</w:t>
+      </w:r>
+    </w:p>
+    <w:p>
+      <w:pPr>
+        <w:pStyle w:val="CodeBlock"/>
+        <w:keepNext w:val="0"/>
+        <w:keepLines w:val="0"/>
+        <w:shd w:fill="F7F9FC"/>
+      </w:pPr>
+      <w:r>
+        <w:rPr>
+          <w:rFonts w:ascii="Consolas" w:hAnsi="Consolas" w:eastAsia="Microsoft YaHei"/>
+          <w:color w:val="111827"/>
+          <w:sz w:val="16"/>
+        </w:rPr>
+        <w:t>114          fake_resolve,</w:t>
+      </w:r>
+    </w:p>
+    <w:p>
+      <w:pPr>
+        <w:pStyle w:val="CodeBlock"/>
+        <w:keepNext w:val="0"/>
+        <w:keepLines w:val="0"/>
+        <w:shd w:fill="F7F9FC"/>
+      </w:pPr>
+      <w:r>
+        <w:rPr>
+          <w:rFonts w:ascii="Consolas" w:hAnsi="Consolas" w:eastAsia="Microsoft YaHei"/>
+          <w:color w:val="111827"/>
+          <w:sz w:val="16"/>
+        </w:rPr>
+        <w:t>115      )</w:t>
+      </w:r>
+    </w:p>
+    <w:p>
+      <w:pPr>
+        <w:pStyle w:val="CodeBlock"/>
+        <w:keepNext w:val="0"/>
+        <w:keepLines w:val="0"/>
+        <w:shd w:fill="F7F9FC"/>
+      </w:pPr>
+      <w:r>
+        <w:rPr>
+          <w:rFonts w:ascii="Consolas" w:hAnsi="Consolas" w:eastAsia="Microsoft YaHei"/>
+          <w:color w:val="111827"/>
+          <w:sz w:val="16"/>
+        </w:rPr>
+        <w:t>116      monkeypatch.setattr(</w:t>
+      </w:r>
+    </w:p>
+    <w:p>
+      <w:pPr>
+        <w:pStyle w:val="CodeBlock"/>
+        <w:keepNext w:val="0"/>
+        <w:keepLines w:val="0"/>
+        <w:shd w:fill="F7F9FC"/>
+      </w:pPr>
+      <w:r>
+        <w:rPr>
+          <w:rFonts w:ascii="Consolas" w:hAnsi="Consolas" w:eastAsia="Microsoft YaHei"/>
+          <w:color w:val="111827"/>
+          <w:sz w:val="16"/>
+        </w:rPr>
+        <w:t>117          "forgenote.podcasts.video_creator.generate_image",</w:t>
+      </w:r>
+    </w:p>
+    <w:p>
+      <w:pPr>
+        <w:pStyle w:val="CodeBlock"/>
+        <w:keepNext w:val="0"/>
+        <w:keepLines w:val="0"/>
+        <w:shd w:fill="F7F9FC"/>
+      </w:pPr>
+      <w:r>
+        <w:rPr>
+          <w:rFonts w:ascii="Consolas" w:hAnsi="Consolas" w:eastAsia="Microsoft YaHei"/>
+          <w:color w:val="111827"/>
+          <w:sz w:val="16"/>
+        </w:rPr>
+        <w:t>118          fake_generate_image,</w:t>
+      </w:r>
+    </w:p>
+    <w:p>
+      <w:pPr>
+        <w:pStyle w:val="CodeBlock"/>
+        <w:keepNext w:val="0"/>
+        <w:keepLines w:val="0"/>
+        <w:shd w:fill="F7F9FC"/>
+      </w:pPr>
+      <w:r>
+        <w:rPr>
+          <w:rFonts w:ascii="Consolas" w:hAnsi="Consolas" w:eastAsia="Microsoft YaHei"/>
+          <w:color w:val="111827"/>
+          <w:sz w:val="16"/>
+        </w:rPr>
+        <w:t>119      )</w:t>
+      </w:r>
+    </w:p>
+    <w:p>
+      <w:pPr>
+        <w:pStyle w:val="CodeBlock"/>
+        <w:keepNext w:val="0"/>
+        <w:keepLines w:val="0"/>
+        <w:shd w:fill="F7F9FC"/>
+      </w:pPr>
+      <w:r>
+        <w:rPr>
+          <w:rFonts w:ascii="Consolas" w:hAnsi="Consolas" w:eastAsia="Microsoft YaHei"/>
+          <w:color w:val="111827"/>
+          <w:sz w:val="16"/>
+        </w:rPr>
+        <w:t xml:space="preserve">120  </w:t>
+      </w:r>
+    </w:p>
+    <w:p>
+      <w:pPr>
+        <w:pStyle w:val="CodeBlock"/>
+        <w:keepNext w:val="0"/>
+        <w:keepLines w:val="0"/>
+        <w:shd w:fill="F7F9FC"/>
+      </w:pPr>
+      <w:r>
+        <w:rPr>
+          <w:rFonts w:ascii="Consolas" w:hAnsi="Consolas" w:eastAsia="Microsoft YaHei"/>
+          <w:color w:val="111827"/>
+          <w:sz w:val="16"/>
+        </w:rPr>
+        <w:t>121      rendered = await generate_keyframe_images(</w:t>
+      </w:r>
+    </w:p>
+    <w:p>
+      <w:pPr>
+        <w:pStyle w:val="CodeBlock"/>
+        <w:keepNext w:val="0"/>
+        <w:keepLines w:val="0"/>
+        <w:shd w:fill="F7F9FC"/>
+      </w:pPr>
+      <w:r>
+        <w:rPr>
+          <w:rFonts w:ascii="Consolas" w:hAnsi="Consolas" w:eastAsia="Microsoft YaHei"/>
+          <w:color w:val="111827"/>
+          <w:sz w:val="16"/>
+        </w:rPr>
+        <w:t>122          [{"index": 1, "turn_index": 0, "time_index": 0.0, "prompt": "diagram"}],</w:t>
+      </w:r>
+    </w:p>
+    <w:p>
+      <w:pPr>
+        <w:pStyle w:val="CodeBlock"/>
+        <w:keepNext w:val="0"/>
+        <w:keepLines w:val="0"/>
+        <w:shd w:fill="F7F9FC"/>
+      </w:pPr>
+      <w:r>
+        <w:rPr>
+          <w:rFonts w:ascii="Consolas" w:hAnsi="Consolas" w:eastAsia="Microsoft YaHei"/>
+          <w:color w:val="111827"/>
+          <w:sz w:val="16"/>
+        </w:rPr>
+        <w:t>123          output_dir=tmp_path,</w:t>
+      </w:r>
+    </w:p>
+    <w:p>
+      <w:pPr>
+        <w:pStyle w:val="CodeBlock"/>
+        <w:keepNext w:val="0"/>
+        <w:keepLines w:val="0"/>
+        <w:shd w:fill="F7F9FC"/>
+      </w:pPr>
+      <w:r>
+        <w:rPr>
+          <w:rFonts w:ascii="Consolas" w:hAnsi="Consolas" w:eastAsia="Microsoft YaHei"/>
+          <w:color w:val="111827"/>
+          <w:sz w:val="16"/>
+        </w:rPr>
+        <w:t>124          image_model=object(),</w:t>
+      </w:r>
+    </w:p>
+    <w:p>
+      <w:pPr>
+        <w:pStyle w:val="CodeBlock"/>
+        <w:keepNext w:val="0"/>
+        <w:keepLines w:val="0"/>
+        <w:shd w:fill="F7F9FC"/>
+      </w:pPr>
+      <w:r>
+        <w:rPr>
+          <w:rFonts w:ascii="Consolas" w:hAnsi="Consolas" w:eastAsia="Microsoft YaHei"/>
+          <w:color w:val="111827"/>
+          <w:sz w:val="16"/>
+        </w:rPr>
+        <w:t>125      )</w:t>
+      </w:r>
+    </w:p>
+    <w:p>
+      <w:pPr>
+        <w:pStyle w:val="CodeBlock"/>
+        <w:keepNext w:val="0"/>
+        <w:keepLines w:val="0"/>
+        <w:shd w:fill="F7F9FC"/>
+      </w:pPr>
+      <w:r>
+        <w:rPr>
+          <w:rFonts w:ascii="Consolas" w:hAnsi="Consolas" w:eastAsia="Microsoft YaHei"/>
+          <w:color w:val="111827"/>
+          <w:sz w:val="16"/>
+        </w:rPr>
+        <w:t xml:space="preserve">126  </w:t>
+      </w:r>
+    </w:p>
+    <w:p>
+      <w:pPr>
+        <w:pStyle w:val="CodeBlock"/>
+        <w:keepNext w:val="0"/>
+        <w:keepLines w:val="0"/>
+        <w:shd w:fill="F7F9FC"/>
+      </w:pPr>
+      <w:r>
+        <w:rPr>
+          <w:rFonts w:ascii="Consolas" w:hAnsi="Consolas" w:eastAsia="Microsoft YaHei"/>
+          <w:color w:val="111827"/>
+          <w:sz w:val="16"/>
+        </w:rPr>
+        <w:t>127      assert Path(rendered[0]["image_file"]).read_bytes() == b"image-bytes"</w:t>
+      </w:r>
+    </w:p>
+    <w:p>
+      <w:pPr>
+        <w:pStyle w:val="CodeBlock"/>
+        <w:keepNext w:val="0"/>
+        <w:keepLines w:val="0"/>
+        <w:shd w:fill="F7F9FC"/>
+      </w:pPr>
+      <w:r>
+        <w:rPr>
+          <w:rFonts w:ascii="Consolas" w:hAnsi="Consolas" w:eastAsia="Microsoft YaHei"/>
+          <w:color w:val="111827"/>
+          <w:sz w:val="16"/>
+        </w:rPr>
+        <w:t>128      assert rendered[0]["image_model"] == "mock-image-model"</w:t>
+      </w:r>
+    </w:p>
+    <w:p>
+      <w:pPr>
+        <w:pStyle w:val="CodeBlock"/>
+        <w:keepNext w:val="0"/>
+        <w:keepLines w:val="0"/>
+        <w:shd w:fill="F7F9FC"/>
+      </w:pPr>
+      <w:r>
+        <w:rPr>
+          <w:rFonts w:ascii="Consolas" w:hAnsi="Consolas" w:eastAsia="Microsoft YaHei"/>
+          <w:color w:val="111827"/>
+          <w:sz w:val="16"/>
+        </w:rPr>
+        <w:t>129      assert rendered[0]["image_provider"] == "mock-provider"</w:t>
+      </w:r>
+    </w:p>
+    <w:p>
+      <w:pPr>
+        <w:pStyle w:val="CodeBlock"/>
+        <w:keepNext w:val="0"/>
+        <w:keepLines w:val="0"/>
+        <w:shd w:fill="F7F9FC"/>
+      </w:pPr>
+      <w:r>
+        <w:rPr>
+          <w:rFonts w:ascii="Consolas" w:hAnsi="Consolas" w:eastAsia="Microsoft YaHei"/>
+          <w:color w:val="111827"/>
+          <w:sz w:val="16"/>
+        </w:rPr>
+        <w:t xml:space="preserve">130  </w:t>
+      </w:r>
+    </w:p>
+    <w:p>
+      <w:pPr>
+        <w:pStyle w:val="CodeBlock"/>
+        <w:keepNext w:val="0"/>
+        <w:keepLines w:val="0"/>
+        <w:shd w:fill="F7F9FC"/>
+      </w:pPr>
+      <w:r>
+        <w:rPr>
+          <w:rFonts w:ascii="Consolas" w:hAnsi="Consolas" w:eastAsia="Microsoft YaHei"/>
+          <w:color w:val="111827"/>
+          <w:sz w:val="16"/>
+        </w:rPr>
+        <w:t xml:space="preserve">131  </w:t>
+      </w:r>
+    </w:p>
+    <w:p>
+      <w:pPr>
+        <w:pStyle w:val="CodeBlock"/>
+        <w:keepNext w:val="0"/>
+        <w:keepLines w:val="0"/>
+        <w:shd w:fill="F7F9FC"/>
+      </w:pPr>
+      <w:r>
+        <w:rPr>
+          <w:rFonts w:ascii="Consolas" w:hAnsi="Consolas" w:eastAsia="Microsoft YaHei"/>
+          <w:color w:val="111827"/>
+          <w:sz w:val="16"/>
+        </w:rPr>
+        <w:t>132  def test_ffmpeg_composition_uses_keyframe_durations_and_podcast_audio(</w:t>
+      </w:r>
+    </w:p>
+    <w:p>
+      <w:pPr>
+        <w:pStyle w:val="CodeBlock"/>
+        <w:keepNext w:val="0"/>
+        <w:keepLines w:val="0"/>
+        <w:shd w:fill="F7F9FC"/>
+      </w:pPr>
+      <w:r>
+        <w:rPr>
+          <w:rFonts w:ascii="Consolas" w:hAnsi="Consolas" w:eastAsia="Microsoft YaHei"/>
+          <w:color w:val="111827"/>
+          <w:sz w:val="16"/>
+        </w:rPr>
+        <w:t>133      tmp_path, monkeypatch</w:t>
+      </w:r>
+    </w:p>
+    <w:p>
+      <w:pPr>
+        <w:pStyle w:val="CodeBlock"/>
+        <w:keepNext w:val="0"/>
+        <w:keepLines w:val="0"/>
+        <w:shd w:fill="F7F9FC"/>
+      </w:pPr>
+      <w:r>
+        <w:rPr>
+          <w:rFonts w:ascii="Consolas" w:hAnsi="Consolas" w:eastAsia="Microsoft YaHei"/>
+          <w:color w:val="111827"/>
+          <w:sz w:val="16"/>
+        </w:rPr>
+        <w:t>134  ):</w:t>
+      </w:r>
+    </w:p>
+    <w:p>
+      <w:pPr>
+        <w:pStyle w:val="CodeBlock"/>
+        <w:keepNext w:val="0"/>
+        <w:keepLines w:val="0"/>
+        <w:shd w:fill="F7F9FC"/>
+      </w:pPr>
+      <w:r>
+        <w:rPr>
+          <w:rFonts w:ascii="Consolas" w:hAnsi="Consolas" w:eastAsia="Microsoft YaHei"/>
+          <w:color w:val="111827"/>
+          <w:sz w:val="16"/>
+        </w:rPr>
+        <w:t>135      audio_path = tmp_path / "episode.mp3"</w:t>
+      </w:r>
+    </w:p>
+    <w:p>
+      <w:pPr>
+        <w:pStyle w:val="CodeBlock"/>
+        <w:keepNext w:val="0"/>
+        <w:keepLines w:val="0"/>
+        <w:shd w:fill="F7F9FC"/>
+      </w:pPr>
+      <w:r>
+        <w:rPr>
+          <w:rFonts w:ascii="Consolas" w:hAnsi="Consolas" w:eastAsia="Microsoft YaHei"/>
+          <w:color w:val="111827"/>
+          <w:sz w:val="16"/>
+        </w:rPr>
+        <w:t>136      audio_path.write_bytes(b"audio")</w:t>
+      </w:r>
+    </w:p>
+    <w:p>
+      <w:pPr>
+        <w:pStyle w:val="CodeBlock"/>
+        <w:keepNext w:val="0"/>
+        <w:keepLines w:val="0"/>
+        <w:shd w:fill="F7F9FC"/>
+      </w:pPr>
+      <w:r>
+        <w:rPr>
+          <w:rFonts w:ascii="Consolas" w:hAnsi="Consolas" w:eastAsia="Microsoft YaHei"/>
+          <w:color w:val="111827"/>
+          <w:sz w:val="16"/>
+        </w:rPr>
+        <w:t>137      first = tmp_path / "frame-1.png"</w:t>
+      </w:r>
+    </w:p>
+    <w:p>
+      <w:pPr>
+        <w:pStyle w:val="CodeBlock"/>
+        <w:keepNext w:val="0"/>
+        <w:keepLines w:val="0"/>
+        <w:shd w:fill="F7F9FC"/>
+      </w:pPr>
+      <w:r>
+        <w:rPr>
+          <w:rFonts w:ascii="Consolas" w:hAnsi="Consolas" w:eastAsia="Microsoft YaHei"/>
+          <w:color w:val="111827"/>
+          <w:sz w:val="16"/>
+        </w:rPr>
+        <w:t>138      second = tmp_path / "frame-2.png"</w:t>
+      </w:r>
+    </w:p>
+    <w:p>
+      <w:pPr>
+        <w:pStyle w:val="CodeBlock"/>
+        <w:keepNext w:val="0"/>
+        <w:keepLines w:val="0"/>
+        <w:shd w:fill="F7F9FC"/>
+      </w:pPr>
+      <w:r>
+        <w:rPr>
+          <w:rFonts w:ascii="Consolas" w:hAnsi="Consolas" w:eastAsia="Microsoft YaHei"/>
+          <w:color w:val="111827"/>
+          <w:sz w:val="16"/>
+        </w:rPr>
+        <w:t>139      first.write_bytes(b"one")</w:t>
+      </w:r>
+    </w:p>
+    <w:p>
+      <w:pPr>
+        <w:pStyle w:val="CodeBlock"/>
+        <w:keepNext w:val="0"/>
+        <w:keepLines w:val="0"/>
+        <w:shd w:fill="F7F9FC"/>
+      </w:pPr>
+      <w:r>
+        <w:rPr>
+          <w:rFonts w:ascii="Consolas" w:hAnsi="Consolas" w:eastAsia="Microsoft YaHei"/>
+          <w:color w:val="111827"/>
+          <w:sz w:val="16"/>
+        </w:rPr>
+        <w:t>140      second.write_bytes(b"two")</w:t>
+      </w:r>
+    </w:p>
+    <w:p>
+      <w:pPr>
+        <w:pStyle w:val="CodeBlock"/>
+        <w:keepNext w:val="0"/>
+        <w:keepLines w:val="0"/>
+        <w:shd w:fill="F7F9FC"/>
+      </w:pPr>
+      <w:r>
+        <w:rPr>
+          <w:rFonts w:ascii="Consolas" w:hAnsi="Consolas" w:eastAsia="Microsoft YaHei"/>
+          <w:color w:val="111827"/>
+          <w:sz w:val="16"/>
+        </w:rPr>
+        <w:t>141      output_path = tmp_path / "explainer.mp4"</w:t>
+      </w:r>
+    </w:p>
+    <w:p>
+      <w:pPr>
+        <w:pStyle w:val="CodeBlock"/>
+        <w:keepNext w:val="0"/>
+        <w:keepLines w:val="0"/>
+        <w:shd w:fill="F7F9FC"/>
+      </w:pPr>
+      <w:r>
+        <w:rPr>
+          <w:rFonts w:ascii="Consolas" w:hAnsi="Consolas" w:eastAsia="Microsoft YaHei"/>
+          <w:color w:val="111827"/>
+          <w:sz w:val="16"/>
+        </w:rPr>
+        <w:t>142      calls = []</w:t>
+      </w:r>
+    </w:p>
+    <w:p>
+      <w:pPr>
+        <w:pStyle w:val="CodeBlock"/>
+        <w:keepNext w:val="0"/>
+        <w:keepLines w:val="0"/>
+        <w:shd w:fill="F7F9FC"/>
+      </w:pPr>
+      <w:r>
+        <w:rPr>
+          <w:rFonts w:ascii="Consolas" w:hAnsi="Consolas" w:eastAsia="Microsoft YaHei"/>
+          <w:color w:val="111827"/>
+          <w:sz w:val="16"/>
+        </w:rPr>
+        <w:t xml:space="preserve">143  </w:t>
+      </w:r>
+    </w:p>
+    <w:p>
+      <w:pPr>
+        <w:pStyle w:val="CodeBlock"/>
+        <w:keepNext w:val="0"/>
+        <w:keepLines w:val="0"/>
+        <w:shd w:fill="F7F9FC"/>
+      </w:pPr>
+      <w:r>
+        <w:rPr>
+          <w:rFonts w:ascii="Consolas" w:hAnsi="Consolas" w:eastAsia="Microsoft YaHei"/>
+          <w:color w:val="111827"/>
+          <w:sz w:val="16"/>
+        </w:rPr>
+        <w:t>144      def fake_run(command, **kwargs):</w:t>
+      </w:r>
+    </w:p>
+    <w:p>
+      <w:pPr>
+        <w:pStyle w:val="CodeBlock"/>
+        <w:keepNext w:val="0"/>
+        <w:keepLines w:val="0"/>
+        <w:shd w:fill="F7F9FC"/>
+      </w:pPr>
+      <w:r>
+        <w:rPr>
+          <w:rFonts w:ascii="Consolas" w:hAnsi="Consolas" w:eastAsia="Microsoft YaHei"/>
+          <w:color w:val="111827"/>
+          <w:sz w:val="16"/>
+        </w:rPr>
+        <w:t>145          calls.append((command, kwargs))</w:t>
+      </w:r>
+    </w:p>
+    <w:p>
+      <w:pPr>
+        <w:pStyle w:val="CodeBlock"/>
+        <w:keepNext w:val="0"/>
+        <w:keepLines w:val="0"/>
+        <w:shd w:fill="F7F9FC"/>
+      </w:pPr>
+      <w:r>
+        <w:rPr>
+          <w:rFonts w:ascii="Consolas" w:hAnsi="Consolas" w:eastAsia="Microsoft YaHei"/>
+          <w:color w:val="111827"/>
+          <w:sz w:val="16"/>
+        </w:rPr>
+        <w:t>146          Path(command[-1]).write_bytes(b"mp4")</w:t>
+      </w:r>
+    </w:p>
+    <w:p>
+      <w:pPr>
+        <w:pStyle w:val="CodeBlock"/>
+        <w:keepNext w:val="0"/>
+        <w:keepLines w:val="0"/>
+        <w:shd w:fill="F7F9FC"/>
+      </w:pPr>
+      <w:r>
+        <w:rPr>
+          <w:rFonts w:ascii="Consolas" w:hAnsi="Consolas" w:eastAsia="Microsoft YaHei"/>
+          <w:color w:val="111827"/>
+          <w:sz w:val="16"/>
+        </w:rPr>
+        <w:t xml:space="preserve">147  </w:t>
+      </w:r>
+    </w:p>
+    <w:p>
+      <w:pPr>
+        <w:pStyle w:val="CodeBlock"/>
+        <w:keepNext w:val="0"/>
+        <w:keepLines w:val="0"/>
+        <w:shd w:fill="F7F9FC"/>
+      </w:pPr>
+      <w:r>
+        <w:rPr>
+          <w:rFonts w:ascii="Consolas" w:hAnsi="Consolas" w:eastAsia="Microsoft YaHei"/>
+          <w:color w:val="111827"/>
+          <w:sz w:val="16"/>
+        </w:rPr>
+        <w:t>148      monkeypatch.setattr(</w:t>
+      </w:r>
+    </w:p>
+    <w:p>
+      <w:pPr>
+        <w:pStyle w:val="CodeBlock"/>
+        <w:keepNext w:val="0"/>
+        <w:keepLines w:val="0"/>
+        <w:shd w:fill="F7F9FC"/>
+      </w:pPr>
+      <w:r>
+        <w:rPr>
+          <w:rFonts w:ascii="Consolas" w:hAnsi="Consolas" w:eastAsia="Microsoft YaHei"/>
+          <w:color w:val="111827"/>
+          <w:sz w:val="16"/>
+        </w:rPr>
+        <w:t>149          "forgenote.podcasts.video_creator.shutil.which", lambda _: "ffmpeg"</w:t>
+      </w:r>
+    </w:p>
+    <w:p>
+      <w:pPr>
+        <w:pStyle w:val="CodeBlock"/>
+        <w:keepNext w:val="0"/>
+        <w:keepLines w:val="0"/>
+        <w:shd w:fill="F7F9FC"/>
+      </w:pPr>
+      <w:r>
+        <w:rPr>
+          <w:rFonts w:ascii="Consolas" w:hAnsi="Consolas" w:eastAsia="Microsoft YaHei"/>
+          <w:color w:val="111827"/>
+          <w:sz w:val="16"/>
+        </w:rPr>
+        <w:t>150      )</w:t>
+      </w:r>
+    </w:p>
+    <w:p>
+      <w:pPr>
+        <w:pStyle w:val="CodeBlock"/>
+        <w:keepNext w:val="0"/>
+        <w:keepLines w:val="0"/>
+        <w:shd w:fill="F7F9FC"/>
+      </w:pPr>
+      <w:r>
+        <w:rPr>
+          <w:rFonts w:ascii="Consolas" w:hAnsi="Consolas" w:eastAsia="Microsoft YaHei"/>
+          <w:color w:val="111827"/>
+          <w:sz w:val="16"/>
+        </w:rPr>
+        <w:t>151      monkeypatch.setattr("forgenote.podcasts.video_creator.subprocess.run", fake_run)</w:t>
+      </w:r>
+    </w:p>
+    <w:p>
+      <w:pPr>
+        <w:pStyle w:val="CodeBlock"/>
+        <w:keepNext w:val="0"/>
+        <w:keepLines w:val="0"/>
+        <w:shd w:fill="F7F9FC"/>
+      </w:pPr>
+      <w:r>
+        <w:rPr>
+          <w:rFonts w:ascii="Consolas" w:hAnsi="Consolas" w:eastAsia="Microsoft YaHei"/>
+          <w:color w:val="111827"/>
+          <w:sz w:val="16"/>
+        </w:rPr>
+        <w:t xml:space="preserve">152  </w:t>
+      </w:r>
+    </w:p>
+    <w:p>
+      <w:pPr>
+        <w:pStyle w:val="CodeBlock"/>
+        <w:keepNext w:val="0"/>
+        <w:keepLines w:val="0"/>
+        <w:shd w:fill="F7F9FC"/>
+      </w:pPr>
+      <w:r>
+        <w:rPr>
+          <w:rFonts w:ascii="Consolas" w:hAnsi="Consolas" w:eastAsia="Microsoft YaHei"/>
+          <w:color w:val="111827"/>
+          <w:sz w:val="16"/>
+        </w:rPr>
+        <w:t>153      result = compose_explainer_video(</w:t>
+      </w:r>
+    </w:p>
+    <w:p>
+      <w:pPr>
+        <w:pStyle w:val="CodeBlock"/>
+        <w:keepNext w:val="0"/>
+        <w:keepLines w:val="0"/>
+        <w:shd w:fill="F7F9FC"/>
+      </w:pPr>
+      <w:r>
+        <w:rPr>
+          <w:rFonts w:ascii="Consolas" w:hAnsi="Consolas" w:eastAsia="Microsoft YaHei"/>
+          <w:color w:val="111827"/>
+          <w:sz w:val="16"/>
+        </w:rPr>
+        <w:t>154          audio_path=audio_path,</w:t>
+      </w:r>
+    </w:p>
+    <w:p>
+      <w:pPr>
+        <w:pStyle w:val="CodeBlock"/>
+        <w:keepNext w:val="0"/>
+        <w:keepLines w:val="0"/>
+        <w:shd w:fill="F7F9FC"/>
+      </w:pPr>
+      <w:r>
+        <w:rPr>
+          <w:rFonts w:ascii="Consolas" w:hAnsi="Consolas" w:eastAsia="Microsoft YaHei"/>
+          <w:color w:val="111827"/>
+          <w:sz w:val="16"/>
+        </w:rPr>
+        <w:t>155          keyframes=[</w:t>
+      </w:r>
+    </w:p>
+    <w:p>
+      <w:pPr>
+        <w:pStyle w:val="CodeBlock"/>
+        <w:keepNext w:val="0"/>
+        <w:keepLines w:val="0"/>
+        <w:shd w:fill="F7F9FC"/>
+      </w:pPr>
+      <w:r>
+        <w:rPr>
+          <w:rFonts w:ascii="Consolas" w:hAnsi="Consolas" w:eastAsia="Microsoft YaHei"/>
+          <w:color w:val="111827"/>
+          <w:sz w:val="16"/>
+        </w:rPr>
+        <w:t>156              {"time_index": 0.0, "image_file": str(first)},</w:t>
+      </w:r>
+    </w:p>
+    <w:p>
+      <w:pPr>
+        <w:pStyle w:val="CodeBlock"/>
+        <w:keepNext w:val="0"/>
+        <w:keepLines w:val="0"/>
+        <w:shd w:fill="F7F9FC"/>
+      </w:pPr>
+      <w:r>
+        <w:rPr>
+          <w:rFonts w:ascii="Consolas" w:hAnsi="Consolas" w:eastAsia="Microsoft YaHei"/>
+          <w:color w:val="111827"/>
+          <w:sz w:val="16"/>
+        </w:rPr>
+        <w:t>157              {"time_index": 4.25, "image_file": str(second)},</w:t>
+      </w:r>
+    </w:p>
+    <w:p>
+      <w:pPr>
+        <w:pStyle w:val="CodeBlock"/>
+        <w:keepNext w:val="0"/>
+        <w:keepLines w:val="0"/>
+        <w:shd w:fill="F7F9FC"/>
+      </w:pPr>
+      <w:r>
+        <w:rPr>
+          <w:rFonts w:ascii="Consolas" w:hAnsi="Consolas" w:eastAsia="Microsoft YaHei"/>
+          <w:color w:val="111827"/>
+          <w:sz w:val="16"/>
+        </w:rPr>
+        <w:t>158          ],</w:t>
+      </w:r>
+    </w:p>
+    <w:p>
+      <w:pPr>
+        <w:pStyle w:val="CodeBlock"/>
+        <w:keepNext w:val="0"/>
+        <w:keepLines w:val="0"/>
+        <w:shd w:fill="F7F9FC"/>
+      </w:pPr>
+      <w:r>
+        <w:rPr>
+          <w:rFonts w:ascii="Consolas" w:hAnsi="Consolas" w:eastAsia="Microsoft YaHei"/>
+          <w:color w:val="111827"/>
+          <w:sz w:val="16"/>
+        </w:rPr>
+        <w:t>159          output_path=output_path,</w:t>
+      </w:r>
+    </w:p>
+    <w:p>
+      <w:pPr>
+        <w:pStyle w:val="CodeBlock"/>
+        <w:keepNext w:val="0"/>
+        <w:keepLines w:val="0"/>
+        <w:shd w:fill="F7F9FC"/>
+      </w:pPr>
+      <w:r>
+        <w:rPr>
+          <w:rFonts w:ascii="Consolas" w:hAnsi="Consolas" w:eastAsia="Microsoft YaHei"/>
+          <w:color w:val="111827"/>
+          <w:sz w:val="16"/>
+        </w:rPr>
+        <w:t>160          total_duration=10.0,</w:t>
+      </w:r>
+    </w:p>
+    <w:p>
+      <w:pPr>
+        <w:pStyle w:val="CodeBlock"/>
+        <w:keepNext w:val="0"/>
+        <w:keepLines w:val="0"/>
+        <w:shd w:fill="F7F9FC"/>
+      </w:pPr>
+      <w:r>
+        <w:rPr>
+          <w:rFonts w:ascii="Consolas" w:hAnsi="Consolas" w:eastAsia="Microsoft YaHei"/>
+          <w:color w:val="111827"/>
+          <w:sz w:val="16"/>
+        </w:rPr>
+        <w:t>161      )</w:t>
+      </w:r>
+    </w:p>
+    <w:p>
+      <w:pPr>
+        <w:pStyle w:val="CodeBlock"/>
+        <w:keepNext w:val="0"/>
+        <w:keepLines w:val="0"/>
+        <w:shd w:fill="F7F9FC"/>
+      </w:pPr>
+      <w:r>
+        <w:rPr>
+          <w:rFonts w:ascii="Consolas" w:hAnsi="Consolas" w:eastAsia="Microsoft YaHei"/>
+          <w:color w:val="111827"/>
+          <w:sz w:val="16"/>
+        </w:rPr>
+        <w:t xml:space="preserve">162  </w:t>
+      </w:r>
+    </w:p>
+    <w:p>
+      <w:pPr>
+        <w:pStyle w:val="CodeBlock"/>
+        <w:keepNext w:val="0"/>
+        <w:keepLines w:val="0"/>
+        <w:shd w:fill="F7F9FC"/>
+      </w:pPr>
+      <w:r>
+        <w:rPr>
+          <w:rFonts w:ascii="Consolas" w:hAnsi="Consolas" w:eastAsia="Microsoft YaHei"/>
+          <w:color w:val="111827"/>
+          <w:sz w:val="16"/>
+        </w:rPr>
+        <w:t>163      manifest = output_path.with_suffix(".ffconcat").read_text(encoding="utf-8")</w:t>
+      </w:r>
+    </w:p>
+    <w:p>
+      <w:pPr>
+        <w:pStyle w:val="CodeBlock"/>
+        <w:keepNext w:val="0"/>
+        <w:keepLines w:val="0"/>
+        <w:shd w:fill="F7F9FC"/>
+      </w:pPr>
+      <w:r>
+        <w:rPr>
+          <w:rFonts w:ascii="Consolas" w:hAnsi="Consolas" w:eastAsia="Microsoft YaHei"/>
+          <w:color w:val="111827"/>
+          <w:sz w:val="16"/>
+        </w:rPr>
+        <w:t>164      assert "duration 4.250" in manifest</w:t>
+      </w:r>
+    </w:p>
+    <w:p>
+      <w:pPr>
+        <w:pStyle w:val="CodeBlock"/>
+        <w:keepNext w:val="0"/>
+        <w:keepLines w:val="0"/>
+        <w:shd w:fill="F7F9FC"/>
+      </w:pPr>
+      <w:r>
+        <w:rPr>
+          <w:rFonts w:ascii="Consolas" w:hAnsi="Consolas" w:eastAsia="Microsoft YaHei"/>
+          <w:color w:val="111827"/>
+          <w:sz w:val="16"/>
+        </w:rPr>
+        <w:t>165      assert "duration 5.750" in manifest</w:t>
+      </w:r>
+    </w:p>
+    <w:p>
+      <w:pPr>
+        <w:pStyle w:val="CodeBlock"/>
+        <w:keepNext w:val="0"/>
+        <w:keepLines w:val="0"/>
+        <w:shd w:fill="F7F9FC"/>
+      </w:pPr>
+      <w:r>
+        <w:rPr>
+          <w:rFonts w:ascii="Consolas" w:hAnsi="Consolas" w:eastAsia="Microsoft YaHei"/>
+          <w:color w:val="111827"/>
+          <w:sz w:val="16"/>
+        </w:rPr>
+        <w:t>166      assert str(audio_path) in calls[0][0]</w:t>
+      </w:r>
+    </w:p>
+    <w:p>
+      <w:pPr>
+        <w:pStyle w:val="CodeBlock"/>
+        <w:keepNext w:val="0"/>
+        <w:keepLines w:val="0"/>
+        <w:shd w:fill="F7F9FC"/>
+      </w:pPr>
+      <w:r>
+        <w:rPr>
+          <w:rFonts w:ascii="Consolas" w:hAnsi="Consolas" w:eastAsia="Microsoft YaHei"/>
+          <w:color w:val="111827"/>
+          <w:sz w:val="16"/>
+        </w:rPr>
+        <w:t>167      assert calls[0][0][-1] == str(output_path)</w:t>
+      </w:r>
+    </w:p>
+    <w:p>
+      <w:pPr>
+        <w:pStyle w:val="CodeBlock"/>
+        <w:keepNext w:val="0"/>
+        <w:keepLines w:val="0"/>
+        <w:shd w:fill="F7F9FC"/>
+      </w:pPr>
+      <w:r>
+        <w:rPr>
+          <w:rFonts w:ascii="Consolas" w:hAnsi="Consolas" w:eastAsia="Microsoft YaHei"/>
+          <w:color w:val="111827"/>
+          <w:sz w:val="16"/>
+        </w:rPr>
+        <w:t>168      assert result.read_bytes() == b"mp4"</w:t>
+      </w:r>
+    </w:p>
+    <w:p>
+      <w:pPr>
+        <w:pStyle w:val="CodeBlock"/>
+        <w:keepNext w:val="0"/>
+        <w:keepLines w:val="0"/>
+        <w:shd w:fill="F7F9FC"/>
+      </w:pPr>
+      <w:r>
+        <w:rPr>
+          <w:rFonts w:ascii="Consolas" w:hAnsi="Consolas" w:eastAsia="Microsoft YaHei"/>
+          <w:color w:val="111827"/>
+          <w:sz w:val="16"/>
+        </w:rPr>
+        <w:t xml:space="preserve">169  </w:t>
+      </w:r>
+    </w:p>
+    <w:p>
+      <w:pPr>
+        <w:pStyle w:val="CodeBlock"/>
+        <w:keepNext w:val="0"/>
+        <w:keepLines w:val="0"/>
+        <w:shd w:fill="F7F9FC"/>
+      </w:pPr>
+      <w:r>
+        <w:rPr>
+          <w:rFonts w:ascii="Consolas" w:hAnsi="Consolas" w:eastAsia="Microsoft YaHei"/>
+          <w:color w:val="111827"/>
+          <w:sz w:val="16"/>
+        </w:rPr>
+        <w:t xml:space="preserve">170  </w:t>
+      </w:r>
+    </w:p>
+    <w:p>
+      <w:pPr>
+        <w:pStyle w:val="CodeBlock"/>
+        <w:keepNext w:val="0"/>
+        <w:keepLines w:val="0"/>
+        <w:shd w:fill="F7F9FC"/>
+      </w:pPr>
+      <w:r>
+        <w:rPr>
+          <w:rFonts w:ascii="Consolas" w:hAnsi="Consolas" w:eastAsia="Microsoft YaHei"/>
+          <w:color w:val="111827"/>
+          <w:sz w:val="16"/>
+        </w:rPr>
+        <w:t>171  @pytest.mark.skipif(shutil.which("ffmpeg") is None, reason="FFmpeg is not installed")</w:t>
+      </w:r>
+    </w:p>
+    <w:p>
+      <w:pPr>
+        <w:pStyle w:val="CodeBlock"/>
+        <w:keepNext w:val="0"/>
+        <w:keepLines w:val="0"/>
+        <w:shd w:fill="F7F9FC"/>
+      </w:pPr>
+      <w:r>
+        <w:rPr>
+          <w:rFonts w:ascii="Consolas" w:hAnsi="Consolas" w:eastAsia="Microsoft YaHei"/>
+          <w:color w:val="111827"/>
+          <w:sz w:val="16"/>
+        </w:rPr>
+        <w:t>172  def test_real_ffmpeg_builds_playable_mp4_without_video_api(tmp_path):</w:t>
+      </w:r>
+    </w:p>
+    <w:p>
+      <w:pPr>
+        <w:pStyle w:val="CodeBlock"/>
+        <w:keepNext w:val="0"/>
+        <w:keepLines w:val="0"/>
+        <w:shd w:fill="F7F9FC"/>
+      </w:pPr>
+      <w:r>
+        <w:rPr>
+          <w:rFonts w:ascii="Consolas" w:hAnsi="Consolas" w:eastAsia="Microsoft YaHei"/>
+          <w:color w:val="111827"/>
+          <w:sz w:val="16"/>
+        </w:rPr>
+        <w:t>173      project_root = Path(__file__).resolve().parents[1]</w:t>
+      </w:r>
+    </w:p>
+    <w:p>
+      <w:pPr>
+        <w:pStyle w:val="CodeBlock"/>
+        <w:keepNext w:val="0"/>
+        <w:keepLines w:val="0"/>
+        <w:shd w:fill="F7F9FC"/>
+      </w:pPr>
+      <w:r>
+        <w:rPr>
+          <w:rFonts w:ascii="Consolas" w:hAnsi="Consolas" w:eastAsia="Microsoft YaHei"/>
+          <w:color w:val="111827"/>
+          <w:sz w:val="16"/>
+        </w:rPr>
+        <w:t>174      audio_path = project_root / "forgenote" / "ai" / "assets" / "test_speech.mp3"</w:t>
+      </w:r>
+    </w:p>
+    <w:p>
+      <w:pPr>
+        <w:pStyle w:val="CodeBlock"/>
+        <w:keepNext w:val="0"/>
+        <w:keepLines w:val="0"/>
+        <w:shd w:fill="F7F9FC"/>
+      </w:pPr>
+      <w:r>
+        <w:rPr>
+          <w:rFonts w:ascii="Consolas" w:hAnsi="Consolas" w:eastAsia="Microsoft YaHei"/>
+          <w:color w:val="111827"/>
+          <w:sz w:val="16"/>
+        </w:rPr>
+        <w:t>175      frame_one = project_root / "docs" / "assets" / "screenshot-learning-workspace.png"</w:t>
+      </w:r>
+    </w:p>
+    <w:p>
+      <w:pPr>
+        <w:pStyle w:val="CodeBlock"/>
+        <w:keepNext w:val="0"/>
+        <w:keepLines w:val="0"/>
+        <w:shd w:fill="F7F9FC"/>
+      </w:pPr>
+      <w:r>
+        <w:rPr>
+          <w:rFonts w:ascii="Consolas" w:hAnsi="Consolas" w:eastAsia="Microsoft YaHei"/>
+          <w:color w:val="111827"/>
+          <w:sz w:val="16"/>
+        </w:rPr>
+        <w:t>176      frame_two = project_root / "docs" / "assets" / "screenshot-model-settings.png"</w:t>
+      </w:r>
+    </w:p>
+    <w:p>
+      <w:pPr>
+        <w:pStyle w:val="CodeBlock"/>
+        <w:keepNext w:val="0"/>
+        <w:keepLines w:val="0"/>
+        <w:shd w:fill="F7F9FC"/>
+      </w:pPr>
+      <w:r>
+        <w:rPr>
+          <w:rFonts w:ascii="Consolas" w:hAnsi="Consolas" w:eastAsia="Microsoft YaHei"/>
+          <w:color w:val="111827"/>
+          <w:sz w:val="16"/>
+        </w:rPr>
+        <w:t>177      duration = get_audio_duration_seconds(audio_path)</w:t>
+      </w:r>
+    </w:p>
+    <w:p>
+      <w:pPr>
+        <w:pStyle w:val="CodeBlock"/>
+        <w:keepNext w:val="0"/>
+        <w:keepLines w:val="0"/>
+        <w:shd w:fill="F7F9FC"/>
+      </w:pPr>
+      <w:r>
+        <w:rPr>
+          <w:rFonts w:ascii="Consolas" w:hAnsi="Consolas" w:eastAsia="Microsoft YaHei"/>
+          <w:color w:val="111827"/>
+          <w:sz w:val="16"/>
+        </w:rPr>
+        <w:t>178      output_path = tmp_path / "real-explainer.mp4"</w:t>
+      </w:r>
+    </w:p>
+    <w:p>
+      <w:pPr>
+        <w:pStyle w:val="CodeBlock"/>
+        <w:keepNext w:val="0"/>
+        <w:keepLines w:val="0"/>
+        <w:shd w:fill="F7F9FC"/>
+      </w:pPr>
+      <w:r>
+        <w:rPr>
+          <w:rFonts w:ascii="Consolas" w:hAnsi="Consolas" w:eastAsia="Microsoft YaHei"/>
+          <w:color w:val="111827"/>
+          <w:sz w:val="16"/>
+        </w:rPr>
+        <w:t xml:space="preserve">179  </w:t>
+      </w:r>
+    </w:p>
+    <w:p>
+      <w:pPr>
+        <w:pStyle w:val="CodeBlock"/>
+        <w:keepNext w:val="0"/>
+        <w:keepLines w:val="0"/>
+        <w:shd w:fill="F7F9FC"/>
+      </w:pPr>
+      <w:r>
+        <w:rPr>
+          <w:rFonts w:ascii="Consolas" w:hAnsi="Consolas" w:eastAsia="Microsoft YaHei"/>
+          <w:color w:val="111827"/>
+          <w:sz w:val="16"/>
+        </w:rPr>
+        <w:t>180      result = compose_explainer_video(</w:t>
+      </w:r>
+    </w:p>
+    <w:p>
+      <w:pPr>
+        <w:pStyle w:val="CodeBlock"/>
+        <w:keepNext w:val="0"/>
+        <w:keepLines w:val="0"/>
+        <w:shd w:fill="F7F9FC"/>
+      </w:pPr>
+      <w:r>
+        <w:rPr>
+          <w:rFonts w:ascii="Consolas" w:hAnsi="Consolas" w:eastAsia="Microsoft YaHei"/>
+          <w:color w:val="111827"/>
+          <w:sz w:val="16"/>
+        </w:rPr>
+        <w:t>181          audio_path=audio_path,</w:t>
+      </w:r>
+    </w:p>
+    <w:p>
+      <w:pPr>
+        <w:pStyle w:val="CodeBlock"/>
+        <w:keepNext w:val="0"/>
+        <w:keepLines w:val="0"/>
+        <w:shd w:fill="F7F9FC"/>
+      </w:pPr>
+      <w:r>
+        <w:rPr>
+          <w:rFonts w:ascii="Consolas" w:hAnsi="Consolas" w:eastAsia="Microsoft YaHei"/>
+          <w:color w:val="111827"/>
+          <w:sz w:val="16"/>
+        </w:rPr>
+        <w:t>182          keyframes=[</w:t>
+      </w:r>
+    </w:p>
+    <w:p>
+      <w:pPr>
+        <w:pStyle w:val="CodeBlock"/>
+        <w:keepNext w:val="0"/>
+        <w:keepLines w:val="0"/>
+        <w:shd w:fill="F7F9FC"/>
+      </w:pPr>
+      <w:r>
+        <w:rPr>
+          <w:rFonts w:ascii="Consolas" w:hAnsi="Consolas" w:eastAsia="Microsoft YaHei"/>
+          <w:color w:val="111827"/>
+          <w:sz w:val="16"/>
+        </w:rPr>
+        <w:t>183              {"time_index": 0.0, "image_file": str(frame_one)},</w:t>
+      </w:r>
+    </w:p>
+    <w:p>
+      <w:pPr>
+        <w:pStyle w:val="CodeBlock"/>
+        <w:keepNext w:val="0"/>
+        <w:keepLines w:val="0"/>
+        <w:shd w:fill="F7F9FC"/>
+      </w:pPr>
+      <w:r>
+        <w:rPr>
+          <w:rFonts w:ascii="Consolas" w:hAnsi="Consolas" w:eastAsia="Microsoft YaHei"/>
+          <w:color w:val="111827"/>
+          <w:sz w:val="16"/>
+        </w:rPr>
+        <w:t>184              {</w:t>
+      </w:r>
+    </w:p>
+    <w:p>
+      <w:pPr>
+        <w:pStyle w:val="CodeBlock"/>
+        <w:keepNext w:val="0"/>
+        <w:keepLines w:val="0"/>
+        <w:shd w:fill="F7F9FC"/>
+      </w:pPr>
+      <w:r>
+        <w:rPr>
+          <w:rFonts w:ascii="Consolas" w:hAnsi="Consolas" w:eastAsia="Microsoft YaHei"/>
+          <w:color w:val="111827"/>
+          <w:sz w:val="16"/>
+        </w:rPr>
+        <w:t>185                  "time_index": max(0.1, duration / 2),</w:t>
+      </w:r>
+    </w:p>
+    <w:p>
+      <w:pPr>
+        <w:pStyle w:val="CodeBlock"/>
+        <w:keepNext w:val="0"/>
+        <w:keepLines w:val="0"/>
+        <w:shd w:fill="F7F9FC"/>
+      </w:pPr>
+      <w:r>
+        <w:rPr>
+          <w:rFonts w:ascii="Consolas" w:hAnsi="Consolas" w:eastAsia="Microsoft YaHei"/>
+          <w:color w:val="111827"/>
+          <w:sz w:val="16"/>
+        </w:rPr>
+        <w:t>186                  "image_file": str(frame_two),</w:t>
+      </w:r>
+    </w:p>
+    <w:p>
+      <w:pPr>
+        <w:pStyle w:val="CodeBlock"/>
+        <w:keepNext w:val="0"/>
+        <w:keepLines w:val="0"/>
+        <w:shd w:fill="F7F9FC"/>
+      </w:pPr>
+      <w:r>
+        <w:rPr>
+          <w:rFonts w:ascii="Consolas" w:hAnsi="Consolas" w:eastAsia="Microsoft YaHei"/>
+          <w:color w:val="111827"/>
+          <w:sz w:val="16"/>
+        </w:rPr>
+        <w:t>187              },</w:t>
+      </w:r>
+    </w:p>
+    <w:p>
+      <w:pPr>
+        <w:pStyle w:val="CodeBlock"/>
+        <w:keepNext w:val="0"/>
+        <w:keepLines w:val="0"/>
+        <w:shd w:fill="F7F9FC"/>
+      </w:pPr>
+      <w:r>
+        <w:rPr>
+          <w:rFonts w:ascii="Consolas" w:hAnsi="Consolas" w:eastAsia="Microsoft YaHei"/>
+          <w:color w:val="111827"/>
+          <w:sz w:val="16"/>
+        </w:rPr>
+        <w:t>188          ],</w:t>
+      </w:r>
+    </w:p>
+    <w:p>
+      <w:pPr>
+        <w:pStyle w:val="CodeBlock"/>
+        <w:keepNext w:val="0"/>
+        <w:keepLines w:val="0"/>
+        <w:shd w:fill="F7F9FC"/>
+      </w:pPr>
+      <w:r>
+        <w:rPr>
+          <w:rFonts w:ascii="Consolas" w:hAnsi="Consolas" w:eastAsia="Microsoft YaHei"/>
+          <w:color w:val="111827"/>
+          <w:sz w:val="16"/>
+        </w:rPr>
+        <w:t>189          output_path=output_path,</w:t>
+      </w:r>
+    </w:p>
+    <w:p>
+      <w:pPr>
+        <w:pStyle w:val="CodeBlock"/>
+        <w:keepNext w:val="0"/>
+        <w:keepLines w:val="0"/>
+        <w:shd w:fill="F7F9FC"/>
+      </w:pPr>
+      <w:r>
+        <w:rPr>
+          <w:rFonts w:ascii="Consolas" w:hAnsi="Consolas" w:eastAsia="Microsoft YaHei"/>
+          <w:color w:val="111827"/>
+          <w:sz w:val="16"/>
+        </w:rPr>
+        <w:t>190          total_duration=duration,</w:t>
+      </w:r>
+    </w:p>
+    <w:p>
+      <w:pPr>
+        <w:pStyle w:val="CodeBlock"/>
+        <w:keepNext w:val="0"/>
+        <w:keepLines w:val="0"/>
+        <w:shd w:fill="F7F9FC"/>
+      </w:pPr>
+      <w:r>
+        <w:rPr>
+          <w:rFonts w:ascii="Consolas" w:hAnsi="Consolas" w:eastAsia="Microsoft YaHei"/>
+          <w:color w:val="111827"/>
+          <w:sz w:val="16"/>
+        </w:rPr>
+        <w:t>191      )</w:t>
+      </w:r>
+    </w:p>
+    <w:p>
+      <w:pPr>
+        <w:pStyle w:val="CodeBlock"/>
+        <w:keepNext w:val="0"/>
+        <w:keepLines w:val="0"/>
+        <w:shd w:fill="F7F9FC"/>
+      </w:pPr>
+      <w:r>
+        <w:rPr>
+          <w:rFonts w:ascii="Consolas" w:hAnsi="Consolas" w:eastAsia="Microsoft YaHei"/>
+          <w:color w:val="111827"/>
+          <w:sz w:val="16"/>
+        </w:rPr>
+        <w:t xml:space="preserve">192  </w:t>
+      </w:r>
+    </w:p>
+    <w:p>
+      <w:pPr>
+        <w:pStyle w:val="CodeBlock"/>
+        <w:keepNext w:val="0"/>
+        <w:keepLines w:val="0"/>
+        <w:shd w:fill="F7F9FC"/>
+      </w:pPr>
+      <w:r>
+        <w:rPr>
+          <w:rFonts w:ascii="Consolas" w:hAnsi="Consolas" w:eastAsia="Microsoft YaHei"/>
+          <w:color w:val="111827"/>
+          <w:sz w:val="16"/>
+        </w:rPr>
+        <w:t>193      assert duration &gt; 0</w:t>
+      </w:r>
+    </w:p>
+    <w:p>
+      <w:pPr>
+        <w:pStyle w:val="CodeBlock"/>
+        <w:keepNext w:val="0"/>
+        <w:keepLines w:val="0"/>
+        <w:shd w:fill="F7F9FC"/>
+      </w:pPr>
+      <w:r>
+        <w:rPr>
+          <w:rFonts w:ascii="Consolas" w:hAnsi="Consolas" w:eastAsia="Microsoft YaHei"/>
+          <w:color w:val="111827"/>
+          <w:sz w:val="16"/>
+        </w:rPr>
+        <w:t>194      assert result.exists()</w:t>
+      </w:r>
+    </w:p>
+    <w:p>
+      <w:pPr>
+        <w:pStyle w:val="CodeBlock"/>
+        <w:keepNext w:val="0"/>
+        <w:keepLines w:val="0"/>
+        <w:shd w:fill="F7F9FC"/>
+      </w:pPr>
+      <w:r>
+        <w:rPr>
+          <w:rFonts w:ascii="Consolas" w:hAnsi="Consolas" w:eastAsia="Microsoft YaHei"/>
+          <w:color w:val="111827"/>
+          <w:sz w:val="16"/>
+        </w:rPr>
+        <w:t>195      assert result.stat().st_size &gt; 1_000</w:t>
+      </w:r>
+    </w:p>
+    <w:p>
+      <w:pPr>
+        <w:pStyle w:val="CodeBlock"/>
+        <w:keepNext w:val="0"/>
+        <w:keepLines w:val="0"/>
+        <w:shd w:fill="F7F9FC"/>
+      </w:pPr>
+      <w:r>
+        <w:rPr>
+          <w:rFonts w:ascii="Consolas" w:hAnsi="Consolas" w:eastAsia="Microsoft YaHei"/>
+          <w:color w:val="111827"/>
+          <w:sz w:val="16"/>
+        </w:rPr>
+        <w:t xml:space="preserve">196  </w:t>
+      </w:r>
+    </w:p>
+    <w:p>
+      <w:pPr>
+        <w:pStyle w:val="CodeBlock"/>
+        <w:keepNext w:val="0"/>
+        <w:keepLines w:val="0"/>
+        <w:shd w:fill="F7F9FC"/>
+      </w:pPr>
+      <w:r>
+        <w:rPr>
+          <w:rFonts w:ascii="Consolas" w:hAnsi="Consolas" w:eastAsia="Microsoft YaHei"/>
+          <w:color w:val="111827"/>
+          <w:sz w:val="16"/>
+        </w:rPr>
+        <w:t xml:space="preserve">197  </w:t>
+      </w:r>
+    </w:p>
+    <w:p>
+      <w:pPr>
+        <w:pStyle w:val="CodeBlock"/>
+        <w:keepNext w:val="0"/>
+        <w:keepLines w:val="0"/>
+        <w:shd w:fill="F7F9FC"/>
+      </w:pPr>
+      <w:r>
+        <w:rPr>
+          <w:rFonts w:ascii="Consolas" w:hAnsi="Consolas" w:eastAsia="Microsoft YaHei"/>
+          <w:color w:val="111827"/>
+          <w:sz w:val="16"/>
+        </w:rPr>
+        <w:t>198  def test_podcast_request_keeps_video_generation_opt_in():</w:t>
+      </w:r>
+    </w:p>
+    <w:p>
+      <w:pPr>
+        <w:pStyle w:val="CodeBlock"/>
+        <w:keepNext w:val="0"/>
+        <w:keepLines w:val="0"/>
+        <w:shd w:fill="F7F9FC"/>
+      </w:pPr>
+      <w:r>
+        <w:rPr>
+          <w:rFonts w:ascii="Consolas" w:hAnsi="Consolas" w:eastAsia="Microsoft YaHei"/>
+          <w:color w:val="111827"/>
+          <w:sz w:val="16"/>
+        </w:rPr>
+        <w:t>199      regular = PodcastGenerationRequest(</w:t>
+      </w:r>
+    </w:p>
+    <w:p>
+      <w:pPr>
+        <w:pStyle w:val="CodeBlock"/>
+        <w:keepNext w:val="0"/>
+        <w:keepLines w:val="0"/>
+        <w:shd w:fill="F7F9FC"/>
+      </w:pPr>
+      <w:r>
+        <w:rPr>
+          <w:rFonts w:ascii="Consolas" w:hAnsi="Consolas" w:eastAsia="Microsoft YaHei"/>
+          <w:color w:val="111827"/>
+          <w:sz w:val="16"/>
+        </w:rPr>
+        <w:t>200          episode_profile="study",</w:t>
+      </w:r>
+    </w:p>
+    <w:p>
+      <w:pPr>
+        <w:pStyle w:val="CodeBlock"/>
+        <w:keepNext w:val="0"/>
+        <w:keepLines w:val="0"/>
+        <w:shd w:fill="F7F9FC"/>
+      </w:pPr>
+      <w:r>
+        <w:rPr>
+          <w:rFonts w:ascii="Consolas" w:hAnsi="Consolas" w:eastAsia="Microsoft YaHei"/>
+          <w:color w:val="111827"/>
+          <w:sz w:val="16"/>
+        </w:rPr>
+        <w:t>201          speaker_profile="solo",</w:t>
+      </w:r>
+    </w:p>
+    <w:p>
+      <w:pPr>
+        <w:pStyle w:val="CodeBlock"/>
+        <w:keepNext w:val="0"/>
+        <w:keepLines w:val="0"/>
+        <w:shd w:fill="F7F9FC"/>
+      </w:pPr>
+      <w:r>
+        <w:rPr>
+          <w:rFonts w:ascii="Consolas" w:hAnsi="Consolas" w:eastAsia="Microsoft YaHei"/>
+          <w:color w:val="111827"/>
+          <w:sz w:val="16"/>
+        </w:rPr>
+        <w:t>202          episode_name="regular",</w:t>
+      </w:r>
+    </w:p>
+    <w:p>
+      <w:pPr>
+        <w:pStyle w:val="CodeBlock"/>
+        <w:keepNext w:val="0"/>
+        <w:keepLines w:val="0"/>
+        <w:shd w:fill="F7F9FC"/>
+      </w:pPr>
+      <w:r>
+        <w:rPr>
+          <w:rFonts w:ascii="Consolas" w:hAnsi="Consolas" w:eastAsia="Microsoft YaHei"/>
+          <w:color w:val="111827"/>
+          <w:sz w:val="16"/>
+        </w:rPr>
+        <w:t>203          content="course material",</w:t>
+      </w:r>
+    </w:p>
+    <w:p>
+      <w:pPr>
+        <w:pStyle w:val="CodeBlock"/>
+        <w:keepNext w:val="0"/>
+        <w:keepLines w:val="0"/>
+        <w:shd w:fill="F7F9FC"/>
+      </w:pPr>
+      <w:r>
+        <w:rPr>
+          <w:rFonts w:ascii="Consolas" w:hAnsi="Consolas" w:eastAsia="Microsoft YaHei"/>
+          <w:color w:val="111827"/>
+          <w:sz w:val="16"/>
+        </w:rPr>
+        <w:t>204      )</w:t>
+      </w:r>
+    </w:p>
+    <w:p>
+      <w:pPr>
+        <w:pStyle w:val="CodeBlock"/>
+        <w:keepNext w:val="0"/>
+        <w:keepLines w:val="0"/>
+        <w:shd w:fill="F7F9FC"/>
+      </w:pPr>
+      <w:r>
+        <w:rPr>
+          <w:rFonts w:ascii="Consolas" w:hAnsi="Consolas" w:eastAsia="Microsoft YaHei"/>
+          <w:color w:val="111827"/>
+          <w:sz w:val="16"/>
+        </w:rPr>
+        <w:t>205      explainer = regular.model_copy(update={"generate_video": True})</w:t>
+      </w:r>
+    </w:p>
+    <w:p>
+      <w:pPr>
+        <w:pStyle w:val="CodeBlock"/>
+        <w:keepNext w:val="0"/>
+        <w:keepLines w:val="0"/>
+        <w:shd w:fill="F7F9FC"/>
+      </w:pPr>
+      <w:r>
+        <w:rPr>
+          <w:rFonts w:ascii="Consolas" w:hAnsi="Consolas" w:eastAsia="Microsoft YaHei"/>
+          <w:color w:val="111827"/>
+          <w:sz w:val="16"/>
+        </w:rPr>
+        <w:t xml:space="preserve">206  </w:t>
+      </w:r>
+    </w:p>
+    <w:p>
+      <w:pPr>
+        <w:pStyle w:val="CodeBlock"/>
+        <w:keepNext w:val="0"/>
+        <w:keepLines w:val="0"/>
+        <w:shd w:fill="F7F9FC"/>
+      </w:pPr>
+      <w:r>
+        <w:rPr>
+          <w:rFonts w:ascii="Consolas" w:hAnsi="Consolas" w:eastAsia="Microsoft YaHei"/>
+          <w:color w:val="111827"/>
+          <w:sz w:val="16"/>
+        </w:rPr>
+        <w:t>207      assert regular.generate_video is False</w:t>
+      </w:r>
+    </w:p>
+    <w:p>
+      <w:pPr>
+        <w:pStyle w:val="CodeBlock"/>
+        <w:keepNext w:val="0"/>
+        <w:keepLines w:val="0"/>
+        <w:shd w:fill="F7F9FC"/>
+      </w:pPr>
+      <w:r>
+        <w:rPr>
+          <w:rFonts w:ascii="Consolas" w:hAnsi="Consolas" w:eastAsia="Microsoft YaHei"/>
+          <w:color w:val="111827"/>
+          <w:sz w:val="16"/>
+        </w:rPr>
+        <w:t>208      assert explainer.generate_video is True</w:t>
+      </w:r>
+    </w:p>
+    <w:p>
+      <w:pPr>
+        <w:pStyle w:val="Heading1"/>
+      </w:pPr>
+      <w:r>
+        <w:t>附录 D：讲解视频专项通过截图</w:t>
+      </w:r>
+    </w:p>
+    <w:p>
+      <w:pPr>
+        <w:spacing w:after="0"/>
+        <w:jc w:val="center"/>
+      </w:pPr>
+      <w:r>
+        <w:drawing>
+          <wp:inline xmlns:a="http://schemas.openxmlformats.org/drawingml/2006/main" xmlns:pic="http://schemas.openxmlformats.org/drawingml/2006/picture">
+            <wp:extent cx="5897880" cy="3317557"/>
+            <wp:docPr id="2" name="Picture 2"/>
+            <wp:cNvGraphicFramePr>
+              <a:graphicFrameLocks noChangeAspect="1"/>
+            </wp:cNvGraphicFramePr>
+            <a:graphic>
+              <a:graphicData uri="http://schemas.openxmlformats.org/drawingml/2006/picture">
+                <pic:pic>
+                  <pic:nvPicPr>
+                    <pic:cNvPr id="0" name="explainer-video-test-report.png"/>
+                    <pic:cNvPicPr/>
+                  </pic:nvPicPr>
+                  <pic:blipFill>
+                    <a:blip r:embed="rId12"/>
+                    <a:stretch>
+                      <a:fillRect/>
+                    </a:stretch>
+                  </pic:blipFill>
+                  <pic:spPr>
+                    <a:xfrm>
+                      <a:off x="0" y="0"/>
+                      <a:ext cx="5897880" cy="3317557"/>
+                    </a:xfrm>
+                    <a:prstGeom prst="rect"/>
+                  </pic:spPr>
+                </pic:pic>
+              </a:graphicData>
+            </a:graphic>
+          </wp:inline>
+        </w:drawing>
+      </w:r>
+    </w:p>
+    <w:p>
+      <w:pPr>
+        <w:pStyle w:val="Caption"/>
+      </w:pPr>
+      <w:r>
+        <w:t>图 D-1 2026-07-19 讲解视频专项：8/8 通过</w:t>
+      </w:r>
+    </w:p>
+    <w:p>
+      <w:pPr>
+        <w:spacing w:after="0"/>
+        <w:jc w:val="center"/>
+      </w:pPr>
+      <w:r>
+        <w:drawing>
+          <wp:inline xmlns:a="http://schemas.openxmlformats.org/drawingml/2006/main" xmlns:pic="http://schemas.openxmlformats.org/drawingml/2006/picture">
+            <wp:extent cx="5897880" cy="3317557"/>
+            <wp:docPr id="3" name="Picture 3"/>
+            <wp:cNvGraphicFramePr>
+              <a:graphicFrameLocks noChangeAspect="1"/>
+            </wp:cNvGraphicFramePr>
+            <a:graphic>
+              <a:graphicData uri="http://schemas.openxmlformats.org/drawingml/2006/picture">
+                <pic:pic>
+                  <pic:nvPicPr>
+                    <pic:cNvPr id="0" name="screenshot-explainer-video-details.png"/>
+                    <pic:cNvPicPr/>
+                  </pic:nvPicPr>
+                  <pic:blipFill>
+                    <a:blip r:embed="rId13"/>
+                    <a:stretch>
+                      <a:fillRect/>
+                    </a:stretch>
+                  </pic:blipFill>
+                  <pic:spPr>
+                    <a:xfrm>
+                      <a:off x="0" y="0"/>
+                      <a:ext cx="5897880" cy="3317557"/>
+                    </a:xfrm>
+                    <a:prstGeom prst="rect"/>
+                  </pic:spPr>
+                </pic:pic>
+              </a:graphicData>
+            </a:graphic>
+          </wp:inline>
+        </w:drawing>
+      </w:r>
+    </w:p>
+    <w:p>
+      <w:pPr>
+        <w:pStyle w:val="Caption"/>
+      </w:pPr>
+      <w:r>
+        <w:t>图 D-2 高清界面：已完成单集展示讲解视频标识与真实时间轴关键画面数量</w:t>
       </w:r>
     </w:p>
     <w:sectPr>
